--- a/Documentation/Business case template.docx
+++ b/Documentation/Business case template.docx
@@ -1,6 +1,6 @@
 
 <file path=word/document.xml><?xml version="1.0" encoding="utf-8"?>
-<w:document xmlns:wpc="http://schemas.microsoft.com/office/word/2010/wordprocessingCanvas" xmlns:cx="http://schemas.microsoft.com/office/drawing/2014/chartex" xmlns:cx1="http://schemas.microsoft.com/office/drawing/2015/9/8/chartex" xmlns:cx2="http://schemas.microsoft.com/office/drawing/2015/10/21/chartex" xmlns:cx3="http://schemas.microsoft.com/office/drawing/2016/5/9/chartex" xmlns:cx4="http://schemas.microsoft.com/office/drawing/2016/5/10/chartex" xmlns:cx5="http://schemas.microsoft.com/office/drawing/2016/5/11/chartex" xmlns:cx6="http://schemas.microsoft.com/office/drawing/2016/5/12/chartex" xmlns:cx7="http://schemas.microsoft.com/office/drawing/2016/5/13/chartex" xmlns:cx8="http://schemas.microsoft.com/office/drawing/2016/5/14/chartex" xmlns:mc="http://schemas.openxmlformats.org/markup-compatibility/2006" xmlns:aink="http://schemas.microsoft.com/office/drawing/2016/ink" xmlns:am3d="http://schemas.microsoft.com/office/drawing/2017/model3d" xmlns:o="urn:schemas-microsoft-com:office:office" xmlns:r="http://schemas.openxmlformats.org/officeDocument/2006/relationships" xmlns:m="http://schemas.openxmlformats.org/officeDocument/2006/math" xmlns:v="urn:schemas-microsoft-com:vml" xmlns:wp14="http://schemas.microsoft.com/office/word/2010/wordprocessingDrawing" xmlns:wp="http://schemas.openxmlformats.org/drawingml/2006/wordprocessingDrawing" xmlns:w10="urn:schemas-microsoft-com:office:word" xmlns:w="http://schemas.openxmlformats.org/wordprocessingml/2006/main" xmlns:w14="http://schemas.microsoft.com/office/word/2010/wordml" xmlns:w15="http://schemas.microsoft.com/office/word/2012/wordml" xmlns:w16cex="http://schemas.microsoft.com/office/word/2018/wordml/cex" xmlns:w16cid="http://schemas.microsoft.com/office/word/2016/wordml/cid" xmlns:w16="http://schemas.microsoft.com/office/word/2018/wordml" xmlns:w16sdtdh="http://schemas.microsoft.com/office/word/2020/wordml/sdtdatahash" xmlns:w16se="http://schemas.microsoft.com/office/word/2015/wordml/symex" xmlns:wpg="http://schemas.microsoft.com/office/word/2010/wordprocessingGroup" xmlns:wpi="http://schemas.microsoft.com/office/word/2010/wordprocessingInk" xmlns:wne="http://schemas.microsoft.com/office/word/2006/wordml" xmlns:wps="http://schemas.microsoft.com/office/word/2010/wordprocessingShape" mc:Ignorable="w14 w15 w16se w16cid w16 w16cex w16sdtdh wp14">
+<w:document xmlns:wpc="http://schemas.microsoft.com/office/word/2010/wordprocessingCanvas" xmlns:cx="http://schemas.microsoft.com/office/drawing/2014/chartex" xmlns:cx1="http://schemas.microsoft.com/office/drawing/2015/9/8/chartex" xmlns:cx2="http://schemas.microsoft.com/office/drawing/2015/10/21/chartex" xmlns:cx3="http://schemas.microsoft.com/office/drawing/2016/5/9/chartex" xmlns:cx4="http://schemas.microsoft.com/office/drawing/2016/5/10/chartex" xmlns:cx5="http://schemas.microsoft.com/office/drawing/2016/5/11/chartex" xmlns:cx6="http://schemas.microsoft.com/office/drawing/2016/5/12/chartex" xmlns:cx7="http://schemas.microsoft.com/office/drawing/2016/5/13/chartex" xmlns:cx8="http://schemas.microsoft.com/office/drawing/2016/5/14/chartex" xmlns:mc="http://schemas.openxmlformats.org/markup-compatibility/2006" xmlns:aink="http://schemas.microsoft.com/office/drawing/2016/ink" xmlns:am3d="http://schemas.microsoft.com/office/drawing/2017/model3d" xmlns:o="urn:schemas-microsoft-com:office:office" xmlns:r="http://schemas.openxmlformats.org/officeDocument/2006/relationships" xmlns:m="http://schemas.openxmlformats.org/officeDocument/2006/math" xmlns:v="urn:schemas-microsoft-com:vml" xmlns:wp14="http://schemas.microsoft.com/office/word/2010/wordprocessingDrawing" xmlns:wp="http://schemas.openxmlformats.org/drawingml/2006/wordprocessingDrawing" xmlns:w10="urn:schemas-microsoft-com:office:word" xmlns:w="http://schemas.openxmlformats.org/wordprocessingml/2006/main" xmlns:w14="http://schemas.microsoft.com/office/word/2010/wordml" xmlns:w15="http://schemas.microsoft.com/office/word/2012/wordml" xmlns:w16cid="http://schemas.microsoft.com/office/word/2016/wordml/cid" xmlns:w16se="http://schemas.microsoft.com/office/word/2015/wordml/symex" xmlns:wpg="http://schemas.microsoft.com/office/word/2010/wordprocessingGroup" xmlns:wpi="http://schemas.microsoft.com/office/word/2010/wordprocessingInk" xmlns:wne="http://schemas.microsoft.com/office/word/2006/wordml" xmlns:wps="http://schemas.microsoft.com/office/word/2010/wordprocessingShape" mc:Ignorable="w14 w15 w16se w16cid wp14">
   <w:body>
     <w:p>
       <w:pPr>
@@ -89,21 +89,7 @@
         <w:rPr>
           <w:lang w:val="en-GB"/>
         </w:rPr>
-        <w:t xml:space="preserve">The heading above is just a placeholder.  You need to provide a heading which draws attention to your actual problem, </w:t>
-      </w:r>
-      <w:proofErr w:type="gramStart"/>
-      <w:r>
-        <w:rPr>
-          <w:lang w:val="en-GB"/>
-        </w:rPr>
-        <w:t>e.g.</w:t>
-      </w:r>
-      <w:proofErr w:type="gramEnd"/>
-      <w:r>
-        <w:rPr>
-          <w:lang w:val="en-GB"/>
-        </w:rPr>
-        <w:t xml:space="preserve"> “Healthcare worker patient notes”.  This section should provide a general description of the problem you are addressing.  Include information such as:</w:t>
+        <w:t>The heading above is just a placeholder.  You need to provide a heading which draws attention to your actual problem, e.g. “Healthcare worker patient notes”.  This section should provide a general description of the problem you are addressing.  Include information such as:</w:t>
       </w:r>
     </w:p>
     <w:p>
@@ -141,21 +127,7 @@
         <w:rPr>
           <w:lang w:val="en-GB"/>
         </w:rPr>
-        <w:t>The domain of the problem (</w:t>
-      </w:r>
-      <w:proofErr w:type="gramStart"/>
-      <w:r>
-        <w:rPr>
-          <w:lang w:val="en-GB"/>
-        </w:rPr>
-        <w:t>i.e.</w:t>
-      </w:r>
-      <w:proofErr w:type="gramEnd"/>
-      <w:r>
-        <w:rPr>
-          <w:lang w:val="en-GB"/>
-        </w:rPr>
-        <w:t xml:space="preserve"> where it takes place)</w:t>
+        <w:t>The domain of the problem (i.e. where it takes place)</w:t>
       </w:r>
     </w:p>
     <w:p>
@@ -247,17 +219,20 @@
       <w:pPr>
         <w:jc w:val="both"/>
         <w:rPr>
-          <w:lang w:val="en-GB"/>
-        </w:rPr>
-      </w:pPr>
-      <w:r>
-        <w:rPr>
+          <w:color w:val="00B0F0"/>
+          <w:lang w:val="en-GB"/>
+        </w:rPr>
+      </w:pPr>
+      <w:r>
+        <w:rPr>
+          <w:color w:val="00B0F0"/>
           <w:lang w:val="en-GB"/>
         </w:rPr>
         <w:t xml:space="preserve">In this section you should list </w:t>
       </w:r>
       <w:r>
         <w:rPr>
+          <w:color w:val="00B0F0"/>
           <w:lang w:val="en-GB"/>
         </w:rPr>
         <w:t>the real-world problem issues that your software intervention will address, e.g.:</w:t>
@@ -272,11 +247,13 @@
         </w:numPr>
         <w:jc w:val="both"/>
         <w:rPr>
-          <w:lang w:val="en-GB"/>
-        </w:rPr>
-      </w:pPr>
-      <w:r>
-        <w:rPr>
+          <w:color w:val="00B0F0"/>
+          <w:lang w:val="en-GB"/>
+        </w:rPr>
+      </w:pPr>
+      <w:r>
+        <w:rPr>
+          <w:color w:val="00B0F0"/>
           <w:lang w:val="en-GB"/>
         </w:rPr>
         <w:t>Replace the paper-based note-taking system used by healthcare workers with a digital alternative.</w:t>
@@ -291,11 +268,13 @@
         </w:numPr>
         <w:jc w:val="both"/>
         <w:rPr>
-          <w:lang w:val="en-GB"/>
-        </w:rPr>
-      </w:pPr>
-      <w:r>
-        <w:rPr>
+          <w:color w:val="00B0F0"/>
+          <w:lang w:val="en-GB"/>
+        </w:rPr>
+      </w:pPr>
+      <w:r>
+        <w:rPr>
+          <w:color w:val="00B0F0"/>
           <w:lang w:val="en-GB"/>
         </w:rPr>
         <w:t>Ensure that notes cannot get lost, by providing an off-line saving system.</w:t>
@@ -310,11 +289,13 @@
         </w:numPr>
         <w:jc w:val="both"/>
         <w:rPr>
-          <w:lang w:val="en-GB"/>
-        </w:rPr>
-      </w:pPr>
-      <w:r>
-        <w:rPr>
+          <w:color w:val="00B0F0"/>
+          <w:lang w:val="en-GB"/>
+        </w:rPr>
+      </w:pPr>
+      <w:r>
+        <w:rPr>
+          <w:color w:val="00B0F0"/>
           <w:lang w:val="en-GB"/>
         </w:rPr>
         <w:t>Provide a central means by which to search through historic notes.</w:t>
@@ -324,6 +305,7 @@
       <w:pPr>
         <w:jc w:val="both"/>
         <w:rPr>
+          <w:color w:val="00B0F0"/>
           <w:lang w:val="en-GB"/>
         </w:rPr>
       </w:pPr>
@@ -332,11 +314,13 @@
       <w:pPr>
         <w:jc w:val="both"/>
         <w:rPr>
-          <w:lang w:val="en-GB"/>
-        </w:rPr>
-      </w:pPr>
-      <w:r>
-        <w:rPr>
+          <w:color w:val="00B0F0"/>
+          <w:lang w:val="en-GB"/>
+        </w:rPr>
+      </w:pPr>
+      <w:r>
+        <w:rPr>
+          <w:color w:val="00B0F0"/>
           <w:lang w:val="en-GB"/>
         </w:rPr>
         <w:t>Think of these as the main things that your system will do to address the real-world issue.</w:t>
@@ -344,135 +328,762 @@
     </w:p>
     <w:p>
       <w:pPr>
-        <w:rPr>
-          <w:lang w:val="en-GB"/>
-        </w:rPr>
-      </w:pPr>
-    </w:p>
-    <w:p>
-      <w:pPr>
-        <w:rPr>
-          <w:b/>
+        <w:jc w:val="both"/>
+        <w:rPr>
+          <w:lang w:val="en-GB"/>
+        </w:rPr>
+      </w:pPr>
+    </w:p>
+    <w:p>
+      <w:pPr>
+        <w:rPr>
+          <w:lang w:val="en-GB"/>
+        </w:rPr>
+      </w:pPr>
+      <w:r>
+        <w:rPr>
+          <w:lang w:val="en-GB"/>
+        </w:rPr>
+        <w:t xml:space="preserve">At its core, </w:t>
+      </w:r>
+      <w:r>
+        <w:rPr>
+          <w:i/>
+          <w:lang w:val="en-GB"/>
+        </w:rPr>
+        <w:t>SplashScreen</w:t>
+      </w:r>
+      <w:r>
+        <w:rPr>
+          <w:lang w:val="en-GB"/>
+        </w:rPr>
+        <w:t xml:space="preserve"> is designed to be a meaningful intervention in the lives of South African pool owners and the dedicated professionals who serve them. </w:t>
+      </w:r>
+      <w:r>
+        <w:t>The primary goal of managing pools more effectively can be dissected into multiple, specific sub-problems.</w:t>
+      </w:r>
+      <w:r>
+        <w:t xml:space="preserve"> </w:t>
+      </w:r>
+      <w:r>
+        <w:rPr>
+          <w:lang w:val="en-GB"/>
+        </w:rPr>
+        <w:t>Each sub-problem is then addressed by a specified respective system objective.</w:t>
+      </w:r>
+    </w:p>
+    <w:p>
+      <w:pPr>
+        <w:rPr>
+          <w:lang w:val="en-GB"/>
+        </w:rPr>
+      </w:pPr>
+    </w:p>
+    <w:p>
+      <w:pPr>
+        <w:rPr>
           <w:sz w:val="28"/>
           <w:szCs w:val="28"/>
-          <w:lang w:val="en-GB"/>
-        </w:rPr>
-      </w:pPr>
-      <w:proofErr w:type="gramStart"/>
-      <w:r>
-        <w:rPr>
-          <w:b/>
+          <w:u w:val="single"/>
+          <w:lang w:val="en-GB"/>
+        </w:rPr>
+      </w:pPr>
+      <w:r>
+        <w:rPr>
           <w:sz w:val="28"/>
           <w:szCs w:val="28"/>
-          <w:lang w:val="en-GB"/>
-        </w:rPr>
-        <w:t>1.3  Problem</w:t>
-      </w:r>
-      <w:proofErr w:type="gramEnd"/>
-      <w:r>
-        <w:rPr>
-          <w:b/>
+          <w:u w:val="single"/>
+          <w:lang w:val="en-GB"/>
+        </w:rPr>
+        <w:t>For the Individual Pool Owner:</w:t>
+      </w:r>
+    </w:p>
+    <w:p>
+      <w:pPr>
+        <w:rPr>
+          <w:lang w:val="en-GB"/>
+        </w:rPr>
+      </w:pPr>
+    </w:p>
+    <w:p>
+      <w:pPr>
+        <w:rPr>
+          <w:lang w:val="en-GB"/>
+        </w:rPr>
+      </w:pPr>
+      <w:r>
+        <w:rPr>
+          <w:b/>
+          <w:lang w:val="en-GB"/>
+        </w:rPr>
+        <w:t>Problem</w:t>
+      </w:r>
+      <w:r>
+        <w:rPr>
+          <w:lang w:val="en-GB"/>
+        </w:rPr>
+        <w:t>: The constant struggle with uneducated</w:t>
+      </w:r>
+      <w:r>
+        <w:rPr>
+          <w:lang w:val="en-GB"/>
+        </w:rPr>
+        <w:t xml:space="preserve"> </w:t>
+      </w:r>
+      <w:r>
+        <w:rPr>
+          <w:lang w:val="en-GB"/>
+        </w:rPr>
+        <w:t>pool care</w:t>
+      </w:r>
+      <w:r>
+        <w:rPr>
+          <w:lang w:val="en-GB"/>
+        </w:rPr>
+        <w:t xml:space="preserve"> often</w:t>
+      </w:r>
+      <w:r>
+        <w:rPr>
+          <w:lang w:val="en-GB"/>
+        </w:rPr>
+        <w:t xml:space="preserve"> </w:t>
+      </w:r>
+      <w:r>
+        <w:rPr>
+          <w:lang w:val="en-GB"/>
+        </w:rPr>
+        <w:t>lead</w:t>
+      </w:r>
+      <w:r>
+        <w:rPr>
+          <w:lang w:val="en-GB"/>
+        </w:rPr>
+        <w:t>s</w:t>
+      </w:r>
+      <w:r>
+        <w:rPr>
+          <w:lang w:val="en-GB"/>
+        </w:rPr>
+        <w:t xml:space="preserve"> to</w:t>
+      </w:r>
+      <w:r>
+        <w:rPr>
+          <w:lang w:val="en-GB"/>
+        </w:rPr>
+        <w:t xml:space="preserve"> wast</w:t>
+      </w:r>
+      <w:r>
+        <w:rPr>
+          <w:lang w:val="en-GB"/>
+        </w:rPr>
+        <w:t>ing</w:t>
+      </w:r>
+      <w:r>
+        <w:rPr>
+          <w:lang w:val="en-GB"/>
+        </w:rPr>
+        <w:t xml:space="preserve"> resources</w:t>
+      </w:r>
+      <w:r>
+        <w:rPr>
+          <w:lang w:val="en-GB"/>
+        </w:rPr>
+        <w:t xml:space="preserve">. This comes </w:t>
+      </w:r>
+      <w:r>
+        <w:rPr>
+          <w:lang w:val="en-GB"/>
+        </w:rPr>
+        <w:t xml:space="preserve">from </w:t>
+      </w:r>
+      <w:r>
+        <w:rPr>
+          <w:lang w:val="en-GB"/>
+        </w:rPr>
+        <w:t>a lack of personalized pool care guidance.</w:t>
+      </w:r>
+    </w:p>
+    <w:p>
+      <w:pPr>
+        <w:rPr>
+          <w:lang w:val="en-GB"/>
+        </w:rPr>
+      </w:pPr>
+    </w:p>
+    <w:p>
+      <w:pPr>
+        <w:rPr>
+          <w:lang w:val="en-GB"/>
+        </w:rPr>
+      </w:pPr>
+      <w:r>
+        <w:rPr>
+          <w:b/>
+          <w:lang w:val="en-GB"/>
+        </w:rPr>
+        <w:t>Objective</w:t>
+      </w:r>
+      <w:r>
+        <w:rPr>
+          <w:lang w:val="en-GB"/>
+        </w:rPr>
+        <w:t xml:space="preserve">: </w:t>
+      </w:r>
+      <w:r>
+        <w:rPr>
+          <w:lang w:val="en-GB"/>
+        </w:rPr>
+        <w:t>E</w:t>
+      </w:r>
+      <w:r>
+        <w:rPr>
+          <w:lang w:val="en-GB"/>
+        </w:rPr>
+        <w:t>mpower</w:t>
+      </w:r>
+      <w:r>
+        <w:rPr>
+          <w:lang w:val="en-GB"/>
+        </w:rPr>
+        <w:t xml:space="preserve"> </w:t>
+      </w:r>
+      <w:r>
+        <w:rPr>
+          <w:lang w:val="en-GB"/>
+        </w:rPr>
+        <w:t>pool owner</w:t>
+      </w:r>
+      <w:r>
+        <w:rPr>
+          <w:lang w:val="en-GB"/>
+        </w:rPr>
+        <w:t>s</w:t>
+      </w:r>
+      <w:r>
+        <w:rPr>
+          <w:lang w:val="en-GB"/>
+        </w:rPr>
+        <w:t xml:space="preserve"> </w:t>
+      </w:r>
+      <w:r>
+        <w:rPr>
+          <w:lang w:val="en-GB"/>
+        </w:rPr>
+        <w:t>with</w:t>
+      </w:r>
+      <w:r>
+        <w:rPr>
+          <w:lang w:val="en-GB"/>
+        </w:rPr>
+        <w:t xml:space="preserve"> easy-to-follow, personalized guides and an accurate water chemistry calculator that </w:t>
+      </w:r>
+      <w:r>
+        <w:rPr>
+          <w:lang w:val="en-GB"/>
+        </w:rPr>
+        <w:t>reduces maintenance complexity</w:t>
+      </w:r>
+      <w:r>
+        <w:rPr>
+          <w:lang w:val="en-GB"/>
+        </w:rPr>
+        <w:t>.</w:t>
+      </w:r>
+      <w:r>
+        <w:rPr>
+          <w:lang w:val="en-GB"/>
+        </w:rPr>
+        <w:t xml:space="preserve"> </w:t>
+      </w:r>
+    </w:p>
+    <w:p>
+      <w:pPr>
+        <w:rPr>
+          <w:lang w:val="en-GB"/>
+        </w:rPr>
+      </w:pPr>
+    </w:p>
+    <w:p>
+      <w:pPr>
+        <w:rPr>
+          <w:lang w:val="en-GB"/>
+        </w:rPr>
+      </w:pPr>
+      <w:r>
+        <w:rPr>
+          <w:b/>
+          <w:lang w:val="en-GB"/>
+        </w:rPr>
+        <w:t>Problem</w:t>
+      </w:r>
+      <w:r>
+        <w:rPr>
+          <w:lang w:val="en-GB"/>
+        </w:rPr>
+        <w:t xml:space="preserve">: </w:t>
+      </w:r>
+      <w:r>
+        <w:rPr>
+          <w:lang w:val="en-GB"/>
+        </w:rPr>
+        <w:t xml:space="preserve">Manual record-keeping is time-consuming and often leads to frustrating </w:t>
+      </w:r>
+      <w:r>
+        <w:rPr>
+          <w:lang w:val="en-GB"/>
+        </w:rPr>
+        <w:t>pool management.</w:t>
+      </w:r>
+    </w:p>
+    <w:p>
+      <w:pPr>
+        <w:rPr>
+          <w:lang w:val="en-GB"/>
+        </w:rPr>
+      </w:pPr>
+    </w:p>
+    <w:p>
+      <w:pPr>
+        <w:rPr>
+          <w:lang w:val="en-GB"/>
+        </w:rPr>
+      </w:pPr>
+      <w:r>
+        <w:rPr>
+          <w:b/>
+          <w:lang w:val="en-GB"/>
+        </w:rPr>
+        <w:lastRenderedPageBreak/>
+        <w:t>Objective</w:t>
+      </w:r>
+      <w:r>
+        <w:rPr>
+          <w:lang w:val="en-GB"/>
+        </w:rPr>
+        <w:t xml:space="preserve">: </w:t>
+      </w:r>
+      <w:r>
+        <w:rPr>
+          <w:lang w:val="en-GB"/>
+        </w:rPr>
+        <w:t>Save pool owners time by</w:t>
+      </w:r>
+      <w:r>
+        <w:rPr>
+          <w:lang w:val="en-GB"/>
+        </w:rPr>
+        <w:t xml:space="preserve"> digitizing all their pool records and providing proactive, automated </w:t>
+      </w:r>
+      <w:r>
+        <w:rPr>
+          <w:lang w:val="en-GB"/>
+        </w:rPr>
+        <w:t>notifications</w:t>
+      </w:r>
+      <w:r>
+        <w:rPr>
+          <w:lang w:val="en-GB"/>
+        </w:rPr>
+        <w:t xml:space="preserve"> for essential maintenance tasks and potential issues.</w:t>
+      </w:r>
+    </w:p>
+    <w:p>
+      <w:pPr>
+        <w:rPr>
+          <w:lang w:val="en-GB"/>
+        </w:rPr>
+      </w:pPr>
+    </w:p>
+    <w:p>
+      <w:pPr>
+        <w:rPr>
+          <w:lang w:val="en-GB"/>
+        </w:rPr>
+      </w:pPr>
+      <w:r>
+        <w:rPr>
+          <w:b/>
+          <w:lang w:val="en-GB"/>
+        </w:rPr>
+        <w:t>Problem</w:t>
+      </w:r>
+      <w:r>
+        <w:rPr>
+          <w:lang w:val="en-GB"/>
+        </w:rPr>
+        <w:t xml:space="preserve">: </w:t>
+      </w:r>
+      <w:r>
+        <w:rPr>
+          <w:lang w:val="en-GB"/>
+        </w:rPr>
+        <w:t>It is difficult finding a trusted service provider for pool management. Even when found, handling updates between the service provider and the pool owner is often decentralized.</w:t>
+      </w:r>
+    </w:p>
+    <w:p>
+      <w:pPr>
+        <w:rPr>
+          <w:lang w:val="en-GB"/>
+        </w:rPr>
+      </w:pPr>
+    </w:p>
+    <w:p>
+      <w:pPr>
+        <w:rPr>
+          <w:lang w:val="en-GB"/>
+        </w:rPr>
+      </w:pPr>
+      <w:r>
+        <w:rPr>
+          <w:b/>
+          <w:lang w:val="en-GB"/>
+        </w:rPr>
+        <w:t>Objective</w:t>
+      </w:r>
+      <w:r>
+        <w:rPr>
+          <w:lang w:val="en-GB"/>
+        </w:rPr>
+        <w:t xml:space="preserve">: </w:t>
+      </w:r>
+      <w:r>
+        <w:rPr>
+          <w:lang w:val="en-GB"/>
+        </w:rPr>
+        <w:t>Simplify</w:t>
+      </w:r>
+      <w:r>
+        <w:rPr>
+          <w:lang w:val="en-GB"/>
+        </w:rPr>
+        <w:t xml:space="preserve"> the process of hiring </w:t>
+      </w:r>
+      <w:r>
+        <w:rPr>
+          <w:lang w:val="en-GB"/>
+        </w:rPr>
+        <w:t>professionals</w:t>
+      </w:r>
+      <w:r>
+        <w:rPr>
+          <w:lang w:val="en-GB"/>
+        </w:rPr>
+        <w:t xml:space="preserve"> by </w:t>
+      </w:r>
+      <w:r>
+        <w:rPr>
+          <w:lang w:val="en-GB"/>
+        </w:rPr>
+        <w:t xml:space="preserve">connecting </w:t>
+      </w:r>
+      <w:r>
+        <w:rPr>
+          <w:lang w:val="en-GB"/>
+        </w:rPr>
+        <w:t xml:space="preserve">our app </w:t>
+      </w:r>
+      <w:r>
+        <w:rPr>
+          <w:lang w:val="en-GB"/>
+        </w:rPr>
+        <w:t>users with a network of vetted, local service providers</w:t>
+      </w:r>
+      <w:r>
+        <w:rPr>
+          <w:lang w:val="en-GB"/>
+        </w:rPr>
+        <w:t xml:space="preserve">, </w:t>
+      </w:r>
+      <w:r>
+        <w:rPr>
+          <w:lang w:val="en-GB"/>
+        </w:rPr>
+        <w:t>making it easy to book services and find the right products with just a few taps.</w:t>
+      </w:r>
+    </w:p>
+    <w:p>
+      <w:pPr>
+        <w:rPr>
+          <w:lang w:val="en-GB"/>
+        </w:rPr>
+      </w:pPr>
+    </w:p>
+    <w:p>
+      <w:pPr>
+        <w:rPr>
           <w:sz w:val="28"/>
           <w:szCs w:val="28"/>
-          <w:lang w:val="en-GB"/>
-        </w:rPr>
-        <w:t xml:space="preserve"> background</w:t>
-      </w:r>
-    </w:p>
-    <w:p>
-      <w:pPr>
-        <w:rPr>
-          <w:lang w:val="en-GB"/>
-        </w:rPr>
-      </w:pPr>
-    </w:p>
-    <w:p>
-      <w:pPr>
-        <w:jc w:val="both"/>
-        <w:rPr>
-          <w:lang w:val="en-GB"/>
-        </w:rPr>
-      </w:pPr>
-      <w:r>
-        <w:rPr>
-          <w:lang w:val="en-GB"/>
-        </w:rPr>
-        <w:t xml:space="preserve">This is the literature review section of the document.  In order for reader to better understand the problem, this section must provide an overview of the problem area using existing sources, </w:t>
-      </w:r>
-      <w:proofErr w:type="gramStart"/>
-      <w:r>
-        <w:rPr>
-          <w:lang w:val="en-GB"/>
-        </w:rPr>
-        <w:t>e.g.</w:t>
-      </w:r>
-      <w:proofErr w:type="gramEnd"/>
-      <w:r>
-        <w:rPr>
-          <w:lang w:val="en-GB"/>
-        </w:rPr>
-        <w:t xml:space="preserve"> web references, conference papers, white papers, patents or journal articles.  You are required to use proper APA referencing.  The idea with this section is that if a reader has no knowledge of the real-world problem area; this section should provide them enough background to understand the issue, </w:t>
-      </w:r>
-      <w:proofErr w:type="gramStart"/>
-      <w:r>
-        <w:rPr>
-          <w:lang w:val="en-GB"/>
-        </w:rPr>
-        <w:t>e.g.</w:t>
-      </w:r>
-      <w:proofErr w:type="gramEnd"/>
-      <w:r>
-        <w:rPr>
-          <w:lang w:val="en-GB"/>
-        </w:rPr>
-        <w:t xml:space="preserve"> an overview of the process that healthcare workers use when visiting patients in remote areas.</w:t>
-      </w:r>
-    </w:p>
-    <w:p>
-      <w:pPr>
-        <w:jc w:val="both"/>
-        <w:rPr>
-          <w:lang w:val="en-GB"/>
-        </w:rPr>
-      </w:pPr>
-    </w:p>
-    <w:p>
-      <w:pPr>
-        <w:jc w:val="both"/>
-        <w:rPr>
-          <w:lang w:val="en-GB"/>
-        </w:rPr>
-      </w:pPr>
-    </w:p>
-    <w:p>
-      <w:pPr>
-        <w:jc w:val="both"/>
-        <w:rPr>
-          <w:lang w:val="en-GB"/>
-        </w:rPr>
-      </w:pPr>
-    </w:p>
-    <w:p>
-      <w:pPr>
-        <w:jc w:val="both"/>
-        <w:rPr>
-          <w:b/>
+          <w:u w:val="single"/>
+          <w:lang w:val="en-GB"/>
+        </w:rPr>
+      </w:pPr>
+      <w:r>
+        <w:rPr>
           <w:sz w:val="28"/>
           <w:szCs w:val="28"/>
-          <w:lang w:val="en-GB"/>
-        </w:rPr>
-      </w:pPr>
-      <w:proofErr w:type="gramStart"/>
-      <w:r>
+          <w:u w:val="single"/>
+          <w:lang w:val="en-GB"/>
+        </w:rPr>
+        <w:t>For the Pool Service Business:</w:t>
+      </w:r>
+    </w:p>
+    <w:p>
+      <w:pPr>
+        <w:rPr>
+          <w:lang w:val="en-GB"/>
+        </w:rPr>
+      </w:pPr>
+    </w:p>
+    <w:p>
+      <w:pPr>
+        <w:rPr>
+          <w:lang w:val="en-GB"/>
+        </w:rPr>
+      </w:pPr>
+      <w:r>
+        <w:rPr>
+          <w:b/>
+          <w:lang w:val="en-GB"/>
+        </w:rPr>
+        <w:t>Problem</w:t>
+      </w:r>
+      <w:r>
+        <w:rPr>
+          <w:lang w:val="en-GB"/>
+        </w:rPr>
+        <w:t>: The</w:t>
+      </w:r>
+      <w:r>
+        <w:rPr>
+          <w:lang w:val="en-GB"/>
+        </w:rPr>
+        <w:t>re is a</w:t>
+      </w:r>
+      <w:r>
+        <w:rPr>
+          <w:lang w:val="en-GB"/>
+        </w:rPr>
+        <w:t xml:space="preserve"> lack of modern, centralized tools to efficiently manage clients, jobs, and</w:t>
+      </w:r>
+      <w:r>
+        <w:rPr>
+          <w:lang w:val="en-GB"/>
+        </w:rPr>
+        <w:t xml:space="preserve"> business operations</w:t>
+      </w:r>
+      <w:r>
+        <w:rPr>
+          <w:lang w:val="en-GB"/>
+        </w:rPr>
+        <w:t xml:space="preserve"> which</w:t>
+      </w:r>
+      <w:r>
+        <w:rPr>
+          <w:lang w:val="en-GB"/>
+        </w:rPr>
+        <w:t xml:space="preserve"> often</w:t>
+      </w:r>
+      <w:r>
+        <w:rPr>
+          <w:lang w:val="en-GB"/>
+        </w:rPr>
+        <w:t xml:space="preserve"> holds back business growth.</w:t>
+      </w:r>
+    </w:p>
+    <w:p>
+      <w:pPr>
+        <w:rPr>
+          <w:lang w:val="en-GB"/>
+        </w:rPr>
+      </w:pPr>
+    </w:p>
+    <w:p>
+      <w:pPr>
+        <w:rPr>
+          <w:lang w:val="en-GB"/>
+        </w:rPr>
+      </w:pPr>
+      <w:r>
+        <w:rPr>
+          <w:b/>
+          <w:lang w:val="en-GB"/>
+        </w:rPr>
+        <w:t>Objective</w:t>
+      </w:r>
+      <w:r>
+        <w:rPr>
+          <w:lang w:val="en-GB"/>
+        </w:rPr>
+        <w:t xml:space="preserve">: </w:t>
+      </w:r>
+      <w:r>
+        <w:rPr>
+          <w:lang w:val="en-GB"/>
+        </w:rPr>
+        <w:t>E</w:t>
+      </w:r>
+      <w:r>
+        <w:rPr>
+          <w:lang w:val="en-GB"/>
+        </w:rPr>
+        <w:t xml:space="preserve">quip </w:t>
+      </w:r>
+      <w:r>
+        <w:rPr>
+          <w:lang w:val="en-GB"/>
+        </w:rPr>
+        <w:t xml:space="preserve">our </w:t>
+      </w:r>
+      <w:r>
+        <w:rPr>
+          <w:lang w:val="en-GB"/>
+        </w:rPr>
+        <w:t xml:space="preserve">local pool </w:t>
+      </w:r>
+      <w:r>
+        <w:rPr>
+          <w:lang w:val="en-GB"/>
+        </w:rPr>
+        <w:t>service providers</w:t>
+      </w:r>
+      <w:r>
+        <w:rPr>
+          <w:lang w:val="en-GB"/>
+        </w:rPr>
+        <w:t xml:space="preserve"> with </w:t>
+      </w:r>
+      <w:r>
+        <w:rPr>
+          <w:lang w:val="en-GB"/>
+        </w:rPr>
+        <w:t>comprehensive</w:t>
+      </w:r>
+      <w:r>
+        <w:rPr>
+          <w:lang w:val="en-GB"/>
+        </w:rPr>
+        <w:t xml:space="preserve"> digital tools for job management, allowing them to streamline their operations, save time, and focus on providing excellent service.</w:t>
+      </w:r>
+    </w:p>
+    <w:p>
+      <w:pPr>
+        <w:rPr>
+          <w:lang w:val="en-GB"/>
+        </w:rPr>
+      </w:pPr>
+    </w:p>
+    <w:p>
+      <w:pPr>
+        <w:rPr>
+          <w:lang w:val="en-GB"/>
+        </w:rPr>
+      </w:pPr>
+      <w:r>
+        <w:rPr>
+          <w:b/>
+          <w:lang w:val="en-GB"/>
+        </w:rPr>
+        <w:t>Problem</w:t>
+      </w:r>
+      <w:r>
+        <w:rPr>
+          <w:lang w:val="en-GB"/>
+        </w:rPr>
+        <w:t xml:space="preserve">: </w:t>
+      </w:r>
+      <w:r>
+        <w:rPr>
+          <w:lang w:val="en-GB"/>
+        </w:rPr>
+        <w:t>R</w:t>
+      </w:r>
+      <w:r>
+        <w:rPr>
+          <w:lang w:val="en-GB"/>
+        </w:rPr>
+        <w:t>eaching new clients</w:t>
+      </w:r>
+      <w:r>
+        <w:rPr>
+          <w:lang w:val="en-GB"/>
+        </w:rPr>
+        <w:t xml:space="preserve"> professionally and </w:t>
+      </w:r>
+      <w:r>
+        <w:rPr>
+          <w:lang w:val="en-GB"/>
+        </w:rPr>
+        <w:t>building a professional brand in a competitive, fragmented market</w:t>
+      </w:r>
+      <w:r>
+        <w:rPr>
+          <w:lang w:val="en-GB"/>
+        </w:rPr>
+        <w:t xml:space="preserve"> is challenging for small local service providers</w:t>
+      </w:r>
+      <w:r>
+        <w:rPr>
+          <w:lang w:val="en-GB"/>
+        </w:rPr>
+        <w:t>.</w:t>
+      </w:r>
+    </w:p>
+    <w:p>
+      <w:pPr>
+        <w:rPr>
+          <w:lang w:val="en-GB"/>
+        </w:rPr>
+      </w:pPr>
+    </w:p>
+    <w:p>
+      <w:pPr>
+        <w:rPr>
+          <w:lang w:val="en-GB"/>
+        </w:rPr>
+      </w:pPr>
+      <w:r>
+        <w:rPr>
+          <w:b/>
+          <w:lang w:val="en-GB"/>
+        </w:rPr>
+        <w:t>Objective</w:t>
+      </w:r>
+      <w:r>
+        <w:rPr>
+          <w:lang w:val="en-GB"/>
+        </w:rPr>
+        <w:t xml:space="preserve">: </w:t>
+      </w:r>
+      <w:r>
+        <w:rPr>
+          <w:lang w:val="en-GB"/>
+        </w:rPr>
+        <w:t>P</w:t>
+      </w:r>
+      <w:r>
+        <w:rPr>
+          <w:lang w:val="en-GB"/>
+        </w:rPr>
+        <w:t>rovide a powerful, searchable platform that acts as a digital storefront for businesses, helping them attract new customers and grow their reputation through a system of verified bookings and customer reviews.</w:t>
+      </w:r>
+    </w:p>
+    <w:p>
+      <w:pPr>
+        <w:rPr>
+          <w:lang w:val="en-GB"/>
+        </w:rPr>
+      </w:pPr>
+    </w:p>
+    <w:p>
+      <w:pPr>
         <w:rPr>
           <w:b/>
           <w:sz w:val="28"/>
           <w:szCs w:val="28"/>
           <w:lang w:val="en-GB"/>
         </w:rPr>
-        <w:t>1.4  Related</w:t>
-      </w:r>
-      <w:proofErr w:type="gramEnd"/>
+      </w:pPr>
+      <w:proofErr w:type="gramStart"/>
       <w:r>
         <w:rPr>
           <w:b/>
@@ -480,6 +1091,92 @@
           <w:szCs w:val="28"/>
           <w:lang w:val="en-GB"/>
         </w:rPr>
+        <w:t>1.3  Problem</w:t>
+      </w:r>
+      <w:proofErr w:type="gramEnd"/>
+      <w:r>
+        <w:rPr>
+          <w:b/>
+          <w:sz w:val="28"/>
+          <w:szCs w:val="28"/>
+          <w:lang w:val="en-GB"/>
+        </w:rPr>
+        <w:t xml:space="preserve"> background</w:t>
+      </w:r>
+    </w:p>
+    <w:p>
+      <w:pPr>
+        <w:rPr>
+          <w:lang w:val="en-GB"/>
+        </w:rPr>
+      </w:pPr>
+    </w:p>
+    <w:p>
+      <w:pPr>
+        <w:jc w:val="both"/>
+        <w:rPr>
+          <w:lang w:val="en-GB"/>
+        </w:rPr>
+      </w:pPr>
+      <w:r>
+        <w:rPr>
+          <w:lang w:val="en-GB"/>
+        </w:rPr>
+        <w:t>This is the literature review section of the document.  In order for reader to better understand the problem, this section must provide an overview of the problem area using existing sources, e.g. web references, conference papers, white papers, patents or journal articles.  You are required to use proper APA referencing.  The idea with this section is that if a reader has no knowledge of the real-world problem area; this section should provide them enough background to understand the issue, e.g. an overview of the process that healthcare workers use when visiting patients in remote areas.</w:t>
+      </w:r>
+    </w:p>
+    <w:p>
+      <w:pPr>
+        <w:jc w:val="both"/>
+        <w:rPr>
+          <w:lang w:val="en-GB"/>
+        </w:rPr>
+      </w:pPr>
+    </w:p>
+    <w:p>
+      <w:pPr>
+        <w:jc w:val="both"/>
+        <w:rPr>
+          <w:lang w:val="en-GB"/>
+        </w:rPr>
+      </w:pPr>
+    </w:p>
+    <w:p>
+      <w:pPr>
+        <w:jc w:val="both"/>
+        <w:rPr>
+          <w:lang w:val="en-GB"/>
+        </w:rPr>
+      </w:pPr>
+    </w:p>
+    <w:p>
+      <w:pPr>
+        <w:jc w:val="both"/>
+        <w:rPr>
+          <w:b/>
+          <w:sz w:val="28"/>
+          <w:szCs w:val="28"/>
+          <w:lang w:val="en-GB"/>
+        </w:rPr>
+      </w:pPr>
+      <w:proofErr w:type="gramStart"/>
+      <w:r>
+        <w:rPr>
+          <w:b/>
+          <w:sz w:val="28"/>
+          <w:szCs w:val="28"/>
+          <w:lang w:val="en-GB"/>
+        </w:rPr>
+        <w:t>1.4  Related</w:t>
+      </w:r>
+      <w:proofErr w:type="gramEnd"/>
+      <w:r>
+        <w:rPr>
+          <w:b/>
+          <w:sz w:val="28"/>
+          <w:szCs w:val="28"/>
+          <w:lang w:val="en-GB"/>
+        </w:rPr>
         <w:t xml:space="preserve"> systems analysis</w:t>
       </w:r>
     </w:p>
@@ -495,11 +1192,13 @@
       <w:pPr>
         <w:jc w:val="both"/>
         <w:rPr>
-          <w:lang w:val="en-GB"/>
-        </w:rPr>
-      </w:pPr>
-      <w:r>
-        <w:rPr>
+          <w:color w:val="00B0F0"/>
+          <w:lang w:val="en-GB"/>
+        </w:rPr>
+      </w:pPr>
+      <w:r>
+        <w:rPr>
+          <w:color w:val="00B0F0"/>
           <w:lang w:val="en-GB"/>
         </w:rPr>
         <w:t>You are required to find (at least) 3 software-based systems which address the same issue as the one addressed by your proposed system or systems which use a similar process to what you envision for your system.</w:t>
@@ -509,6 +1208,7 @@
       <w:pPr>
         <w:jc w:val="both"/>
         <w:rPr>
+          <w:color w:val="00B0F0"/>
           <w:lang w:val="en-GB"/>
         </w:rPr>
       </w:pPr>
@@ -517,11 +1217,13 @@
       <w:pPr>
         <w:jc w:val="both"/>
         <w:rPr>
-          <w:lang w:val="en-GB"/>
-        </w:rPr>
-      </w:pPr>
-      <w:r>
-        <w:rPr>
+          <w:color w:val="00B0F0"/>
+          <w:lang w:val="en-GB"/>
+        </w:rPr>
+      </w:pPr>
+      <w:r>
+        <w:rPr>
+          <w:color w:val="00B0F0"/>
           <w:lang w:val="en-GB"/>
         </w:rPr>
         <w:t>For each related system you are required to provide the following:</w:t>
@@ -536,11 +1238,13 @@
         </w:numPr>
         <w:jc w:val="both"/>
         <w:rPr>
-          <w:lang w:val="en-GB"/>
-        </w:rPr>
-      </w:pPr>
-      <w:r>
-        <w:rPr>
+          <w:color w:val="00B0F0"/>
+          <w:lang w:val="en-GB"/>
+        </w:rPr>
+      </w:pPr>
+      <w:r>
+        <w:rPr>
+          <w:color w:val="00B0F0"/>
           <w:lang w:val="en-GB"/>
         </w:rPr>
         <w:t>The name of the system</w:t>
@@ -555,28 +1259,17 @@
         </w:numPr>
         <w:jc w:val="both"/>
         <w:rPr>
-          <w:lang w:val="en-GB"/>
-        </w:rPr>
-      </w:pPr>
-      <w:r>
-        <w:rPr>
-          <w:lang w:val="en-GB"/>
-        </w:rPr>
-        <w:t>Platform (</w:t>
-      </w:r>
-      <w:proofErr w:type="gramStart"/>
-      <w:r>
-        <w:rPr>
-          <w:lang w:val="en-GB"/>
-        </w:rPr>
-        <w:t>e.g.</w:t>
-      </w:r>
-      <w:proofErr w:type="gramEnd"/>
-      <w:r>
-        <w:rPr>
-          <w:lang w:val="en-GB"/>
-        </w:rPr>
-        <w:t xml:space="preserve"> web, Windows / Mac, Android / IOS, etc)</w:t>
+          <w:color w:val="00B0F0"/>
+          <w:lang w:val="en-GB"/>
+        </w:rPr>
+      </w:pPr>
+      <w:r>
+        <w:rPr>
+          <w:color w:val="00B0F0"/>
+          <w:lang w:val="en-GB"/>
+        </w:rPr>
+        <w:lastRenderedPageBreak/>
+        <w:t>Platform (e.g. web, Windows / Mac, Android / IOS, etc)</w:t>
       </w:r>
     </w:p>
     <w:p>
@@ -588,11 +1281,13 @@
         </w:numPr>
         <w:jc w:val="both"/>
         <w:rPr>
-          <w:lang w:val="en-GB"/>
-        </w:rPr>
-      </w:pPr>
-      <w:r>
-        <w:rPr>
+          <w:color w:val="00B0F0"/>
+          <w:lang w:val="en-GB"/>
+        </w:rPr>
+      </w:pPr>
+      <w:r>
+        <w:rPr>
+          <w:color w:val="00B0F0"/>
           <w:lang w:val="en-GB"/>
         </w:rPr>
         <w:t>Description of the system</w:t>
@@ -607,28 +1302,16 @@
         </w:numPr>
         <w:jc w:val="both"/>
         <w:rPr>
-          <w:lang w:val="en-GB"/>
-        </w:rPr>
-      </w:pPr>
-      <w:r>
-        <w:rPr>
-          <w:lang w:val="en-GB"/>
-        </w:rPr>
-        <w:t xml:space="preserve">At least one screenshot.  All screenshots must have properly numbered and worded captions.  The text in your document must explicitly refer to it, </w:t>
-      </w:r>
-      <w:proofErr w:type="gramStart"/>
-      <w:r>
-        <w:rPr>
-          <w:lang w:val="en-GB"/>
-        </w:rPr>
-        <w:t>e.g.</w:t>
-      </w:r>
-      <w:proofErr w:type="gramEnd"/>
-      <w:r>
-        <w:rPr>
-          <w:lang w:val="en-GB"/>
-        </w:rPr>
-        <w:t xml:space="preserve"> Figure 1.1 demonstrates the login screen of System X.</w:t>
+          <w:color w:val="00B0F0"/>
+          <w:lang w:val="en-GB"/>
+        </w:rPr>
+      </w:pPr>
+      <w:r>
+        <w:rPr>
+          <w:color w:val="00B0F0"/>
+          <w:lang w:val="en-GB"/>
+        </w:rPr>
+        <w:t>At least one screenshot.  All screenshots must have properly numbered and worded captions.  The text in your document must explicitly refer to it, e.g. Figure 1.1 demonstrates the login screen of System X.</w:t>
       </w:r>
     </w:p>
     <w:p>
@@ -640,28 +1323,16 @@
         </w:numPr>
         <w:jc w:val="both"/>
         <w:rPr>
-          <w:lang w:val="en-GB"/>
-        </w:rPr>
-      </w:pPr>
-      <w:r>
-        <w:rPr>
-          <w:lang w:val="en-GB"/>
-        </w:rPr>
-        <w:t>A list of features / processes that you would like to adapt and incorporate into your system (</w:t>
-      </w:r>
-      <w:proofErr w:type="gramStart"/>
-      <w:r>
-        <w:rPr>
-          <w:lang w:val="en-GB"/>
-        </w:rPr>
-        <w:t>i.e.</w:t>
-      </w:r>
-      <w:proofErr w:type="gramEnd"/>
-      <w:r>
-        <w:rPr>
-          <w:lang w:val="en-GB"/>
-        </w:rPr>
-        <w:t xml:space="preserve"> the reasons why this system caught your eye)</w:t>
+          <w:color w:val="00B0F0"/>
+          <w:lang w:val="en-GB"/>
+        </w:rPr>
+      </w:pPr>
+      <w:r>
+        <w:rPr>
+          <w:color w:val="00B0F0"/>
+          <w:lang w:val="en-GB"/>
+        </w:rPr>
+        <w:t>A list of features / processes that you would like to adapt and incorporate into your system (i.e. the reasons why this system caught your eye)</w:t>
       </w:r>
     </w:p>
     <w:p>
@@ -673,11 +1344,13 @@
         </w:numPr>
         <w:jc w:val="both"/>
         <w:rPr>
-          <w:lang w:val="en-GB"/>
-        </w:rPr>
-      </w:pPr>
-      <w:r>
-        <w:rPr>
+          <w:color w:val="00B0F0"/>
+          <w:lang w:val="en-GB"/>
+        </w:rPr>
+      </w:pPr>
+      <w:r>
+        <w:rPr>
+          <w:color w:val="00B0F0"/>
           <w:lang w:val="en-GB"/>
         </w:rPr>
         <w:t xml:space="preserve">A list of features / processes that you would like to avoid in your system. </w:t>
@@ -692,11 +1365,13 @@
         </w:numPr>
         <w:jc w:val="both"/>
         <w:rPr>
-          <w:lang w:val="en-GB"/>
-        </w:rPr>
-      </w:pPr>
-      <w:r>
-        <w:rPr>
+          <w:color w:val="00B0F0"/>
+          <w:lang w:val="en-GB"/>
+        </w:rPr>
+      </w:pPr>
+      <w:r>
+        <w:rPr>
+          <w:color w:val="00B0F0"/>
           <w:lang w:val="en-GB"/>
         </w:rPr>
         <w:t>Each related system should be properly referenced.</w:t>
@@ -753,13 +1428,13 @@
                           </pic:cNvPicPr>
                         </pic:nvPicPr>
                         <pic:blipFill>
-                          <a:blip r:embed="rId5" cstate="print">
+                          <a:blip r:embed="rId8" cstate="print">
                             <a:extLst>
                               <a:ext uri="{28A0092B-C50C-407E-A947-70E740481C1C}">
                                 <a14:useLocalDpi xmlns:a14="http://schemas.microsoft.com/office/drawing/2010/main" val="0"/>
                               </a:ext>
                               <a:ext uri="{837473B0-CC2E-450A-ABE3-18F120FF3D39}">
-                                <a1611:picAttrSrcUrl xmlns:a1611="http://schemas.microsoft.com/office/drawing/2016/11/main" r:id="rId6"/>
+                                <a1611:picAttrSrcUrl xmlns:a1611="http://schemas.microsoft.com/office/drawing/2016/11/main" r:id="rId9"/>
                               </a:ext>
                             </a:extLst>
                           </a:blip>
@@ -804,7 +1479,7 @@
                                   <w:szCs w:val="18"/>
                                 </w:rPr>
                               </w:pPr>
-                              <w:hyperlink r:id="rId7" w:history="1">
+                              <w:hyperlink r:id="rId10" w:history="1">
                                 <w:r>
                                   <w:rPr>
                                     <w:rStyle w:val="Hyperlink"/>
@@ -821,7 +1496,7 @@
                                 </w:rPr>
                                 <w:t xml:space="preserve"> by Unknown Author is licensed under </w:t>
                               </w:r>
-                              <w:hyperlink r:id="rId8" w:history="1">
+                              <w:hyperlink r:id="rId11" w:history="1">
                                 <w:r>
                                   <w:rPr>
                                     <w:rStyle w:val="Hyperlink"/>
@@ -849,7 +1524,7 @@
           </mc:Choice>
           <mc:Fallback>
             <w:pict>
-              <v:group w14:anchorId="33451930" id="Group 3" o:spid="_x0000_s1026" style="width:428.3pt;height:335.5pt;mso-position-horizontal-relative:char;mso-position-vertical-relative:line" coordsize="57277,45269" o:gfxdata="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">
+              <v:group w14:anchorId="33451930" id="Group 3" o:spid="_x0000_s1026" style="width:428.3pt;height:335.5pt;mso-position-horizontal-relative:char;mso-position-vertical-relative:line" coordsize="57277,45269" o:gfxdata="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">
                 <v:shapetype id="_x0000_t75" coordsize="21600,21600" o:spt="75" o:preferrelative="t" path="m@4@5l@4@11@9@11@9@5xe" filled="f" stroked="f">
                   <v:stroke joinstyle="miter"/>
                   <v:formulas>
@@ -869,14 +1544,14 @@
                   <v:path o:extrusionok="f" gradientshapeok="t" o:connecttype="rect"/>
                   <o:lock v:ext="edit" aspectratio="t"/>
                 </v:shapetype>
-                <v:shape id="Picture 1" o:spid="_x0000_s1027" type="#_x0000_t75" alt="Wild animals in the field | Clastic Detritus" style="position:absolute;width:57277;height:42957;visibility:visible;mso-wrap-style:square" o:gfxdata="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">
-                  <v:imagedata r:id="rId9" o:title="Wild animals in the field | Clastic Detritus"/>
+                <v:shape id="Picture 1" o:spid="_x0000_s1027" type="#_x0000_t75" alt="Wild animals in the field | Clastic Detritus" style="position:absolute;width:57277;height:42957;visibility:visible;mso-wrap-style:square" o:gfxdata="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">
+                  <v:imagedata r:id="rId12" o:title="Wild animals in the field | Clastic Detritus"/>
                 </v:shape>
                 <v:shapetype id="_x0000_t202" coordsize="21600,21600" o:spt="202" path="m,l,21600r21600,l21600,xe">
                   <v:stroke joinstyle="miter"/>
                   <v:path gradientshapeok="t" o:connecttype="rect"/>
                 </v:shapetype>
-                <v:shape id="Text Box 2" o:spid="_x0000_s1028" type="#_x0000_t202" style="position:absolute;top:42957;width:57277;height:2312;visibility:visible;mso-wrap-style:square;v-text-anchor:top" o:gfxdata="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" stroked="f">
+                <v:shape id="Text Box 2" o:spid="_x0000_s1028" type="#_x0000_t202" style="position:absolute;top:42957;width:57277;height:2312;visibility:visible;mso-wrap-style:square;v-text-anchor:top" o:gfxdata="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" stroked="f">
                   <v:textbox>
                     <w:txbxContent>
                       <w:p>
@@ -886,7 +1561,7 @@
                             <w:szCs w:val="18"/>
                           </w:rPr>
                         </w:pPr>
-                        <w:hyperlink r:id="rId10" w:history="1">
+                        <w:hyperlink r:id="rId13" w:history="1">
                           <w:r>
                             <w:rPr>
                               <w:rStyle w:val="Hyperlink"/>
@@ -903,7 +1578,7 @@
                           </w:rPr>
                           <w:t xml:space="preserve"> by Unknown Author is licensed under </w:t>
                         </w:r>
-                        <w:hyperlink r:id="rId11" w:history="1">
+                        <w:hyperlink r:id="rId14" w:history="1">
                           <w:r>
                             <w:rPr>
                               <w:rStyle w:val="Hyperlink"/>
@@ -990,67 +1665,2918 @@
     <w:p>
       <w:pPr>
         <w:rPr>
-          <w:b/>
+          <w:rFonts w:asciiTheme="majorHAnsi" w:hAnsiTheme="majorHAnsi" w:cstheme="majorHAnsi"/>
+          <w:b/>
+          <w:sz w:val="32"/>
+          <w:szCs w:val="32"/>
+          <w:u w:val="single"/>
+          <w:lang w:val="en-GB"/>
+        </w:rPr>
+      </w:pPr>
+    </w:p>
+    <w:p>
+      <w:pPr>
+        <w:rPr>
+          <w:rFonts w:asciiTheme="majorHAnsi" w:hAnsiTheme="majorHAnsi" w:cstheme="majorHAnsi"/>
+          <w:b/>
+          <w:sz w:val="32"/>
+          <w:szCs w:val="32"/>
+          <w:u w:val="single"/>
+          <w:lang w:val="en-GB"/>
+        </w:rPr>
+      </w:pPr>
+    </w:p>
+    <w:p>
+      <w:pPr>
+        <w:rPr>
+          <w:rFonts w:asciiTheme="majorHAnsi" w:hAnsiTheme="majorHAnsi" w:cstheme="majorHAnsi"/>
+          <w:b/>
+          <w:sz w:val="32"/>
+          <w:szCs w:val="32"/>
+          <w:u w:val="single"/>
+          <w:lang w:val="en-GB"/>
+        </w:rPr>
+      </w:pPr>
+    </w:p>
+    <w:p>
+      <w:pPr>
+        <w:rPr>
+          <w:rFonts w:asciiTheme="majorHAnsi" w:hAnsiTheme="majorHAnsi" w:cstheme="majorHAnsi"/>
+          <w:b/>
+          <w:sz w:val="32"/>
+          <w:szCs w:val="32"/>
+          <w:u w:val="single"/>
+          <w:lang w:val="en-GB"/>
+        </w:rPr>
+      </w:pPr>
+    </w:p>
+    <w:p>
+      <w:pPr>
+        <w:rPr>
+          <w:rFonts w:asciiTheme="majorHAnsi" w:hAnsiTheme="majorHAnsi" w:cstheme="majorHAnsi"/>
+          <w:b/>
+          <w:sz w:val="32"/>
+          <w:szCs w:val="32"/>
+          <w:u w:val="single"/>
+          <w:lang w:val="en-GB"/>
+        </w:rPr>
+      </w:pPr>
+    </w:p>
+    <w:p>
+      <w:pPr>
+        <w:rPr>
+          <w:rFonts w:asciiTheme="majorHAnsi" w:hAnsiTheme="majorHAnsi" w:cstheme="majorHAnsi"/>
+          <w:b/>
+          <w:sz w:val="32"/>
+          <w:szCs w:val="32"/>
+          <w:u w:val="single"/>
+          <w:lang w:val="en-GB"/>
+        </w:rPr>
+      </w:pPr>
+    </w:p>
+    <w:p>
+      <w:pPr>
+        <w:rPr>
+          <w:rFonts w:asciiTheme="majorHAnsi" w:hAnsiTheme="majorHAnsi" w:cstheme="majorHAnsi"/>
+          <w:b/>
+          <w:sz w:val="32"/>
+          <w:szCs w:val="32"/>
+          <w:u w:val="single"/>
+          <w:lang w:val="en-GB"/>
+        </w:rPr>
+      </w:pPr>
+    </w:p>
+    <w:p>
+      <w:pPr>
+        <w:rPr>
+          <w:rFonts w:asciiTheme="majorHAnsi" w:hAnsiTheme="majorHAnsi" w:cstheme="majorHAnsi"/>
+          <w:b/>
+          <w:sz w:val="32"/>
+          <w:szCs w:val="32"/>
+          <w:u w:val="single"/>
+          <w:lang w:val="en-GB"/>
+        </w:rPr>
+      </w:pPr>
+    </w:p>
+    <w:p>
+      <w:pPr>
+        <w:rPr>
+          <w:rFonts w:asciiTheme="majorHAnsi" w:hAnsiTheme="majorHAnsi" w:cstheme="majorHAnsi"/>
+          <w:b/>
+          <w:sz w:val="32"/>
+          <w:szCs w:val="32"/>
+          <w:u w:val="single"/>
+          <w:lang w:val="en-GB"/>
+        </w:rPr>
+      </w:pPr>
+      <w:r>
+        <w:rPr>
+          <w:rFonts w:asciiTheme="majorHAnsi" w:hAnsiTheme="majorHAnsi" w:cstheme="majorHAnsi"/>
+          <w:b/>
+          <w:sz w:val="32"/>
+          <w:szCs w:val="32"/>
+          <w:u w:val="single"/>
+          <w:lang w:val="en-GB"/>
+        </w:rPr>
+        <w:lastRenderedPageBreak/>
+        <w:t>Orenda</w:t>
+      </w:r>
+    </w:p>
+    <w:p>
+      <w:pPr>
+        <w:rPr>
+          <w:rFonts w:asciiTheme="majorHAnsi" w:hAnsiTheme="majorHAnsi" w:cstheme="majorHAnsi"/>
+          <w:b/>
+          <w:sz w:val="32"/>
+          <w:szCs w:val="32"/>
+          <w:u w:val="single"/>
+          <w:lang w:val="en-GB"/>
+        </w:rPr>
+      </w:pPr>
+    </w:p>
+    <w:p>
+      <w:pPr>
+        <w:rPr>
+          <w:lang w:val="en-GB"/>
+        </w:rPr>
+      </w:pPr>
+      <w:r>
+        <w:rPr>
+          <w:b/>
+          <w:lang w:val="en-GB"/>
+        </w:rPr>
+        <w:t>Platform</w:t>
+      </w:r>
+      <w:r>
+        <w:rPr>
+          <w:b/>
+          <w:lang w:val="en-GB"/>
+        </w:rPr>
+        <w:t>s</w:t>
+      </w:r>
+      <w:r>
+        <w:rPr>
+          <w:b/>
+          <w:lang w:val="en-GB"/>
+        </w:rPr>
+        <w:t>:</w:t>
+      </w:r>
+      <w:r>
+        <w:rPr>
+          <w:lang w:val="en-GB"/>
+        </w:rPr>
+        <w:t xml:space="preserve"> Web, Android, iOS</w:t>
+      </w:r>
+    </w:p>
+    <w:p>
+      <w:pPr>
+        <w:rPr>
+          <w:lang w:val="en-GB"/>
+        </w:rPr>
+      </w:pPr>
+      <w:r>
+        <w:rPr>
+          <w:b/>
+          <w:lang w:val="en-GB"/>
+        </w:rPr>
+        <w:t>Description:</w:t>
+      </w:r>
+      <w:r>
+        <w:rPr>
+          <w:lang w:val="en-GB"/>
+        </w:rPr>
+        <w:t xml:space="preserve"> Orenda is a professional-grade water chemistry calculator and educational platform. It is designed to empower pool service professionals and serious DIY enthusiasts with precise chemical dosing and a deeper understanding of water balance. The system focuses heavily on the </w:t>
+      </w:r>
+      <w:r>
+        <w:rPr>
+          <w:lang w:val="en-GB"/>
+        </w:rPr>
+        <w:t>“</w:t>
+      </w:r>
+      <w:r>
+        <w:rPr>
+          <w:lang w:val="en-GB"/>
+        </w:rPr>
+        <w:t xml:space="preserve">Orenda </w:t>
+      </w:r>
+      <w:proofErr w:type="spellStart"/>
+      <w:r>
+        <w:rPr>
+          <w:lang w:val="en-GB"/>
+        </w:rPr>
+        <w:t>s</w:t>
+      </w:r>
+      <w:r>
+        <w:rPr>
+          <w:lang w:val="en-GB"/>
+        </w:rPr>
+        <w:t>tartup</w:t>
+      </w:r>
+      <w:proofErr w:type="spellEnd"/>
+      <w:r>
+        <w:rPr>
+          <w:lang w:val="en-GB"/>
+        </w:rPr>
+        <w:t xml:space="preserve"> </w:t>
+      </w:r>
+      <w:r>
+        <w:rPr>
+          <w:lang w:val="en-GB"/>
+        </w:rPr>
+        <w:t>p</w:t>
+      </w:r>
+      <w:r>
+        <w:rPr>
+          <w:lang w:val="en-GB"/>
+        </w:rPr>
+        <w:t>rocess</w:t>
+      </w:r>
+      <w:r>
+        <w:rPr>
+          <w:lang w:val="en-GB"/>
+        </w:rPr>
+        <w:t>”</w:t>
+      </w:r>
+      <w:r>
+        <w:rPr>
+          <w:lang w:val="en-GB"/>
+        </w:rPr>
+        <w:t xml:space="preserve"> and specific water management principles. It is a tool for </w:t>
+      </w:r>
+      <w:r>
+        <w:rPr>
+          <w:lang w:val="en-GB"/>
+        </w:rPr>
+        <w:t>more experienced professionals</w:t>
+      </w:r>
+      <w:r>
+        <w:rPr>
+          <w:lang w:val="en-GB"/>
+        </w:rPr>
+        <w:t>, not a general consumer app.</w:t>
+      </w:r>
+    </w:p>
+    <w:p>
+      <w:pPr>
+        <w:rPr>
+          <w:lang w:val="en-GB"/>
+        </w:rPr>
+      </w:pPr>
+    </w:p>
+    <w:p>
+      <w:pPr>
+        <w:rPr>
+          <w:lang w:val="en-GB"/>
+        </w:rPr>
+      </w:pPr>
+      <w:r>
+        <w:rPr>
+          <w:noProof/>
+          <w:lang w:val="en-GB"/>
+        </w:rPr>
+        <w:drawing>
+          <wp:inline distT="0" distB="0" distL="0" distR="0" wp14:anchorId="6A91371B" wp14:editId="1CC8ADDA">
+            <wp:extent cx="1666875" cy="3695391"/>
+            <wp:effectExtent l="0" t="0" r="0" b="635"/>
+            <wp:docPr id="5" name="Picture 5"/>
+            <wp:cNvGraphicFramePr>
+              <a:graphicFrameLocks xmlns:a="http://schemas.openxmlformats.org/drawingml/2006/main" noChangeAspect="1"/>
+            </wp:cNvGraphicFramePr>
+            <a:graphic xmlns:a="http://schemas.openxmlformats.org/drawingml/2006/main">
+              <a:graphicData uri="http://schemas.openxmlformats.org/drawingml/2006/picture">
+                <pic:pic xmlns:pic="http://schemas.openxmlformats.org/drawingml/2006/picture">
+                  <pic:nvPicPr>
+                    <pic:cNvPr id="1" name=""/>
+                    <pic:cNvPicPr/>
+                  </pic:nvPicPr>
+                  <pic:blipFill>
+                    <a:blip r:embed="rId15"/>
+                    <a:stretch>
+                      <a:fillRect/>
+                    </a:stretch>
+                  </pic:blipFill>
+                  <pic:spPr>
+                    <a:xfrm>
+                      <a:off x="0" y="0"/>
+                      <a:ext cx="1666875" cy="3695391"/>
+                    </a:xfrm>
+                    <a:prstGeom prst="rect">
+                      <a:avLst/>
+                    </a:prstGeom>
+                  </pic:spPr>
+                </pic:pic>
+              </a:graphicData>
+            </a:graphic>
+          </wp:inline>
+        </w:drawing>
+      </w:r>
+      <w:r>
+        <w:rPr>
+          <w:noProof/>
+          <w:lang w:val="en-GB"/>
+        </w:rPr>
+        <w:drawing>
+          <wp:inline distT="0" distB="0" distL="0" distR="0" wp14:anchorId="66249B7B" wp14:editId="6C31CA71">
+            <wp:extent cx="1647825" cy="3697256"/>
+            <wp:effectExtent l="0" t="0" r="0" b="0"/>
+            <wp:docPr id="10" name="Picture 10"/>
+            <wp:cNvGraphicFramePr>
+              <a:graphicFrameLocks xmlns:a="http://schemas.openxmlformats.org/drawingml/2006/main" noChangeAspect="1"/>
+            </wp:cNvGraphicFramePr>
+            <a:graphic xmlns:a="http://schemas.openxmlformats.org/drawingml/2006/main">
+              <a:graphicData uri="http://schemas.openxmlformats.org/drawingml/2006/picture">
+                <pic:pic xmlns:pic="http://schemas.openxmlformats.org/drawingml/2006/picture">
+                  <pic:nvPicPr>
+                    <pic:cNvPr id="1" name=""/>
+                    <pic:cNvPicPr/>
+                  </pic:nvPicPr>
+                  <pic:blipFill>
+                    <a:blip r:embed="rId16"/>
+                    <a:stretch>
+                      <a:fillRect/>
+                    </a:stretch>
+                  </pic:blipFill>
+                  <pic:spPr>
+                    <a:xfrm>
+                      <a:off x="0" y="0"/>
+                      <a:ext cx="1679466" cy="3768248"/>
+                    </a:xfrm>
+                    <a:prstGeom prst="rect">
+                      <a:avLst/>
+                    </a:prstGeom>
+                  </pic:spPr>
+                </pic:pic>
+              </a:graphicData>
+            </a:graphic>
+          </wp:inline>
+        </w:drawing>
+      </w:r>
+      <w:r>
+        <w:rPr>
+          <w:noProof/>
+          <w:lang w:val="en-GB"/>
+        </w:rPr>
+        <w:drawing>
+          <wp:inline distT="0" distB="0" distL="0" distR="0" wp14:anchorId="1D7F9A4A" wp14:editId="1D197ED8">
+            <wp:extent cx="1647825" cy="3688975"/>
+            <wp:effectExtent l="0" t="0" r="0" b="6985"/>
+            <wp:docPr id="11" name="Picture 11"/>
+            <wp:cNvGraphicFramePr>
+              <a:graphicFrameLocks xmlns:a="http://schemas.openxmlformats.org/drawingml/2006/main" noChangeAspect="1"/>
+            </wp:cNvGraphicFramePr>
+            <a:graphic xmlns:a="http://schemas.openxmlformats.org/drawingml/2006/main">
+              <a:graphicData uri="http://schemas.openxmlformats.org/drawingml/2006/picture">
+                <pic:pic xmlns:pic="http://schemas.openxmlformats.org/drawingml/2006/picture">
+                  <pic:nvPicPr>
+                    <pic:cNvPr id="1" name=""/>
+                    <pic:cNvPicPr/>
+                  </pic:nvPicPr>
+                  <pic:blipFill>
+                    <a:blip r:embed="rId17"/>
+                    <a:stretch>
+                      <a:fillRect/>
+                    </a:stretch>
+                  </pic:blipFill>
+                  <pic:spPr>
+                    <a:xfrm>
+                      <a:off x="0" y="0"/>
+                      <a:ext cx="1682891" cy="3767477"/>
+                    </a:xfrm>
+                    <a:prstGeom prst="rect">
+                      <a:avLst/>
+                    </a:prstGeom>
+                  </pic:spPr>
+                </pic:pic>
+              </a:graphicData>
+            </a:graphic>
+          </wp:inline>
+        </w:drawing>
+      </w:r>
+    </w:p>
+    <w:p>
+      <w:pPr>
+        <w:rPr>
+          <w:lang w:val="en-GB"/>
+        </w:rPr>
+      </w:pPr>
+    </w:p>
+    <w:p>
+      <w:pPr>
+        <w:rPr>
+          <w:lang w:val="en-GB"/>
+        </w:rPr>
+      </w:pPr>
+      <w:r>
+        <w:rPr>
+          <w:b/>
+          <w:lang w:val="en-GB"/>
+        </w:rPr>
+        <w:t>Figure 1.1</w:t>
+      </w:r>
+      <w:r>
+        <w:rPr>
+          <w:lang w:val="en-GB"/>
+        </w:rPr>
+        <w:t xml:space="preserve"> </w:t>
+      </w:r>
+      <w:r>
+        <w:rPr>
+          <w:lang w:val="en-GB"/>
+        </w:rPr>
+        <w:tab/>
+      </w:r>
+      <w:r>
+        <w:rPr>
+          <w:lang w:val="en-GB"/>
+        </w:rPr>
+        <w:tab/>
+      </w:r>
+      <w:r>
+        <w:rPr>
+          <w:lang w:val="en-GB"/>
+        </w:rPr>
+        <w:tab/>
+      </w:r>
+      <w:r>
+        <w:rPr>
+          <w:lang w:val="en-GB"/>
+        </w:rPr>
+        <w:t xml:space="preserve">    </w:t>
+      </w:r>
+      <w:r>
+        <w:rPr>
+          <w:b/>
+          <w:lang w:val="en-GB"/>
+        </w:rPr>
+        <w:t>Figure 1.2</w:t>
+      </w:r>
+      <w:r>
+        <w:rPr>
+          <w:lang w:val="en-GB"/>
+        </w:rPr>
+        <w:t xml:space="preserve"> </w:t>
+      </w:r>
+      <w:r>
+        <w:rPr>
+          <w:lang w:val="en-GB"/>
+        </w:rPr>
+        <w:tab/>
+      </w:r>
+      <w:r>
+        <w:rPr>
+          <w:lang w:val="en-GB"/>
+        </w:rPr>
+        <w:tab/>
+      </w:r>
+      <w:r>
+        <w:rPr>
+          <w:lang w:val="en-GB"/>
+        </w:rPr>
+        <w:tab/>
+      </w:r>
+      <w:r>
+        <w:rPr>
+          <w:b/>
+          <w:lang w:val="en-GB"/>
+        </w:rPr>
+        <w:t>Figure 1.3</w:t>
+      </w:r>
+    </w:p>
+    <w:p>
+      <w:pPr>
+        <w:rPr>
+          <w:lang w:val="en-GB"/>
+        </w:rPr>
+      </w:pPr>
+      <w:bookmarkStart w:id="0" w:name="_GoBack"/>
+      <w:bookmarkEnd w:id="0"/>
+    </w:p>
+    <w:p>
+      <w:pPr>
+        <w:rPr>
+          <w:lang w:val="en-GB"/>
+        </w:rPr>
+      </w:pPr>
+    </w:p>
+    <w:p>
+      <w:pPr>
+        <w:rPr>
           <w:sz w:val="28"/>
           <w:szCs w:val="28"/>
-          <w:lang w:val="en-GB"/>
-        </w:rPr>
-      </w:pPr>
-    </w:p>
-    <w:p>
-      <w:pPr>
-        <w:rPr>
-          <w:b/>
+          <w:u w:val="single"/>
+          <w:lang w:val="en-GB"/>
+        </w:rPr>
+      </w:pPr>
+      <w:r>
+        <w:rPr>
           <w:sz w:val="28"/>
           <w:szCs w:val="28"/>
-          <w:lang w:val="en-GB"/>
-        </w:rPr>
-      </w:pPr>
-    </w:p>
-    <w:p>
-      <w:pPr>
-        <w:rPr>
-          <w:b/>
+          <w:u w:val="single"/>
+          <w:lang w:val="en-GB"/>
+        </w:rPr>
+        <w:t>Features to Adapt:</w:t>
+      </w:r>
+    </w:p>
+    <w:p>
+      <w:pPr>
+        <w:rPr>
+          <w:lang w:val="en-GB"/>
+        </w:rPr>
+      </w:pPr>
+    </w:p>
+    <w:p>
+      <w:pPr>
+        <w:rPr>
+          <w:lang w:val="en-GB"/>
+        </w:rPr>
+      </w:pPr>
+      <w:r>
+        <w:rPr>
+          <w:b/>
+          <w:lang w:val="en-GB"/>
+        </w:rPr>
+        <w:t>Scientific Accuracy:</w:t>
+      </w:r>
+      <w:r>
+        <w:rPr>
+          <w:lang w:val="en-GB"/>
+        </w:rPr>
+        <w:t xml:space="preserve"> </w:t>
+      </w:r>
+      <w:r>
+        <w:rPr>
+          <w:lang w:val="en-GB"/>
+        </w:rPr>
+        <w:t xml:space="preserve">As visible in </w:t>
+      </w:r>
+      <w:r>
+        <w:rPr>
+          <w:b/>
+          <w:lang w:val="en-GB"/>
+        </w:rPr>
+        <w:t>Figure 1.1</w:t>
+      </w:r>
+      <w:r>
+        <w:rPr>
+          <w:lang w:val="en-GB"/>
+        </w:rPr>
+        <w:t>, t</w:t>
+      </w:r>
+      <w:r>
+        <w:rPr>
+          <w:lang w:val="en-GB"/>
+        </w:rPr>
+        <w:t xml:space="preserve">he core of </w:t>
+      </w:r>
+      <w:proofErr w:type="spellStart"/>
+      <w:r>
+        <w:rPr>
+          <w:i/>
+          <w:lang w:val="en-GB"/>
+        </w:rPr>
+        <w:t>Orenda</w:t>
+      </w:r>
+      <w:r>
+        <w:rPr>
+          <w:lang w:val="en-GB"/>
+        </w:rPr>
+        <w:t>'s</w:t>
+      </w:r>
+      <w:proofErr w:type="spellEnd"/>
+      <w:r>
+        <w:rPr>
+          <w:lang w:val="en-GB"/>
+        </w:rPr>
+        <w:t xml:space="preserve"> value is its scientific rigor. </w:t>
+      </w:r>
+      <w:r>
+        <w:rPr>
+          <w:lang w:val="en-GB"/>
+        </w:rPr>
+        <w:t>This chemical calculator provide</w:t>
+      </w:r>
+      <w:r>
+        <w:rPr>
+          <w:lang w:val="en-GB"/>
+        </w:rPr>
+        <w:t>s</w:t>
+      </w:r>
+      <w:r>
+        <w:rPr>
+          <w:lang w:val="en-GB"/>
+        </w:rPr>
+        <w:t xml:space="preserve"> a highly detailed system that allows users to check their pool specifications against</w:t>
+      </w:r>
+      <w:r>
+        <w:rPr>
+          <w:lang w:val="en-GB"/>
+        </w:rPr>
+        <w:t xml:space="preserve"> a well-tested system. </w:t>
+      </w:r>
+      <w:r>
+        <w:rPr>
+          <w:lang w:val="en-GB"/>
+        </w:rPr>
+        <w:t xml:space="preserve">We should adapt its focus on precise chemical calculations and correct water balance principles. </w:t>
+      </w:r>
+      <w:proofErr w:type="spellStart"/>
+      <w:r>
+        <w:rPr>
+          <w:i/>
+          <w:lang w:val="en-GB"/>
+        </w:rPr>
+        <w:t>SplashScreen</w:t>
+      </w:r>
+      <w:r>
+        <w:rPr>
+          <w:lang w:val="en-GB"/>
+        </w:rPr>
+        <w:t>'s</w:t>
+      </w:r>
+      <w:proofErr w:type="spellEnd"/>
+      <w:r>
+        <w:rPr>
+          <w:lang w:val="en-GB"/>
+        </w:rPr>
+        <w:t xml:space="preserve"> water chemistry calculator must be scientifically sound and highly reliable.</w:t>
+      </w:r>
+    </w:p>
+    <w:p>
+      <w:pPr>
+        <w:rPr>
+          <w:lang w:val="en-GB"/>
+        </w:rPr>
+      </w:pPr>
+    </w:p>
+    <w:p>
+      <w:pPr>
+        <w:rPr>
+          <w:lang w:val="en-GB"/>
+        </w:rPr>
+      </w:pPr>
+      <w:r>
+        <w:rPr>
+          <w:b/>
+          <w:lang w:val="en-GB"/>
+        </w:rPr>
+        <w:t>Educational Content:</w:t>
+      </w:r>
+      <w:r>
+        <w:rPr>
+          <w:lang w:val="en-GB"/>
+        </w:rPr>
+        <w:t xml:space="preserve"> </w:t>
+      </w:r>
+      <w:proofErr w:type="spellStart"/>
+      <w:r>
+        <w:rPr>
+          <w:i/>
+          <w:lang w:val="en-GB"/>
+        </w:rPr>
+        <w:t>Orenda’s</w:t>
+      </w:r>
+      <w:proofErr w:type="spellEnd"/>
+      <w:r>
+        <w:rPr>
+          <w:lang w:val="en-GB"/>
+        </w:rPr>
+        <w:t xml:space="preserve"> user support is high. When logging in to the application for the first time, users are introduced to how the chemical calculator works</w:t>
+      </w:r>
+      <w:r>
+        <w:rPr>
+          <w:lang w:val="en-GB"/>
+        </w:rPr>
+        <w:t xml:space="preserve">, </w:t>
+      </w:r>
+      <w:r>
+        <w:rPr>
+          <w:b/>
+          <w:lang w:val="en-GB"/>
+        </w:rPr>
+        <w:t>Figure 1.2</w:t>
+      </w:r>
+      <w:r>
+        <w:rPr>
+          <w:lang w:val="en-GB"/>
+        </w:rPr>
+        <w:t>. In addition to this</w:t>
+      </w:r>
+      <w:r>
+        <w:rPr>
+          <w:lang w:val="en-GB"/>
+        </w:rPr>
+        <w:t>,</w:t>
+      </w:r>
+      <w:r>
+        <w:rPr>
+          <w:lang w:val="en-GB"/>
+        </w:rPr>
+        <w:t xml:space="preserve"> there is also a dedicated panel for searchable educational content</w:t>
+      </w:r>
+      <w:r>
+        <w:rPr>
+          <w:lang w:val="en-GB"/>
+        </w:rPr>
+        <w:t xml:space="preserve">, under </w:t>
+      </w:r>
+      <w:r>
+        <w:rPr>
+          <w:lang w:val="en-GB"/>
+        </w:rPr>
+        <w:t>“</w:t>
+      </w:r>
+      <w:r>
+        <w:rPr>
+          <w:lang w:val="en-GB"/>
+        </w:rPr>
+        <w:t>Orenda Procedures</w:t>
+      </w:r>
+      <w:r>
+        <w:rPr>
+          <w:lang w:val="en-GB"/>
+        </w:rPr>
+        <w:t>”</w:t>
+      </w:r>
+      <w:r>
+        <w:rPr>
+          <w:lang w:val="en-GB"/>
+        </w:rPr>
+        <w:t>.</w:t>
+      </w:r>
+      <w:r>
+        <w:rPr>
+          <w:lang w:val="en-GB"/>
+        </w:rPr>
+        <w:t xml:space="preserve"> </w:t>
+      </w:r>
+      <w:r>
+        <w:rPr>
+          <w:lang w:val="en-GB"/>
+        </w:rPr>
+        <w:t xml:space="preserve">User help and support is an important factor in the feasibility of our </w:t>
+      </w:r>
+      <w:r>
+        <w:rPr>
+          <w:lang w:val="en-GB"/>
+        </w:rPr>
+        <w:lastRenderedPageBreak/>
+        <w:t xml:space="preserve">project. </w:t>
+      </w:r>
+      <w:r>
+        <w:rPr>
+          <w:lang w:val="en-GB"/>
+        </w:rPr>
+        <w:t>We should incorporate a feature that educates users on the "why" behind their maintenance tasks, building their knowledge and confidence over time.</w:t>
+      </w:r>
+      <w:r>
+        <w:rPr>
+          <w:lang w:val="en-GB"/>
+        </w:rPr>
+        <w:t xml:space="preserve"> </w:t>
+      </w:r>
+    </w:p>
+    <w:p>
+      <w:pPr>
+        <w:rPr>
+          <w:lang w:val="en-GB"/>
+        </w:rPr>
+      </w:pPr>
+    </w:p>
+    <w:p>
+      <w:pPr>
+        <w:rPr>
+          <w:lang w:val="en-GB"/>
+        </w:rPr>
+      </w:pPr>
+      <w:r>
+        <w:rPr>
+          <w:b/>
+          <w:lang w:val="en-GB"/>
+        </w:rPr>
+        <w:t>Targeted Dosing:</w:t>
+      </w:r>
+      <w:r>
+        <w:rPr>
+          <w:lang w:val="en-GB"/>
+        </w:rPr>
+        <w:t xml:space="preserve"> The system provides precise dosing recommendations based on pool volume and chemical readings. </w:t>
+      </w:r>
+      <w:r>
+        <w:rPr>
+          <w:lang w:val="en-GB"/>
+        </w:rPr>
+        <w:t>We can include this in our application and extend it to be more functional for other metrics.</w:t>
+      </w:r>
+    </w:p>
+    <w:p>
+      <w:pPr>
+        <w:rPr>
+          <w:lang w:val="en-GB"/>
+        </w:rPr>
+      </w:pPr>
+    </w:p>
+    <w:p>
+      <w:pPr>
+        <w:rPr>
+          <w:lang w:val="en-GB"/>
+        </w:rPr>
+      </w:pPr>
+    </w:p>
+    <w:p>
+      <w:pPr>
+        <w:rPr>
           <w:sz w:val="28"/>
           <w:szCs w:val="28"/>
-          <w:lang w:val="en-GB"/>
-        </w:rPr>
-      </w:pPr>
-    </w:p>
-    <w:p>
-      <w:pPr>
-        <w:rPr>
-          <w:b/>
+          <w:u w:val="single"/>
+          <w:lang w:val="en-GB"/>
+        </w:rPr>
+      </w:pPr>
+      <w:r>
+        <w:rPr>
           <w:sz w:val="28"/>
           <w:szCs w:val="28"/>
-          <w:lang w:val="en-GB"/>
-        </w:rPr>
-      </w:pPr>
-      <w:proofErr w:type="gramStart"/>
-      <w:r>
-        <w:rPr>
-          <w:b/>
+          <w:u w:val="single"/>
+          <w:lang w:val="en-GB"/>
+        </w:rPr>
+        <w:t>Features to Avoid:</w:t>
+      </w:r>
+    </w:p>
+    <w:p>
+      <w:pPr>
+        <w:rPr>
+          <w:lang w:val="en-GB"/>
+        </w:rPr>
+      </w:pPr>
+    </w:p>
+    <w:p>
+      <w:pPr>
+        <w:rPr>
+          <w:lang w:val="en-GB"/>
+        </w:rPr>
+      </w:pPr>
+      <w:r>
+        <w:rPr>
+          <w:b/>
+          <w:lang w:val="en-GB"/>
+        </w:rPr>
+        <w:t>Exclusivity:</w:t>
+      </w:r>
+      <w:r>
+        <w:rPr>
+          <w:lang w:val="en-GB"/>
+        </w:rPr>
+        <w:t xml:space="preserve"> </w:t>
+      </w:r>
+      <w:r>
+        <w:rPr>
+          <w:lang w:val="en-GB"/>
+        </w:rPr>
+        <w:t xml:space="preserve">The main issue we identified with </w:t>
+      </w:r>
+      <w:r>
+        <w:rPr>
+          <w:i/>
+          <w:lang w:val="en-GB"/>
+        </w:rPr>
+        <w:t>Orenda</w:t>
+      </w:r>
+      <w:r>
+        <w:rPr>
+          <w:i/>
+          <w:lang w:val="en-GB"/>
+        </w:rPr>
+        <w:t xml:space="preserve"> </w:t>
+      </w:r>
+      <w:r>
+        <w:rPr>
+          <w:lang w:val="en-GB"/>
+        </w:rPr>
+        <w:t xml:space="preserve">is that it is extremely </w:t>
+      </w:r>
+      <w:r>
+        <w:rPr>
+          <w:lang w:val="en-GB"/>
+        </w:rPr>
+        <w:t>focused</w:t>
+      </w:r>
+      <w:r>
+        <w:rPr>
+          <w:lang w:val="en-GB"/>
+        </w:rPr>
+        <w:t xml:space="preserve"> on </w:t>
+      </w:r>
+      <w:r>
+        <w:rPr>
+          <w:lang w:val="en-GB"/>
+        </w:rPr>
+        <w:t xml:space="preserve">the company’s </w:t>
+      </w:r>
+      <w:r>
+        <w:rPr>
+          <w:lang w:val="en-GB"/>
+        </w:rPr>
+        <w:t>specific chemical product line</w:t>
+      </w:r>
+      <w:r>
+        <w:rPr>
+          <w:lang w:val="en-GB"/>
+        </w:rPr>
+        <w:t>, not offering alternatives at better price ranges.</w:t>
+      </w:r>
+      <w:r>
+        <w:rPr>
+          <w:lang w:val="en-GB"/>
+        </w:rPr>
+        <w:t xml:space="preserve"> </w:t>
+      </w:r>
+      <w:r>
+        <w:rPr>
+          <w:b/>
+          <w:lang w:val="en-GB"/>
+        </w:rPr>
+        <w:t>Figure 1.3</w:t>
+      </w:r>
+      <w:r>
+        <w:rPr>
+          <w:lang w:val="en-GB"/>
+        </w:rPr>
+        <w:t xml:space="preserve"> illustrates products only offered by Orenda. This exclusivity is also extended through the</w:t>
+      </w:r>
+      <w:r>
+        <w:rPr>
+          <w:lang w:val="en-GB"/>
+        </w:rPr>
+        <w:t xml:space="preserve"> professional-centric language </w:t>
+      </w:r>
+      <w:r>
+        <w:rPr>
+          <w:lang w:val="en-GB"/>
+        </w:rPr>
+        <w:t>that be complicated to understand. Our system should</w:t>
+      </w:r>
+      <w:r>
+        <w:rPr>
+          <w:lang w:val="en-GB"/>
+        </w:rPr>
+        <w:t xml:space="preserve"> avoid brand exclusivity and use language that is accessible to the average pool owner.</w:t>
+      </w:r>
+    </w:p>
+    <w:p>
+      <w:pPr>
+        <w:rPr>
+          <w:lang w:val="en-GB"/>
+        </w:rPr>
+      </w:pPr>
+    </w:p>
+    <w:p>
+      <w:pPr>
+        <w:rPr>
+          <w:lang w:val="en-GB"/>
+        </w:rPr>
+      </w:pPr>
+      <w:r>
+        <w:rPr>
+          <w:b/>
+          <w:lang w:val="en-GB"/>
+        </w:rPr>
+        <w:t>Lack of Proactive Features:</w:t>
+      </w:r>
+      <w:r>
+        <w:rPr>
+          <w:lang w:val="en-GB"/>
+        </w:rPr>
+        <w:t xml:space="preserve"> Orenda is a manual calculator that requires constant user input. </w:t>
+      </w:r>
+      <w:r>
+        <w:rPr>
+          <w:lang w:val="en-GB"/>
+        </w:rPr>
+        <w:t xml:space="preserve">While </w:t>
+      </w:r>
+      <w:r>
+        <w:rPr>
+          <w:i/>
+          <w:lang w:val="en-GB"/>
+        </w:rPr>
+        <w:t>SplashScreen</w:t>
+      </w:r>
+      <w:r>
+        <w:rPr>
+          <w:lang w:val="en-GB"/>
+        </w:rPr>
+        <w:t xml:space="preserve"> will adapt this model, we will extend it with our proposed proactive features</w:t>
+      </w:r>
+      <w:r>
+        <w:rPr>
+          <w:lang w:val="en-GB"/>
+        </w:rPr>
+        <w:t xml:space="preserve"> such as </w:t>
+      </w:r>
+      <w:r>
+        <w:rPr>
+          <w:lang w:val="en-GB"/>
+        </w:rPr>
+        <w:t>load shedding</w:t>
+      </w:r>
+      <w:r>
+        <w:rPr>
+          <w:lang w:val="en-GB"/>
+        </w:rPr>
+        <w:t xml:space="preserve"> alerts</w:t>
+      </w:r>
+      <w:r>
+        <w:rPr>
+          <w:lang w:val="en-GB"/>
+        </w:rPr>
+        <w:t>, municipality restriction check</w:t>
+      </w:r>
+      <w:r>
+        <w:rPr>
+          <w:lang w:val="en-GB"/>
+        </w:rPr>
+        <w:t>,</w:t>
+      </w:r>
+      <w:r>
+        <w:rPr>
+          <w:lang w:val="en-GB"/>
+        </w:rPr>
+        <w:t xml:space="preserve"> and weather-based predictions.</w:t>
+      </w:r>
+    </w:p>
+    <w:p>
+      <w:pPr>
+        <w:rPr>
+          <w:lang w:val="en-GB"/>
+        </w:rPr>
+      </w:pPr>
+    </w:p>
+    <w:p>
+      <w:pPr>
+        <w:rPr>
+          <w:lang w:val="en-GB"/>
+        </w:rPr>
+      </w:pPr>
+      <w:r>
+        <w:rPr>
+          <w:b/>
+          <w:lang w:val="en-GB"/>
+        </w:rPr>
+        <w:t xml:space="preserve">Lack of </w:t>
+      </w:r>
+      <w:r>
+        <w:rPr>
+          <w:b/>
+          <w:lang w:val="en-GB"/>
+        </w:rPr>
+        <w:t>Business Model</w:t>
+      </w:r>
+      <w:r>
+        <w:rPr>
+          <w:b/>
+          <w:lang w:val="en-GB"/>
+        </w:rPr>
+        <w:t>:</w:t>
+      </w:r>
+      <w:r>
+        <w:rPr>
+          <w:b/>
+          <w:lang w:val="en-GB"/>
+        </w:rPr>
+        <w:t xml:space="preserve"> </w:t>
+      </w:r>
+      <w:r>
+        <w:rPr>
+          <w:lang w:val="en-GB"/>
+        </w:rPr>
+        <w:t>As mentioned previously, Orenda is solely built</w:t>
+      </w:r>
+      <w:r>
+        <w:rPr>
+          <w:lang w:val="en-GB"/>
+        </w:rPr>
+        <w:t xml:space="preserve"> for the Orenda enterprise. This architecture lacks our proposed marketplace</w:t>
+      </w:r>
+      <w:r>
+        <w:rPr>
+          <w:lang w:val="en-GB"/>
+        </w:rPr>
+        <w:t>,</w:t>
+      </w:r>
+      <w:r>
+        <w:rPr>
+          <w:lang w:val="en-GB"/>
+        </w:rPr>
+        <w:t xml:space="preserve"> where users can interact with </w:t>
+      </w:r>
+      <w:r>
+        <w:rPr>
+          <w:lang w:val="en-GB"/>
+        </w:rPr>
+        <w:t>b</w:t>
+      </w:r>
+      <w:r>
+        <w:rPr>
+          <w:lang w:val="en-GB"/>
+        </w:rPr>
+        <w:t>usiness profiles, services and products.</w:t>
+      </w:r>
+      <w:r>
+        <w:rPr>
+          <w:b/>
+          <w:lang w:val="en-GB"/>
+        </w:rPr>
+        <w:t xml:space="preserve"> </w:t>
+      </w:r>
+    </w:p>
+    <w:p>
+      <w:pPr>
+        <w:rPr>
+          <w:lang w:val="en-GB"/>
+        </w:rPr>
+      </w:pPr>
+    </w:p>
+    <w:p>
+      <w:pPr>
+        <w:rPr>
+          <w:lang w:val="en-GB"/>
+        </w:rPr>
+      </w:pPr>
+      <w:r>
+        <w:rPr>
+          <w:lang w:val="en-GB"/>
+        </w:rPr>
+        <w:t>Reference: Orenda. (n.d.). Orenda App. Retrieved from https://www.orendatech.com/app</w:t>
+      </w:r>
+    </w:p>
+    <w:p>
+      <w:pPr>
+        <w:rPr>
+          <w:lang w:val="en-GB"/>
+        </w:rPr>
+      </w:pPr>
+    </w:p>
+    <w:p>
+      <w:pPr>
+        <w:rPr>
+          <w:rFonts w:asciiTheme="majorHAnsi" w:hAnsiTheme="majorHAnsi" w:cstheme="majorHAnsi"/>
+          <w:b/>
+          <w:sz w:val="32"/>
+          <w:szCs w:val="32"/>
+          <w:u w:val="single"/>
+          <w:lang w:val="en-GB"/>
+        </w:rPr>
+      </w:pPr>
+      <w:r>
+        <w:rPr>
+          <w:rFonts w:asciiTheme="majorHAnsi" w:hAnsiTheme="majorHAnsi" w:cstheme="majorHAnsi"/>
+          <w:b/>
+          <w:sz w:val="32"/>
+          <w:szCs w:val="32"/>
+          <w:u w:val="single"/>
+          <w:lang w:val="en-GB"/>
+        </w:rPr>
+        <w:t>Pool Chemical Calculator</w:t>
+      </w:r>
+    </w:p>
+    <w:p>
+      <w:pPr>
+        <w:rPr>
+          <w:lang w:val="en-GB"/>
+        </w:rPr>
+      </w:pPr>
+    </w:p>
+    <w:p>
+      <w:pPr>
+        <w:rPr>
+          <w:lang w:val="en-GB"/>
+        </w:rPr>
+      </w:pPr>
+      <w:r>
+        <w:rPr>
+          <w:b/>
+          <w:lang w:val="en-GB"/>
+        </w:rPr>
+        <w:t>Platform:</w:t>
+      </w:r>
+      <w:r>
+        <w:rPr>
+          <w:lang w:val="en-GB"/>
+        </w:rPr>
+        <w:t xml:space="preserve"> Android, iOS</w:t>
+      </w:r>
+    </w:p>
+    <w:p>
+      <w:pPr>
+        <w:rPr>
+          <w:lang w:val="en-GB"/>
+        </w:rPr>
+      </w:pPr>
+      <w:r>
+        <w:rPr>
+          <w:b/>
+          <w:lang w:val="en-GB"/>
+        </w:rPr>
+        <w:t>Description:</w:t>
+      </w:r>
+      <w:r>
+        <w:rPr>
+          <w:lang w:val="en-GB"/>
+        </w:rPr>
+        <w:t xml:space="preserve"> Pool Chemical Calculator is a well-known hybrid system that serves both individual pool owners and small maintenance businesses. It provides a comprehensive set of tools for calculating chemical dosages, tracking multiple pools, and even planning service routes. The app is highly functional but can feel cluttered due to its broad range of features. It aims to be an all-in-one tool for pool management.</w:t>
+      </w:r>
+    </w:p>
+    <w:p>
+      <w:pPr>
+        <w:rPr>
+          <w:lang w:val="en-GB"/>
+        </w:rPr>
+      </w:pPr>
+    </w:p>
+    <w:p>
+      <w:pPr>
+        <w:rPr>
+          <w:lang w:val="en-GB"/>
+        </w:rPr>
+      </w:pPr>
+      <w:r>
+        <w:rPr>
+          <w:lang w:val="en-GB"/>
+        </w:rPr>
+        <w:lastRenderedPageBreak/>
+        <w:drawing>
+          <wp:inline distT="0" distB="0" distL="0" distR="0" wp14:anchorId="4FF49557" wp14:editId="35F9A907">
+            <wp:extent cx="1772531" cy="3729600"/>
+            <wp:effectExtent l="0" t="0" r="0" b="4445"/>
+            <wp:docPr id="4" name="Picture 4"/>
+            <wp:cNvGraphicFramePr>
+              <a:graphicFrameLocks xmlns:a="http://schemas.openxmlformats.org/drawingml/2006/main" noChangeAspect="1"/>
+            </wp:cNvGraphicFramePr>
+            <a:graphic xmlns:a="http://schemas.openxmlformats.org/drawingml/2006/main">
+              <a:graphicData uri="http://schemas.openxmlformats.org/drawingml/2006/picture">
+                <pic:pic xmlns:pic="http://schemas.openxmlformats.org/drawingml/2006/picture">
+                  <pic:nvPicPr>
+                    <pic:cNvPr id="1" name=""/>
+                    <pic:cNvPicPr/>
+                  </pic:nvPicPr>
+                  <pic:blipFill>
+                    <a:blip r:embed="rId18"/>
+                    <a:stretch>
+                      <a:fillRect/>
+                    </a:stretch>
+                  </pic:blipFill>
+                  <pic:spPr>
+                    <a:xfrm>
+                      <a:off x="0" y="0"/>
+                      <a:ext cx="1772531" cy="3729600"/>
+                    </a:xfrm>
+                    <a:prstGeom prst="rect">
+                      <a:avLst/>
+                    </a:prstGeom>
+                  </pic:spPr>
+                </pic:pic>
+              </a:graphicData>
+            </a:graphic>
+          </wp:inline>
+        </w:drawing>
+      </w:r>
+      <w:r>
+        <w:rPr>
+          <w:lang w:val="en-GB"/>
+        </w:rPr>
+        <w:drawing>
+          <wp:inline distT="0" distB="0" distL="0" distR="0" wp14:anchorId="5BC00150" wp14:editId="1A396528">
+            <wp:extent cx="1666800" cy="3728259"/>
+            <wp:effectExtent l="0" t="0" r="0" b="5715"/>
+            <wp:docPr id="6" name="Picture 6"/>
+            <wp:cNvGraphicFramePr>
+              <a:graphicFrameLocks xmlns:a="http://schemas.openxmlformats.org/drawingml/2006/main" noChangeAspect="1"/>
+            </wp:cNvGraphicFramePr>
+            <a:graphic xmlns:a="http://schemas.openxmlformats.org/drawingml/2006/main">
+              <a:graphicData uri="http://schemas.openxmlformats.org/drawingml/2006/picture">
+                <pic:pic xmlns:pic="http://schemas.openxmlformats.org/drawingml/2006/picture">
+                  <pic:nvPicPr>
+                    <pic:cNvPr id="1" name=""/>
+                    <pic:cNvPicPr/>
+                  </pic:nvPicPr>
+                  <pic:blipFill>
+                    <a:blip r:embed="rId19"/>
+                    <a:stretch>
+                      <a:fillRect/>
+                    </a:stretch>
+                  </pic:blipFill>
+                  <pic:spPr>
+                    <a:xfrm>
+                      <a:off x="0" y="0"/>
+                      <a:ext cx="1666800" cy="3728259"/>
+                    </a:xfrm>
+                    <a:prstGeom prst="rect">
+                      <a:avLst/>
+                    </a:prstGeom>
+                  </pic:spPr>
+                </pic:pic>
+              </a:graphicData>
+            </a:graphic>
+          </wp:inline>
+        </w:drawing>
+      </w:r>
+      <w:r>
+        <w:rPr>
+          <w:lang w:val="en-GB"/>
+        </w:rPr>
+        <w:drawing>
+          <wp:inline distT="0" distB="0" distL="0" distR="0" wp14:anchorId="7DA173CF" wp14:editId="3E844D93">
+            <wp:extent cx="1666800" cy="3736652"/>
+            <wp:effectExtent l="0" t="0" r="0" b="0"/>
+            <wp:docPr id="7" name="Picture 7"/>
+            <wp:cNvGraphicFramePr>
+              <a:graphicFrameLocks xmlns:a="http://schemas.openxmlformats.org/drawingml/2006/main" noChangeAspect="1"/>
+            </wp:cNvGraphicFramePr>
+            <a:graphic xmlns:a="http://schemas.openxmlformats.org/drawingml/2006/main">
+              <a:graphicData uri="http://schemas.openxmlformats.org/drawingml/2006/picture">
+                <pic:pic xmlns:pic="http://schemas.openxmlformats.org/drawingml/2006/picture">
+                  <pic:nvPicPr>
+                    <pic:cNvPr id="1" name=""/>
+                    <pic:cNvPicPr/>
+                  </pic:nvPicPr>
+                  <pic:blipFill>
+                    <a:blip r:embed="rId20"/>
+                    <a:stretch>
+                      <a:fillRect/>
+                    </a:stretch>
+                  </pic:blipFill>
+                  <pic:spPr>
+                    <a:xfrm>
+                      <a:off x="0" y="0"/>
+                      <a:ext cx="1666800" cy="3736652"/>
+                    </a:xfrm>
+                    <a:prstGeom prst="rect">
+                      <a:avLst/>
+                    </a:prstGeom>
+                  </pic:spPr>
+                </pic:pic>
+              </a:graphicData>
+            </a:graphic>
+          </wp:inline>
+        </w:drawing>
+      </w:r>
+    </w:p>
+    <w:p>
+      <w:pPr>
+        <w:rPr>
+          <w:lang w:val="en-GB"/>
+        </w:rPr>
+      </w:pPr>
+      <w:r>
+        <w:rPr>
+          <w:b/>
+          <w:lang w:val="en-GB"/>
+        </w:rPr>
+        <w:t>Figure 2.1</w:t>
+      </w:r>
+      <w:r>
+        <w:rPr>
+          <w:lang w:val="en-GB"/>
+        </w:rPr>
+        <w:tab/>
+      </w:r>
+      <w:r>
+        <w:rPr>
+          <w:lang w:val="en-GB"/>
+        </w:rPr>
+        <w:tab/>
+      </w:r>
+      <w:r>
+        <w:rPr>
+          <w:lang w:val="en-GB"/>
+        </w:rPr>
+        <w:tab/>
+      </w:r>
+      <w:r>
+        <w:rPr>
+          <w:lang w:val="en-GB"/>
+        </w:rPr>
+        <w:t xml:space="preserve">         </w:t>
+      </w:r>
+      <w:r>
+        <w:rPr>
+          <w:b/>
+          <w:lang w:val="en-GB"/>
+        </w:rPr>
+        <w:t xml:space="preserve">Figure 2.2 </w:t>
+      </w:r>
+      <w:r>
+        <w:rPr>
+          <w:b/>
+          <w:lang w:val="en-GB"/>
+        </w:rPr>
+        <w:tab/>
+      </w:r>
+      <w:r>
+        <w:rPr>
+          <w:lang w:val="en-GB"/>
+        </w:rPr>
+        <w:tab/>
+      </w:r>
+      <w:r>
+        <w:rPr>
+          <w:lang w:val="en-GB"/>
+        </w:rPr>
+        <w:t xml:space="preserve">          </w:t>
+      </w:r>
+      <w:r>
+        <w:rPr>
+          <w:b/>
+          <w:lang w:val="en-GB"/>
+        </w:rPr>
+        <w:t>Figure 2.3</w:t>
+      </w:r>
+    </w:p>
+    <w:p>
+      <w:pPr>
+        <w:rPr>
+          <w:lang w:val="en-GB"/>
+        </w:rPr>
+      </w:pPr>
+    </w:p>
+    <w:p>
+      <w:pPr>
+        <w:rPr>
           <w:sz w:val="28"/>
           <w:szCs w:val="28"/>
-          <w:lang w:val="en-GB"/>
-        </w:rPr>
-        <w:t xml:space="preserve">1.5  </w:t>
-      </w:r>
-      <w:r>
-        <w:rPr>
-          <w:b/>
+          <w:u w:val="single"/>
+          <w:lang w:val="en-GB"/>
+        </w:rPr>
+      </w:pPr>
+      <w:r>
+        <w:rPr>
           <w:sz w:val="28"/>
           <w:szCs w:val="28"/>
-          <w:lang w:val="en-GB"/>
-        </w:rPr>
-        <w:t>The</w:t>
-      </w:r>
-      <w:proofErr w:type="gramEnd"/>
-      <w:r>
-        <w:rPr>
-          <w:b/>
+          <w:u w:val="single"/>
+          <w:lang w:val="en-GB"/>
+        </w:rPr>
+        <w:t>Features to Adapt:</w:t>
+      </w:r>
+    </w:p>
+    <w:p>
+      <w:pPr>
+        <w:rPr>
+          <w:lang w:val="en-GB"/>
+        </w:rPr>
+      </w:pPr>
+    </w:p>
+    <w:p>
+      <w:pPr>
+        <w:rPr>
+          <w:lang w:val="en-GB"/>
+        </w:rPr>
+      </w:pPr>
+      <w:r>
+        <w:rPr>
+          <w:b/>
+          <w:lang w:val="en-GB"/>
+        </w:rPr>
+        <w:t>Multi-Pool Management:</w:t>
+      </w:r>
+      <w:r>
+        <w:rPr>
+          <w:lang w:val="en-GB"/>
+        </w:rPr>
+        <w:t xml:space="preserve"> The ability to add and manage multiple pools is crucial for both </w:t>
+      </w:r>
+      <w:r>
+        <w:rPr>
+          <w:lang w:val="en-GB"/>
+        </w:rPr>
+        <w:t>our pool individuals</w:t>
+      </w:r>
+      <w:r>
+        <w:rPr>
+          <w:lang w:val="en-GB"/>
+        </w:rPr>
+        <w:t xml:space="preserve"> and service providers.</w:t>
+      </w:r>
+      <w:r>
+        <w:rPr>
+          <w:lang w:val="en-GB"/>
+        </w:rPr>
+        <w:t xml:space="preserve"> </w:t>
+      </w:r>
+      <w:r>
+        <w:rPr>
+          <w:b/>
+          <w:lang w:val="en-GB"/>
+        </w:rPr>
+        <w:t>Figure 2.1</w:t>
+      </w:r>
+      <w:r>
+        <w:rPr>
+          <w:lang w:val="en-GB"/>
+        </w:rPr>
+        <w:t xml:space="preserve"> showcases </w:t>
+      </w:r>
+      <w:r>
+        <w:rPr>
+          <w:i/>
+          <w:lang w:val="en-GB"/>
+        </w:rPr>
+        <w:t>Pool Chemical Calculator’s</w:t>
+      </w:r>
+      <w:r>
+        <w:rPr>
+          <w:lang w:val="en-GB"/>
+        </w:rPr>
+        <w:t xml:space="preserve"> multi-pool management system, equipped with tracking for different parameters. </w:t>
+      </w:r>
+      <w:r>
+        <w:rPr>
+          <w:lang w:val="en-GB"/>
+        </w:rPr>
+        <w:t xml:space="preserve">We </w:t>
+      </w:r>
+      <w:r>
+        <w:rPr>
+          <w:lang w:val="en-GB"/>
+        </w:rPr>
+        <w:t>will</w:t>
+      </w:r>
+      <w:r>
+        <w:rPr>
+          <w:lang w:val="en-GB"/>
+        </w:rPr>
+        <w:t xml:space="preserve"> adapt this feature to allow users to track their home pool, a second property, or even a small portfolio of client pools</w:t>
+      </w:r>
+      <w:r>
+        <w:rPr>
+          <w:lang w:val="en-GB"/>
+        </w:rPr>
+        <w:t xml:space="preserve"> for local service providers</w:t>
+      </w:r>
+      <w:r>
+        <w:rPr>
+          <w:lang w:val="en-GB"/>
+        </w:rPr>
+        <w:t>.</w:t>
+      </w:r>
+    </w:p>
+    <w:p>
+      <w:pPr>
+        <w:rPr>
+          <w:lang w:val="en-GB"/>
+        </w:rPr>
+      </w:pPr>
+    </w:p>
+    <w:p>
+      <w:pPr>
+        <w:rPr>
+          <w:lang w:val="en-GB"/>
+        </w:rPr>
+      </w:pPr>
+      <w:r>
+        <w:rPr>
+          <w:b/>
+          <w:lang w:val="en-GB"/>
+        </w:rPr>
+        <w:t>Task Management:</w:t>
+      </w:r>
+      <w:r>
+        <w:rPr>
+          <w:lang w:val="en-GB"/>
+        </w:rPr>
+        <w:t xml:space="preserve"> The system has a robust task list and reminders</w:t>
+      </w:r>
+      <w:r>
+        <w:rPr>
+          <w:lang w:val="en-GB"/>
+        </w:rPr>
+        <w:t xml:space="preserve"> through a built in Calendar system</w:t>
+      </w:r>
+      <w:r>
+        <w:rPr>
+          <w:lang w:val="en-GB"/>
+        </w:rPr>
+        <w:t xml:space="preserve">. </w:t>
+      </w:r>
+      <w:r>
+        <w:rPr>
+          <w:b/>
+          <w:lang w:val="en-GB"/>
+        </w:rPr>
+        <w:t>Figure 2.</w:t>
+      </w:r>
+      <w:r>
+        <w:rPr>
+          <w:b/>
+          <w:lang w:val="en-GB"/>
+        </w:rPr>
+        <w:t xml:space="preserve">2 </w:t>
+      </w:r>
+      <w:r>
+        <w:rPr>
+          <w:lang w:val="en-GB"/>
+        </w:rPr>
+        <w:t>demonstrates the procedure of creating an event also represented as tasks. Once complete, these are added to the respective pool’s calendar dashboard,</w:t>
+      </w:r>
+      <w:r>
+        <w:rPr>
+          <w:b/>
+          <w:lang w:val="en-GB"/>
+        </w:rPr>
+        <w:t xml:space="preserve"> Figure 2.3. </w:t>
+      </w:r>
+      <w:r>
+        <w:rPr>
+          <w:lang w:val="en-GB"/>
+        </w:rPr>
+        <w:t xml:space="preserve">We </w:t>
+      </w:r>
+      <w:r>
+        <w:rPr>
+          <w:lang w:val="en-GB"/>
+        </w:rPr>
+        <w:t>will</w:t>
+      </w:r>
+      <w:r>
+        <w:rPr>
+          <w:lang w:val="en-GB"/>
+        </w:rPr>
+        <w:t xml:space="preserve"> incorporate a similar feature for scheduling and tracking maintenance tasks, </w:t>
+      </w:r>
+      <w:r>
+        <w:rPr>
+          <w:lang w:val="en-GB"/>
+        </w:rPr>
+        <w:t>extending</w:t>
+      </w:r>
+      <w:r>
+        <w:rPr>
+          <w:lang w:val="en-GB"/>
+        </w:rPr>
+        <w:t xml:space="preserve"> our ap</w:t>
+      </w:r>
+      <w:r>
+        <w:rPr>
+          <w:lang w:val="en-GB"/>
+        </w:rPr>
+        <w:t>p’s maintenance capabilities</w:t>
+      </w:r>
+      <w:r>
+        <w:rPr>
+          <w:lang w:val="en-GB"/>
+        </w:rPr>
+        <w:t>.</w:t>
+      </w:r>
+    </w:p>
+    <w:p>
+      <w:pPr>
+        <w:rPr>
+          <w:lang w:val="en-GB"/>
+        </w:rPr>
+      </w:pPr>
+    </w:p>
+    <w:p>
+      <w:pPr>
+        <w:rPr>
+          <w:lang w:val="en-GB"/>
+        </w:rPr>
+      </w:pPr>
+      <w:r>
+        <w:rPr>
+          <w:b/>
+          <w:lang w:val="en-GB"/>
+        </w:rPr>
+        <w:t>Hybrid User Model:</w:t>
+      </w:r>
+      <w:r>
+        <w:rPr>
+          <w:lang w:val="en-GB"/>
+        </w:rPr>
+        <w:t xml:space="preserve"> This app proves that a single platform can effectively serve both individuals and professionals. </w:t>
+      </w:r>
+      <w:r>
+        <w:rPr>
+          <w:lang w:val="en-GB"/>
+        </w:rPr>
+        <w:t xml:space="preserve">Pool management is universal for both individuals and businesses while there are unique features such as route tracking for pool location made solely for service providers. As </w:t>
+      </w:r>
+      <w:r>
+        <w:rPr>
+          <w:i/>
+          <w:lang w:val="en-GB"/>
+        </w:rPr>
+        <w:t>SplashScreen</w:t>
+      </w:r>
+      <w:r>
+        <w:rPr>
+          <w:lang w:val="en-GB"/>
+        </w:rPr>
+        <w:t xml:space="preserve"> incorporates both user types,</w:t>
+      </w:r>
+      <w:r>
+        <w:rPr>
+          <w:lang w:val="en-GB"/>
+        </w:rPr>
+        <w:t xml:space="preserve"> adapt</w:t>
+      </w:r>
+      <w:r>
+        <w:rPr>
+          <w:lang w:val="en-GB"/>
+        </w:rPr>
+        <w:t>ing</w:t>
+      </w:r>
+      <w:r>
+        <w:rPr>
+          <w:lang w:val="en-GB"/>
+        </w:rPr>
+        <w:t xml:space="preserve"> this approach by offering distinct but integrated user experiences for our B2C and B2B users</w:t>
+      </w:r>
+      <w:r>
+        <w:rPr>
+          <w:lang w:val="en-GB"/>
+        </w:rPr>
+        <w:t xml:space="preserve"> will support our marketplace model</w:t>
+      </w:r>
+      <w:r>
+        <w:rPr>
+          <w:lang w:val="en-GB"/>
+        </w:rPr>
+        <w:t>.</w:t>
+      </w:r>
+    </w:p>
+    <w:p>
+      <w:pPr>
+        <w:rPr>
+          <w:lang w:val="en-GB"/>
+        </w:rPr>
+      </w:pPr>
+    </w:p>
+    <w:p>
+      <w:pPr>
+        <w:rPr>
           <w:sz w:val="28"/>
           <w:szCs w:val="28"/>
+          <w:u w:val="single"/>
+          <w:lang w:val="en-GB"/>
+        </w:rPr>
+      </w:pPr>
+    </w:p>
+    <w:p>
+      <w:pPr>
+        <w:rPr>
+          <w:sz w:val="28"/>
+          <w:szCs w:val="28"/>
+          <w:u w:val="single"/>
+          <w:lang w:val="en-GB"/>
+        </w:rPr>
+      </w:pPr>
+    </w:p>
+    <w:p>
+      <w:pPr>
+        <w:rPr>
+          <w:sz w:val="28"/>
+          <w:szCs w:val="28"/>
+          <w:u w:val="single"/>
+          <w:lang w:val="en-GB"/>
+        </w:rPr>
+      </w:pPr>
+    </w:p>
+    <w:p>
+      <w:pPr>
+        <w:rPr>
+          <w:sz w:val="28"/>
+          <w:szCs w:val="28"/>
+          <w:u w:val="single"/>
+          <w:lang w:val="en-GB"/>
+        </w:rPr>
+      </w:pPr>
+      <w:r>
+        <w:rPr>
+          <w:sz w:val="28"/>
+          <w:szCs w:val="28"/>
+          <w:u w:val="single"/>
+          <w:lang w:val="en-GB"/>
+        </w:rPr>
+        <w:lastRenderedPageBreak/>
+        <w:t>Features to Avoid:</w:t>
+      </w:r>
+    </w:p>
+    <w:p>
+      <w:pPr>
+        <w:rPr>
+          <w:lang w:val="en-GB"/>
+        </w:rPr>
+      </w:pPr>
+    </w:p>
+    <w:p>
+      <w:pPr>
+        <w:rPr>
+          <w:lang w:val="en-GB"/>
+        </w:rPr>
+      </w:pPr>
+      <w:r>
+        <w:rPr>
+          <w:b/>
+          <w:lang w:val="en-GB"/>
+        </w:rPr>
+        <w:t>User Interface Clutter:</w:t>
+      </w:r>
+      <w:r>
+        <w:rPr>
+          <w:lang w:val="en-GB"/>
+        </w:rPr>
+        <w:t xml:space="preserve"> The app's wide range of features can make the UI feel busy and overwhelming for a new user. We must avoid this by designing a clean interface that is easy to navigate.</w:t>
+      </w:r>
+    </w:p>
+    <w:p>
+      <w:pPr>
+        <w:rPr>
+          <w:lang w:val="en-GB"/>
+        </w:rPr>
+      </w:pPr>
+    </w:p>
+    <w:p>
+      <w:pPr>
+        <w:rPr>
+          <w:lang w:val="en-GB"/>
+        </w:rPr>
+      </w:pPr>
+      <w:r>
+        <w:rPr>
+          <w:b/>
+          <w:lang w:val="en-GB"/>
+        </w:rPr>
+        <w:t xml:space="preserve">Lack of Specialization: </w:t>
+      </w:r>
+      <w:r>
+        <w:rPr>
+          <w:lang w:val="en-GB"/>
+        </w:rPr>
+        <w:t xml:space="preserve">By trying to do everything, the </w:t>
+      </w:r>
+      <w:r>
+        <w:rPr>
+          <w:i/>
+          <w:lang w:val="en-GB"/>
+        </w:rPr>
+        <w:t>Pool Chemical Calculator</w:t>
+      </w:r>
+      <w:r>
+        <w:rPr>
+          <w:lang w:val="en-GB"/>
+        </w:rPr>
+        <w:t xml:space="preserve"> doesn't excel in a single area. We must avoid this by making our core </w:t>
+      </w:r>
+      <w:r>
+        <w:rPr>
+          <w:lang w:val="en-GB"/>
+        </w:rPr>
+        <w:t>features,</w:t>
+      </w:r>
+      <w:r>
+        <w:rPr>
+          <w:lang w:val="en-GB"/>
+        </w:rPr>
+        <w:t xml:space="preserve"> such as chemical tracking, </w:t>
+      </w:r>
+      <w:r>
+        <w:rPr>
+          <w:lang w:val="en-GB"/>
+        </w:rPr>
+        <w:t>load shedding</w:t>
+      </w:r>
+      <w:r>
+        <w:rPr>
+          <w:lang w:val="en-GB"/>
+        </w:rPr>
+        <w:t xml:space="preserve"> alerts,</w:t>
+      </w:r>
+      <w:r>
+        <w:rPr>
+          <w:lang w:val="en-GB"/>
+        </w:rPr>
+        <w:t xml:space="preserve"> and marketplace integration</w:t>
+      </w:r>
+      <w:r>
+        <w:rPr>
+          <w:lang w:val="en-GB"/>
+        </w:rPr>
+        <w:t xml:space="preserve"> highly polished</w:t>
+      </w:r>
+      <w:r>
+        <w:rPr>
+          <w:lang w:val="en-GB"/>
+        </w:rPr>
+        <w:t>.</w:t>
+      </w:r>
+    </w:p>
+    <w:p>
+      <w:pPr>
+        <w:rPr>
+          <w:lang w:val="en-GB"/>
+        </w:rPr>
+      </w:pPr>
+    </w:p>
+    <w:p>
+      <w:pPr>
+        <w:rPr>
+          <w:lang w:val="en-GB"/>
+        </w:rPr>
+      </w:pPr>
+      <w:r>
+        <w:rPr>
+          <w:lang w:val="en-GB"/>
+        </w:rPr>
+        <w:t>Reference: Pool Chemical Calculator. (n.d.). Pool Chemical Calculator App. Retrieved from https://poolcalculator.com/</w:t>
+      </w:r>
+    </w:p>
+    <w:p>
+      <w:pPr>
+        <w:rPr>
+          <w:b/>
+          <w:sz w:val="28"/>
+          <w:szCs w:val="28"/>
+          <w:lang w:val="en-GB"/>
+        </w:rPr>
+      </w:pPr>
+    </w:p>
+    <w:p>
+      <w:pPr>
+        <w:rPr>
+          <w:b/>
+          <w:sz w:val="28"/>
+          <w:szCs w:val="28"/>
+          <w:lang w:val="en-GB"/>
+        </w:rPr>
+      </w:pPr>
+    </w:p>
+    <w:p>
+      <w:pPr>
+        <w:rPr>
+          <w:rFonts w:asciiTheme="majorHAnsi" w:hAnsiTheme="majorHAnsi" w:cstheme="majorHAnsi"/>
+          <w:b/>
+          <w:sz w:val="32"/>
+          <w:szCs w:val="32"/>
+          <w:u w:val="single"/>
+          <w:lang w:val="en-GB"/>
+        </w:rPr>
+      </w:pPr>
+      <w:r>
+        <w:rPr>
+          <w:rFonts w:asciiTheme="majorHAnsi" w:hAnsiTheme="majorHAnsi" w:cstheme="majorHAnsi"/>
+          <w:b/>
+          <w:sz w:val="32"/>
+          <w:szCs w:val="32"/>
+          <w:u w:val="single"/>
+          <w:lang w:val="en-GB"/>
+        </w:rPr>
+        <w:t xml:space="preserve">Pool Math </w:t>
+      </w:r>
+    </w:p>
+    <w:p>
+      <w:pPr>
+        <w:rPr>
+          <w:rFonts w:asciiTheme="majorHAnsi" w:hAnsiTheme="majorHAnsi" w:cstheme="majorHAnsi"/>
+          <w:b/>
+          <w:sz w:val="32"/>
+          <w:szCs w:val="32"/>
+          <w:u w:val="single"/>
+          <w:lang w:val="en-GB"/>
+        </w:rPr>
+      </w:pPr>
+    </w:p>
+    <w:p>
+      <w:pPr>
+        <w:rPr>
+          <w:lang w:val="en-GB"/>
+        </w:rPr>
+      </w:pPr>
+      <w:r>
+        <w:rPr>
+          <w:b/>
+          <w:lang w:val="en-GB"/>
+        </w:rPr>
+        <w:t>Platform:</w:t>
+      </w:r>
+      <w:r>
+        <w:rPr>
+          <w:lang w:val="en-GB"/>
+        </w:rPr>
+        <w:t xml:space="preserve"> Web, Android, iOS</w:t>
+      </w:r>
+    </w:p>
+    <w:p>
+      <w:pPr>
+        <w:rPr>
+          <w:lang w:val="en-GB"/>
+        </w:rPr>
+      </w:pPr>
+      <w:r>
+        <w:rPr>
+          <w:b/>
+          <w:lang w:val="en-GB"/>
+        </w:rPr>
+        <w:t>Description:</w:t>
+      </w:r>
+      <w:r>
+        <w:rPr>
+          <w:lang w:val="en-GB"/>
+        </w:rPr>
+        <w:t xml:space="preserve"> This app, created by the highly respected </w:t>
+      </w:r>
+      <w:r>
+        <w:rPr>
+          <w:lang w:val="en-GB"/>
+        </w:rPr>
+        <w:t>Trouble-Free</w:t>
+      </w:r>
+      <w:r>
+        <w:rPr>
+          <w:lang w:val="en-GB"/>
+        </w:rPr>
+        <w:t xml:space="preserve"> Pool (</w:t>
+      </w:r>
+      <w:proofErr w:type="spellStart"/>
+      <w:r>
+        <w:rPr>
+          <w:lang w:val="en-GB"/>
+        </w:rPr>
+        <w:t>TFP</w:t>
+      </w:r>
+      <w:proofErr w:type="spellEnd"/>
+      <w:r>
+        <w:rPr>
+          <w:lang w:val="en-GB"/>
+        </w:rPr>
+        <w:t>) community, is considered the go-to app for DIY pool owners. It's a</w:t>
+      </w:r>
+      <w:r>
+        <w:rPr>
+          <w:lang w:val="en-GB"/>
+        </w:rPr>
+        <w:t>n</w:t>
+      </w:r>
+      <w:r>
+        <w:rPr>
+          <w:lang w:val="en-GB"/>
+        </w:rPr>
+        <w:t xml:space="preserve"> </w:t>
+      </w:r>
+      <w:r>
+        <w:rPr>
+          <w:lang w:val="en-GB"/>
+        </w:rPr>
+        <w:t xml:space="preserve">advanced </w:t>
+      </w:r>
+      <w:r>
+        <w:rPr>
+          <w:lang w:val="en-GB"/>
+        </w:rPr>
+        <w:t xml:space="preserve">and </w:t>
+      </w:r>
+      <w:r>
+        <w:rPr>
+          <w:lang w:val="en-GB"/>
+        </w:rPr>
+        <w:t>free</w:t>
+      </w:r>
+      <w:r>
+        <w:rPr>
+          <w:lang w:val="en-GB"/>
+        </w:rPr>
+        <w:t>-to-use chemical calculator that gives incredibly accurate dosing instructions based on the user's specific pool volume and readings. It's built on a very specific and popular methodology, which makes it a trusted source for millions of pool owners worldwide.</w:t>
+      </w:r>
+    </w:p>
+    <w:p>
+      <w:pPr>
+        <w:rPr>
+          <w:lang w:val="en-GB"/>
+        </w:rPr>
+      </w:pPr>
+    </w:p>
+    <w:p>
+      <w:pPr>
+        <w:rPr>
+          <w:lang w:val="en-GB"/>
+        </w:rPr>
+      </w:pPr>
+      <w:r>
+        <w:rPr>
+          <w:lang w:val="en-GB"/>
+        </w:rPr>
+        <w:drawing>
+          <wp:inline distT="0" distB="0" distL="0" distR="0" wp14:anchorId="7194D7B1" wp14:editId="136D87BE">
+            <wp:extent cx="1680931" cy="3697200"/>
+            <wp:effectExtent l="0" t="0" r="0" b="0"/>
+            <wp:docPr id="8" name="Picture 8"/>
+            <wp:cNvGraphicFramePr>
+              <a:graphicFrameLocks xmlns:a="http://schemas.openxmlformats.org/drawingml/2006/main" noChangeAspect="1"/>
+            </wp:cNvGraphicFramePr>
+            <a:graphic xmlns:a="http://schemas.openxmlformats.org/drawingml/2006/main">
+              <a:graphicData uri="http://schemas.openxmlformats.org/drawingml/2006/picture">
+                <pic:pic xmlns:pic="http://schemas.openxmlformats.org/drawingml/2006/picture">
+                  <pic:nvPicPr>
+                    <pic:cNvPr id="1" name=""/>
+                    <pic:cNvPicPr/>
+                  </pic:nvPicPr>
+                  <pic:blipFill>
+                    <a:blip r:embed="rId21"/>
+                    <a:stretch>
+                      <a:fillRect/>
+                    </a:stretch>
+                  </pic:blipFill>
+                  <pic:spPr>
+                    <a:xfrm>
+                      <a:off x="0" y="0"/>
+                      <a:ext cx="1680931" cy="3697200"/>
+                    </a:xfrm>
+                    <a:prstGeom prst="rect">
+                      <a:avLst/>
+                    </a:prstGeom>
+                  </pic:spPr>
+                </pic:pic>
+              </a:graphicData>
+            </a:graphic>
+          </wp:inline>
+        </w:drawing>
+      </w:r>
+      <w:r>
+        <w:rPr>
+          <w:noProof/>
+        </w:rPr>
+        <w:t xml:space="preserve"> </w:t>
+      </w:r>
+      <w:r>
+        <w:rPr>
+          <w:lang w:val="en-GB"/>
+        </w:rPr>
+        <w:drawing>
+          <wp:inline distT="0" distB="0" distL="0" distR="0" wp14:anchorId="64C4813F" wp14:editId="1F32A1FC">
+            <wp:extent cx="1704975" cy="3701987"/>
+            <wp:effectExtent l="0" t="0" r="0" b="0"/>
+            <wp:docPr id="12" name="Picture 12"/>
+            <wp:cNvGraphicFramePr>
+              <a:graphicFrameLocks xmlns:a="http://schemas.openxmlformats.org/drawingml/2006/main" noChangeAspect="1"/>
+            </wp:cNvGraphicFramePr>
+            <a:graphic xmlns:a="http://schemas.openxmlformats.org/drawingml/2006/main">
+              <a:graphicData uri="http://schemas.openxmlformats.org/drawingml/2006/picture">
+                <pic:pic xmlns:pic="http://schemas.openxmlformats.org/drawingml/2006/picture">
+                  <pic:nvPicPr>
+                    <pic:cNvPr id="1" name=""/>
+                    <pic:cNvPicPr/>
+                  </pic:nvPicPr>
+                  <pic:blipFill>
+                    <a:blip r:embed="rId22"/>
+                    <a:stretch>
+                      <a:fillRect/>
+                    </a:stretch>
+                  </pic:blipFill>
+                  <pic:spPr>
+                    <a:xfrm>
+                      <a:off x="0" y="0"/>
+                      <a:ext cx="1704975" cy="3701987"/>
+                    </a:xfrm>
+                    <a:prstGeom prst="rect">
+                      <a:avLst/>
+                    </a:prstGeom>
+                  </pic:spPr>
+                </pic:pic>
+              </a:graphicData>
+            </a:graphic>
+          </wp:inline>
+        </w:drawing>
+      </w:r>
+      <w:r>
+        <w:rPr>
+          <w:noProof/>
+        </w:rPr>
+        <w:t xml:space="preserve"> </w:t>
+      </w:r>
+      <w:r>
+        <w:rPr>
+          <w:noProof/>
+        </w:rPr>
+        <w:drawing>
+          <wp:inline distT="0" distB="0" distL="0" distR="0" wp14:anchorId="4A3F0F7D" wp14:editId="67C66E7C">
+            <wp:extent cx="1682666" cy="3695016"/>
+            <wp:effectExtent l="0" t="0" r="0" b="1270"/>
+            <wp:docPr id="14" name="Picture 14"/>
+            <wp:cNvGraphicFramePr>
+              <a:graphicFrameLocks xmlns:a="http://schemas.openxmlformats.org/drawingml/2006/main" noChangeAspect="1"/>
+            </wp:cNvGraphicFramePr>
+            <a:graphic xmlns:a="http://schemas.openxmlformats.org/drawingml/2006/main">
+              <a:graphicData uri="http://schemas.openxmlformats.org/drawingml/2006/picture">
+                <pic:pic xmlns:pic="http://schemas.openxmlformats.org/drawingml/2006/picture">
+                  <pic:nvPicPr>
+                    <pic:cNvPr id="1" name=""/>
+                    <pic:cNvPicPr/>
+                  </pic:nvPicPr>
+                  <pic:blipFill>
+                    <a:blip r:embed="rId23"/>
+                    <a:stretch>
+                      <a:fillRect/>
+                    </a:stretch>
+                  </pic:blipFill>
+                  <pic:spPr>
+                    <a:xfrm>
+                      <a:off x="0" y="0"/>
+                      <a:ext cx="1682666" cy="3695016"/>
+                    </a:xfrm>
+                    <a:prstGeom prst="rect">
+                      <a:avLst/>
+                    </a:prstGeom>
+                  </pic:spPr>
+                </pic:pic>
+              </a:graphicData>
+            </a:graphic>
+          </wp:inline>
+        </w:drawing>
+      </w:r>
+    </w:p>
+    <w:p>
+      <w:pPr>
+        <w:rPr>
+          <w:lang w:val="en-GB"/>
+        </w:rPr>
+      </w:pPr>
+      <w:r>
+        <w:rPr>
+          <w:b/>
+          <w:lang w:val="en-GB"/>
+        </w:rPr>
+        <w:t>Figure 3.1</w:t>
+      </w:r>
+      <w:r>
+        <w:rPr>
+          <w:lang w:val="en-GB"/>
+        </w:rPr>
+        <w:t xml:space="preserve"> </w:t>
+      </w:r>
+      <w:r>
+        <w:rPr>
+          <w:lang w:val="en-GB"/>
+        </w:rPr>
+        <w:tab/>
+      </w:r>
+      <w:r>
+        <w:rPr>
+          <w:lang w:val="en-GB"/>
+        </w:rPr>
+        <w:tab/>
+      </w:r>
+      <w:r>
+        <w:rPr>
+          <w:lang w:val="en-GB"/>
+        </w:rPr>
+        <w:tab/>
+      </w:r>
+      <w:r>
+        <w:rPr>
+          <w:b/>
+          <w:lang w:val="en-GB"/>
+        </w:rPr>
+        <w:t xml:space="preserve">Figure 3.2 </w:t>
+      </w:r>
+      <w:r>
+        <w:rPr>
+          <w:lang w:val="en-GB"/>
+        </w:rPr>
+        <w:tab/>
+      </w:r>
+      <w:r>
+        <w:rPr>
+          <w:lang w:val="en-GB"/>
+        </w:rPr>
+        <w:tab/>
+      </w:r>
+      <w:r>
+        <w:rPr>
+          <w:lang w:val="en-GB"/>
+        </w:rPr>
+        <w:tab/>
+      </w:r>
+      <w:r>
+        <w:rPr>
+          <w:lang w:val="en-GB"/>
+        </w:rPr>
+        <w:tab/>
+      </w:r>
+      <w:r>
+        <w:rPr>
+          <w:b/>
+          <w:lang w:val="en-GB"/>
+        </w:rPr>
+        <w:t>Figure 3.3</w:t>
+      </w:r>
+    </w:p>
+    <w:p>
+      <w:pPr>
+        <w:rPr>
+          <w:lang w:val="en-GB"/>
+        </w:rPr>
+      </w:pPr>
+    </w:p>
+    <w:p>
+      <w:pPr>
+        <w:rPr>
+          <w:lang w:val="en-GB"/>
+        </w:rPr>
+      </w:pPr>
+    </w:p>
+    <w:p>
+      <w:pPr>
+        <w:rPr>
+          <w:sz w:val="28"/>
+          <w:szCs w:val="28"/>
+          <w:u w:val="single"/>
+          <w:lang w:val="en-GB"/>
+        </w:rPr>
+      </w:pPr>
+      <w:r>
+        <w:rPr>
+          <w:sz w:val="28"/>
+          <w:szCs w:val="28"/>
+          <w:u w:val="single"/>
+          <w:lang w:val="en-GB"/>
+        </w:rPr>
+        <w:lastRenderedPageBreak/>
+        <w:t>Features to Adapt:</w:t>
+      </w:r>
+    </w:p>
+    <w:p>
+      <w:pPr>
+        <w:rPr>
+          <w:lang w:val="en-GB"/>
+        </w:rPr>
+      </w:pPr>
+    </w:p>
+    <w:p>
+      <w:pPr>
+        <w:rPr>
+          <w:lang w:val="en-GB"/>
+        </w:rPr>
+      </w:pPr>
+      <w:r>
+        <w:rPr>
+          <w:b/>
+          <w:lang w:val="en-GB"/>
+        </w:rPr>
+        <w:t>Scientific Accuracy and Trust:</w:t>
+      </w:r>
+      <w:r>
+        <w:rPr>
+          <w:lang w:val="en-GB"/>
+        </w:rPr>
+        <w:t xml:space="preserve"> </w:t>
+      </w:r>
+      <w:r>
+        <w:rPr>
+          <w:lang w:val="en-GB"/>
+        </w:rPr>
+        <w:t xml:space="preserve">The main feature we have identified from </w:t>
+      </w:r>
+      <w:r>
+        <w:rPr>
+          <w:i/>
+          <w:lang w:val="en-GB"/>
+        </w:rPr>
+        <w:t>PoolMath</w:t>
+      </w:r>
+      <w:r>
+        <w:rPr>
+          <w:lang w:val="en-GB"/>
+        </w:rPr>
+        <w:t xml:space="preserve"> is that </w:t>
+      </w:r>
+      <w:r>
+        <w:rPr>
+          <w:lang w:val="en-GB"/>
+        </w:rPr>
+        <w:t>accuracy</w:t>
+      </w:r>
+      <w:r>
+        <w:rPr>
+          <w:lang w:val="en-GB"/>
+        </w:rPr>
+        <w:t xml:space="preserve"> builds trust. Its calculator is simple but flawless. </w:t>
+      </w:r>
+      <w:r>
+        <w:rPr>
+          <w:lang w:val="en-GB"/>
+        </w:rPr>
+        <w:t>Once again as</w:t>
+      </w:r>
+      <w:r>
+        <w:rPr>
+          <w:lang w:val="en-GB"/>
+        </w:rPr>
+        <w:t xml:space="preserve"> stated</w:t>
+      </w:r>
+      <w:r>
+        <w:rPr>
+          <w:lang w:val="en-GB"/>
+        </w:rPr>
+        <w:t xml:space="preserve"> in our analysis of Orenda, the</w:t>
+      </w:r>
+      <w:r>
+        <w:rPr>
+          <w:lang w:val="en-GB"/>
+        </w:rPr>
+        <w:t xml:space="preserve"> core chemical calculation</w:t>
+      </w:r>
+      <w:r>
+        <w:rPr>
+          <w:lang w:val="en-GB"/>
+        </w:rPr>
+        <w:t xml:space="preserve"> functionality of </w:t>
+      </w:r>
+      <w:r>
+        <w:rPr>
+          <w:i/>
+          <w:lang w:val="en-GB"/>
+        </w:rPr>
+        <w:t>SplashScreen</w:t>
+      </w:r>
+      <w:r>
+        <w:rPr>
+          <w:lang w:val="en-GB"/>
+        </w:rPr>
+        <w:t xml:space="preserve"> must be reliable to earn </w:t>
+      </w:r>
+      <w:r>
+        <w:rPr>
+          <w:lang w:val="en-GB"/>
+        </w:rPr>
+        <w:t>our app</w:t>
+      </w:r>
+      <w:r>
+        <w:rPr>
+          <w:lang w:val="en-GB"/>
+        </w:rPr>
+        <w:t xml:space="preserve"> users' </w:t>
+      </w:r>
+      <w:r>
+        <w:rPr>
+          <w:lang w:val="en-GB"/>
+        </w:rPr>
+        <w:t>trust.</w:t>
+      </w:r>
+      <w:r>
+        <w:rPr>
+          <w:lang w:val="en-GB"/>
+        </w:rPr>
+        <w:t xml:space="preserve"> All 3 Figures demonstrated the capabilities of </w:t>
+      </w:r>
+      <w:r>
+        <w:rPr>
+          <w:i/>
+          <w:lang w:val="en-GB"/>
+        </w:rPr>
+        <w:t>PoolMath</w:t>
+      </w:r>
+      <w:r>
+        <w:rPr>
+          <w:lang w:val="en-GB"/>
+        </w:rPr>
+        <w:t>.</w:t>
+      </w:r>
+    </w:p>
+    <w:p>
+      <w:pPr>
+        <w:rPr>
+          <w:lang w:val="en-GB"/>
+        </w:rPr>
+      </w:pPr>
+    </w:p>
+    <w:p>
+      <w:pPr>
+        <w:rPr>
+          <w:lang w:val="en-GB"/>
+        </w:rPr>
+      </w:pPr>
+      <w:r>
+        <w:rPr>
+          <w:b/>
+          <w:lang w:val="en-GB"/>
+        </w:rPr>
+        <w:t>Simple, Focused UI:</w:t>
+      </w:r>
+      <w:r>
+        <w:rPr>
+          <w:lang w:val="en-GB"/>
+        </w:rPr>
+        <w:t xml:space="preserve"> The app's interface isn't </w:t>
+      </w:r>
+      <w:proofErr w:type="spellStart"/>
+      <w:proofErr w:type="gramStart"/>
+      <w:r>
+        <w:rPr>
+          <w:lang w:val="en-GB"/>
+        </w:rPr>
+        <w:t>fancy,but</w:t>
+      </w:r>
+      <w:proofErr w:type="spellEnd"/>
+      <w:proofErr w:type="gramEnd"/>
+      <w:r>
+        <w:rPr>
+          <w:lang w:val="en-GB"/>
+        </w:rPr>
+        <w:t xml:space="preserve"> it gets the job done without any distractions.</w:t>
+      </w:r>
+      <w:r>
+        <w:rPr>
+          <w:lang w:val="en-GB"/>
+        </w:rPr>
+        <w:t xml:space="preserve"> </w:t>
+      </w:r>
+      <w:r>
+        <w:rPr>
+          <w:b/>
+          <w:lang w:val="en-GB"/>
+        </w:rPr>
+        <w:t>Figure 3.1</w:t>
+      </w:r>
+      <w:r>
+        <w:rPr>
+          <w:lang w:val="en-GB"/>
+        </w:rPr>
+        <w:t xml:space="preserve"> shows us the simple central card stack for different calculations</w:t>
+      </w:r>
+      <w:r>
+        <w:rPr>
+          <w:lang w:val="en-GB"/>
+        </w:rPr>
+        <w:t xml:space="preserve"> while </w:t>
+      </w:r>
+      <w:r>
+        <w:rPr>
+          <w:b/>
+          <w:lang w:val="en-GB"/>
+        </w:rPr>
+        <w:t>Figure 3.2</w:t>
+      </w:r>
+      <w:r>
+        <w:rPr>
+          <w:lang w:val="en-GB"/>
+        </w:rPr>
+        <w:t xml:space="preserve"> is the test results in action. </w:t>
+      </w:r>
+      <w:r>
+        <w:rPr>
+          <w:lang w:val="en-GB"/>
+        </w:rPr>
+        <w:t>Evidently, this proves that while a modern UI is a requirement, a complex one isn’t.</w:t>
+      </w:r>
+      <w:r>
+        <w:rPr>
+          <w:lang w:val="en-GB"/>
+        </w:rPr>
+        <w:t xml:space="preserve"> </w:t>
+      </w:r>
+      <w:r>
+        <w:rPr>
+          <w:lang w:val="en-GB"/>
+        </w:rPr>
+        <w:t xml:space="preserve">As </w:t>
+      </w:r>
+      <w:proofErr w:type="gramStart"/>
+      <w:r>
+        <w:rPr>
+          <w:b/>
+          <w:i/>
+          <w:lang w:val="en-GB"/>
+        </w:rPr>
+        <w:t>The</w:t>
+      </w:r>
+      <w:proofErr w:type="gramEnd"/>
+      <w:r>
+        <w:rPr>
+          <w:b/>
+          <w:i/>
+          <w:lang w:val="en-GB"/>
+        </w:rPr>
+        <w:t xml:space="preserve"> Ripple Effect</w:t>
+      </w:r>
+      <w:r>
+        <w:rPr>
+          <w:lang w:val="en-GB"/>
+        </w:rPr>
+        <w:t>, we</w:t>
+      </w:r>
+      <w:r>
+        <w:rPr>
+          <w:lang w:val="en-GB"/>
+        </w:rPr>
+        <w:t xml:space="preserve"> strive</w:t>
+      </w:r>
+      <w:r>
+        <w:rPr>
+          <w:lang w:val="en-GB"/>
+        </w:rPr>
+        <w:t xml:space="preserve"> to</w:t>
+      </w:r>
+      <w:r>
+        <w:rPr>
+          <w:lang w:val="en-GB"/>
+        </w:rPr>
+        <w:t xml:space="preserve"> </w:t>
+      </w:r>
+      <w:r>
+        <w:rPr>
+          <w:lang w:val="en-GB"/>
+        </w:rPr>
+        <w:t>build a</w:t>
+      </w:r>
+      <w:r>
+        <w:rPr>
+          <w:lang w:val="en-GB"/>
+        </w:rPr>
+        <w:t xml:space="preserve"> similarly intuitive and clean user experience.</w:t>
+      </w:r>
+    </w:p>
+    <w:p>
+      <w:pPr>
+        <w:rPr>
+          <w:lang w:val="en-GB"/>
+        </w:rPr>
+      </w:pPr>
+    </w:p>
+    <w:p>
+      <w:pPr>
+        <w:rPr>
+          <w:lang w:val="en-GB"/>
+        </w:rPr>
+      </w:pPr>
+      <w:r>
+        <w:rPr>
+          <w:b/>
+          <w:lang w:val="en-GB"/>
+        </w:rPr>
+        <w:t>Community Integration</w:t>
+      </w:r>
+      <w:r>
+        <w:rPr>
+          <w:lang w:val="en-GB"/>
+        </w:rPr>
+        <w:t xml:space="preserve">: While not built into the app itself, Pool Math's success is tied to the </w:t>
+      </w:r>
+      <w:proofErr w:type="spellStart"/>
+      <w:r>
+        <w:rPr>
+          <w:lang w:val="en-GB"/>
+        </w:rPr>
+        <w:t>TFP</w:t>
+      </w:r>
+      <w:proofErr w:type="spellEnd"/>
+      <w:r>
+        <w:rPr>
+          <w:lang w:val="en-GB"/>
+        </w:rPr>
+        <w:t xml:space="preserve"> online community. </w:t>
+      </w:r>
+      <w:r>
+        <w:rPr>
+          <w:lang w:val="en-GB"/>
+        </w:rPr>
+        <w:t>We identified this as a strong factor in our Software Development Life Cycle as a knowledgeable support base will drive the feasibility of this project.</w:t>
+      </w:r>
+    </w:p>
+    <w:p>
+      <w:pPr>
+        <w:rPr>
+          <w:lang w:val="en-GB"/>
+        </w:rPr>
+      </w:pPr>
+    </w:p>
+    <w:p>
+      <w:pPr>
+        <w:rPr>
+          <w:sz w:val="28"/>
+          <w:szCs w:val="28"/>
+          <w:u w:val="single"/>
+          <w:lang w:val="en-GB"/>
+        </w:rPr>
+      </w:pPr>
+      <w:r>
+        <w:rPr>
+          <w:sz w:val="28"/>
+          <w:szCs w:val="28"/>
+          <w:u w:val="single"/>
+          <w:lang w:val="en-GB"/>
+        </w:rPr>
+        <w:t>Features to Avoid:</w:t>
+      </w:r>
+    </w:p>
+    <w:p>
+      <w:pPr>
+        <w:rPr>
+          <w:lang w:val="en-GB"/>
+        </w:rPr>
+      </w:pPr>
+    </w:p>
+    <w:p>
+      <w:pPr>
+        <w:rPr>
+          <w:lang w:val="en-GB"/>
+        </w:rPr>
+      </w:pPr>
+      <w:r>
+        <w:rPr>
+          <w:b/>
+          <w:lang w:val="en-GB"/>
+        </w:rPr>
+        <w:t>A Manual-Only System:</w:t>
+      </w:r>
+      <w:r>
+        <w:rPr>
+          <w:lang w:val="en-GB"/>
+        </w:rPr>
+        <w:t xml:space="preserve"> Pool Math is a pure calculator. It doesn't offer any proactive features like push notifications, </w:t>
+      </w:r>
+      <w:r>
+        <w:rPr>
+          <w:lang w:val="en-GB"/>
+        </w:rPr>
+        <w:t>load shedding</w:t>
+      </w:r>
+      <w:r>
+        <w:rPr>
+          <w:lang w:val="en-GB"/>
+        </w:rPr>
+        <w:t xml:space="preserve"> alerts, or weather-based predictions. </w:t>
+      </w:r>
+      <w:r>
+        <w:rPr>
+          <w:lang w:val="en-GB"/>
+        </w:rPr>
+        <w:t xml:space="preserve">SplashScreen </w:t>
+      </w:r>
+      <w:r>
+        <w:rPr>
+          <w:lang w:val="en-GB"/>
+        </w:rPr>
+        <w:t>should</w:t>
+      </w:r>
+      <w:r>
+        <w:rPr>
+          <w:lang w:val="en-GB"/>
+        </w:rPr>
+        <w:t>n’t share its</w:t>
+      </w:r>
+      <w:r>
+        <w:rPr>
+          <w:lang w:val="en-GB"/>
+        </w:rPr>
+        <w:t xml:space="preserve"> passive nature </w:t>
+      </w:r>
+      <w:r>
+        <w:rPr>
+          <w:lang w:val="en-GB"/>
+        </w:rPr>
+        <w:t xml:space="preserve">but be </w:t>
+      </w:r>
+      <w:r>
+        <w:rPr>
+          <w:lang w:val="en-GB"/>
+        </w:rPr>
+        <w:t>an app</w:t>
+      </w:r>
+      <w:r>
+        <w:rPr>
+          <w:lang w:val="en-GB"/>
+        </w:rPr>
+        <w:t xml:space="preserve"> that actively helps the user.</w:t>
+      </w:r>
+    </w:p>
+    <w:p>
+      <w:pPr>
+        <w:rPr>
+          <w:lang w:val="en-GB"/>
+        </w:rPr>
+      </w:pPr>
+    </w:p>
+    <w:p>
+      <w:pPr>
+        <w:rPr>
+          <w:lang w:val="en-GB"/>
+        </w:rPr>
+      </w:pPr>
+      <w:r>
+        <w:rPr>
+          <w:b/>
+          <w:lang w:val="en-GB"/>
+        </w:rPr>
+        <w:t>Lack of a Marketplace:</w:t>
+      </w:r>
+      <w:r>
+        <w:rPr>
+          <w:lang w:val="en-GB"/>
+        </w:rPr>
+        <w:t xml:space="preserve"> </w:t>
+      </w:r>
+      <w:r>
+        <w:rPr>
+          <w:i/>
+          <w:lang w:val="en-GB"/>
+        </w:rPr>
+        <w:t>PoolMath</w:t>
+      </w:r>
+      <w:r>
+        <w:rPr>
+          <w:lang w:val="en-GB"/>
+        </w:rPr>
+        <w:t xml:space="preserve"> has no business model. It's simply a tool. Our app, by contrast, must solve the problem of finding local service providers and products. </w:t>
+      </w:r>
+      <w:proofErr w:type="spellStart"/>
+      <w:r>
+        <w:rPr>
+          <w:i/>
+          <w:lang w:val="en-GB"/>
+        </w:rPr>
+        <w:t>PoolMath's</w:t>
+      </w:r>
+      <w:proofErr w:type="spellEnd"/>
+      <w:r>
+        <w:rPr>
+          <w:lang w:val="en-GB"/>
+        </w:rPr>
+        <w:t xml:space="preserve"> singular focus on DIY is a flaw from a business perspective, and </w:t>
+      </w:r>
+      <w:proofErr w:type="spellStart"/>
+      <w:r>
+        <w:rPr>
+          <w:i/>
+          <w:lang w:val="en-GB"/>
+        </w:rPr>
+        <w:t>SplashScreen’s</w:t>
+      </w:r>
+      <w:proofErr w:type="spellEnd"/>
+      <w:r>
+        <w:rPr>
+          <w:lang w:val="en-GB"/>
+        </w:rPr>
+        <w:t xml:space="preserve"> hybrid model directly addresses this.</w:t>
+      </w:r>
+    </w:p>
+    <w:p>
+      <w:pPr>
+        <w:rPr>
+          <w:lang w:val="en-GB"/>
+        </w:rPr>
+      </w:pPr>
+    </w:p>
+    <w:p>
+      <w:pPr>
+        <w:rPr>
+          <w:lang w:val="en-GB"/>
+        </w:rPr>
+      </w:pPr>
+      <w:r>
+        <w:rPr>
+          <w:lang w:val="en-GB"/>
+        </w:rPr>
+        <w:t xml:space="preserve">Reference: Pool Math. (n.d.). Pool Math App. Retrieved from </w:t>
+      </w:r>
+      <w:hyperlink r:id="rId24" w:history="1">
+        <w:r>
+          <w:rPr>
+            <w:rStyle w:val="Hyperlink"/>
+            <w:lang w:val="en-GB"/>
+          </w:rPr>
+          <w:t>https://poolmath.com/</w:t>
+        </w:r>
+      </w:hyperlink>
+    </w:p>
+    <w:p>
+      <w:pPr>
+        <w:rPr>
+          <w:lang w:val="en-GB"/>
+        </w:rPr>
+      </w:pPr>
+    </w:p>
+    <w:p>
+      <w:pPr>
+        <w:rPr>
+          <w:b/>
+          <w:sz w:val="28"/>
+          <w:szCs w:val="28"/>
+          <w:lang w:val="en-GB"/>
+        </w:rPr>
+      </w:pPr>
+      <w:proofErr w:type="gramStart"/>
+      <w:r>
+        <w:rPr>
+          <w:b/>
+          <w:sz w:val="28"/>
+          <w:szCs w:val="28"/>
+          <w:lang w:val="en-GB"/>
+        </w:rPr>
+        <w:t>1.5  The</w:t>
+      </w:r>
+      <w:proofErr w:type="gramEnd"/>
+      <w:r>
+        <w:rPr>
+          <w:b/>
+          <w:sz w:val="28"/>
+          <w:szCs w:val="28"/>
           <w:lang w:val="en-GB"/>
         </w:rPr>
         <w:t xml:space="preserve"> project plan</w:t>
@@ -1093,7 +4619,6 @@
           <w:color w:val="auto"/>
           <w:lang w:val="en-GB"/>
         </w:rPr>
-        <w:lastRenderedPageBreak/>
         <w:t xml:space="preserve">A project plan should answer these questions: </w:t>
       </w:r>
     </w:p>
@@ -1230,6 +4755,7 @@
           <w:color w:val="auto"/>
           <w:lang w:val="en-GB"/>
         </w:rPr>
+        <w:lastRenderedPageBreak/>
         <w:t>What does your client expect/need?</w:t>
       </w:r>
     </w:p>
@@ -1723,7 +5249,6 @@
           <w:color w:val="auto"/>
           <w:lang w:val="en-GB"/>
         </w:rPr>
-        <w:lastRenderedPageBreak/>
         <w:t>Clear task durations with start and end dates</w:t>
       </w:r>
       <w:r>
@@ -1791,8 +5316,9 @@
           <w:szCs w:val="28"/>
           <w:lang w:val="en-GB"/>
         </w:rPr>
-        <w:t>1.</w:t>
-      </w:r>
+        <w:t>1.6  Risk</w:t>
+      </w:r>
+      <w:proofErr w:type="gramEnd"/>
       <w:r>
         <w:rPr>
           <w:b/>
@@ -1800,34 +5326,6 @@
           <w:szCs w:val="28"/>
           <w:lang w:val="en-GB"/>
         </w:rPr>
-        <w:t>6</w:t>
-      </w:r>
-      <w:r>
-        <w:rPr>
-          <w:b/>
-          <w:sz w:val="28"/>
-          <w:szCs w:val="28"/>
-          <w:lang w:val="en-GB"/>
-        </w:rPr>
-        <w:t xml:space="preserve">  </w:t>
-      </w:r>
-      <w:r>
-        <w:rPr>
-          <w:b/>
-          <w:sz w:val="28"/>
-          <w:szCs w:val="28"/>
-          <w:lang w:val="en-GB"/>
-        </w:rPr>
-        <w:t>Risk</w:t>
-      </w:r>
-      <w:proofErr w:type="gramEnd"/>
-      <w:r>
-        <w:rPr>
-          <w:b/>
-          <w:sz w:val="28"/>
-          <w:szCs w:val="28"/>
-          <w:lang w:val="en-GB"/>
-        </w:rPr>
         <w:t xml:space="preserve"> Analysis</w:t>
       </w:r>
     </w:p>
@@ -1879,41 +5377,8 @@
           <w:color w:val="auto"/>
           <w:lang w:val="en-GB"/>
         </w:rPr>
-        <w:t xml:space="preserve">There are many models, which are used to identify different risks. But we will not go into specific ones here. In general, we can say that to </w:t>
-      </w:r>
-      <w:r>
-        <w:rPr>
-          <w:rFonts w:asciiTheme="minorHAnsi" w:hAnsiTheme="minorHAnsi" w:cstheme="minorBidi"/>
-          <w:color w:val="auto"/>
-          <w:lang w:val="en-GB"/>
-        </w:rPr>
-        <w:t>categorise</w:t>
-      </w:r>
-      <w:r>
-        <w:rPr>
-          <w:rFonts w:asciiTheme="minorHAnsi" w:hAnsiTheme="minorHAnsi" w:cstheme="minorBidi"/>
-          <w:color w:val="auto"/>
-          <w:lang w:val="en-GB"/>
-        </w:rPr>
-        <w:t xml:space="preserve"> risks can help in the process. You will quickly discover that you need to limit yourself regarding risks during a brainstorming activity. Otherwise, the list of events and conditions can become very long. You need to assess how likely it is that the </w:t>
-      </w:r>
-      <w:proofErr w:type="gramStart"/>
-      <w:r>
-        <w:rPr>
-          <w:rFonts w:asciiTheme="minorHAnsi" w:hAnsiTheme="minorHAnsi" w:cstheme="minorBidi"/>
-          <w:color w:val="auto"/>
-          <w:lang w:val="en-GB"/>
-        </w:rPr>
-        <w:t>particular event</w:t>
-      </w:r>
-      <w:proofErr w:type="gramEnd"/>
-      <w:r>
-        <w:rPr>
-          <w:rFonts w:asciiTheme="minorHAnsi" w:hAnsiTheme="minorHAnsi" w:cstheme="minorBidi"/>
-          <w:color w:val="auto"/>
-          <w:lang w:val="en-GB"/>
-        </w:rPr>
-        <w:t xml:space="preserve"> occurs. </w:t>
+        <w:lastRenderedPageBreak/>
+        <w:t xml:space="preserve">There are many models, which are used to identify different risks. But we will not go into specific ones here. In general, we can say that to categorise risks can help in the process. You will quickly discover that you need to limit yourself regarding risks during a brainstorming activity. Otherwise, the list of events and conditions can become very long. You need to assess how likely it is that the particular event occurs. </w:t>
       </w:r>
       <w:r>
         <w:rPr>
@@ -1931,10 +5396,210 @@
           <w:color w:val="auto"/>
           <w:lang w:val="en-GB"/>
         </w:rPr>
-        <w:t xml:space="preserve">The entire project could be ruined if a woman in labour runs across a road and a driver </w:t>
+        <w:t>The entire project could be ruined if a woman in labour runs across a road and a driver has to swerve to avoid her. The driver crashes into a bus and loses a wheel, which rolls across the road, pulls along a bag of dynamite, which was about to be used. The dynamite then explodes next to a lamppost, which shoots, like a rocket, through the window of the project teams office. The rocket hits the project leader in the head and the project leader, by mistake, deletes all the code, which has been written. The rocket continues through the office and finally lands on a shelf filled with super magnets, which then fall onto the server, which contains all the backups and removes them all.</w:t>
+      </w:r>
+      <w:r>
+        <w:rPr>
+          <w:rFonts w:asciiTheme="minorHAnsi" w:hAnsiTheme="minorHAnsi" w:cstheme="minorBidi"/>
+          <w:color w:val="auto"/>
+          <w:lang w:val="en-GB"/>
+        </w:rPr>
+        <w:t xml:space="preserve"> But how likely is this? </w:t>
+      </w:r>
+    </w:p>
+    <w:p>
+      <w:pPr>
+        <w:pStyle w:val="ParaBlock-XY"/>
+        <w:jc w:val="both"/>
+        <w:rPr>
+          <w:rFonts w:asciiTheme="minorHAnsi" w:hAnsiTheme="minorHAnsi" w:cstheme="minorBidi"/>
+          <w:i/>
+          <w:color w:val="auto"/>
+          <w:lang w:val="en-GB"/>
+        </w:rPr>
+      </w:pPr>
+      <w:r>
+        <w:rPr>
+          <w:rFonts w:asciiTheme="minorHAnsi" w:hAnsiTheme="minorHAnsi" w:cstheme="minorBidi"/>
+          <w:color w:val="auto"/>
+          <w:lang w:val="en-GB"/>
+        </w:rPr>
+        <w:t xml:space="preserve">Once you have identified the risks, you need to decide how you will handle those risks. It is a good idea to divide the risks into four main categories: </w:t>
+      </w:r>
+    </w:p>
+    <w:p>
+      <w:pPr>
+        <w:pStyle w:val="ParaBlock-XY"/>
+        <w:jc w:val="both"/>
+        <w:rPr>
+          <w:rFonts w:asciiTheme="minorHAnsi" w:hAnsiTheme="minorHAnsi" w:cstheme="minorBidi"/>
+          <w:i/>
+          <w:color w:val="auto"/>
+          <w:lang w:val="en-GB"/>
+        </w:rPr>
+      </w:pPr>
+      <w:r>
+        <w:rPr>
+          <w:rFonts w:asciiTheme="minorHAnsi" w:hAnsiTheme="minorHAnsi" w:cstheme="minorBidi"/>
+          <w:b/>
+          <w:bCs/>
+          <w:color w:val="auto"/>
+          <w:lang w:val="en-GB"/>
+        </w:rPr>
+        <w:t>Acceptable risks:</w:t>
+      </w:r>
+      <w:r>
+        <w:rPr>
+          <w:rFonts w:asciiTheme="minorHAnsi" w:hAnsiTheme="minorHAnsi" w:cstheme="minorBidi"/>
+          <w:color w:val="auto"/>
+          <w:lang w:val="en-GB"/>
+        </w:rPr>
+        <w:t xml:space="preserve">  </w:t>
+      </w:r>
+      <w:r>
+        <w:rPr>
+          <w:rFonts w:asciiTheme="minorHAnsi" w:hAnsiTheme="minorHAnsi" w:cstheme="minorBidi"/>
+          <w:color w:val="auto"/>
+          <w:lang w:val="en-GB"/>
+        </w:rPr>
+        <w:t>We decide that the risk is very unlikely, or possibly, that the costs if that event happens, are lower than the expenses which are necessary to prevent the event from taking place.</w:t>
+      </w:r>
+    </w:p>
+    <w:p>
+      <w:pPr>
+        <w:pStyle w:val="ParaBlock-XY"/>
+        <w:jc w:val="both"/>
+        <w:rPr>
+          <w:rFonts w:asciiTheme="minorHAnsi" w:hAnsiTheme="minorHAnsi" w:cstheme="minorBidi"/>
+          <w:i/>
+          <w:color w:val="auto"/>
+          <w:lang w:val="en-GB"/>
+        </w:rPr>
+      </w:pPr>
+      <w:r>
+        <w:rPr>
+          <w:rFonts w:asciiTheme="minorHAnsi" w:hAnsiTheme="minorHAnsi" w:cstheme="minorBidi"/>
+          <w:b/>
+          <w:bCs/>
+          <w:color w:val="auto"/>
+          <w:lang w:val="en-GB"/>
+        </w:rPr>
+        <w:t>Avoidable risks:</w:t>
+      </w:r>
+      <w:r>
+        <w:rPr>
+          <w:rFonts w:asciiTheme="minorHAnsi" w:hAnsiTheme="minorHAnsi" w:cstheme="minorBidi"/>
+          <w:color w:val="auto"/>
+          <w:lang w:val="en-GB"/>
+        </w:rPr>
+        <w:t xml:space="preserve"> </w:t>
+      </w:r>
+      <w:r>
+        <w:rPr>
+          <w:rFonts w:asciiTheme="minorHAnsi" w:hAnsiTheme="minorHAnsi" w:cstheme="minorBidi"/>
+          <w:color w:val="auto"/>
+          <w:lang w:val="en-GB"/>
+        </w:rPr>
+        <w:t xml:space="preserve"> We </w:t>
       </w:r>
       <w:proofErr w:type="gramStart"/>
       <w:r>
+        <w:rPr>
+          <w:rFonts w:asciiTheme="minorHAnsi" w:hAnsiTheme="minorHAnsi" w:cstheme="minorBidi"/>
+          <w:color w:val="auto"/>
+          <w:lang w:val="en-GB"/>
+        </w:rPr>
+        <w:t>take action</w:t>
+      </w:r>
+      <w:proofErr w:type="gramEnd"/>
+      <w:r>
+        <w:rPr>
+          <w:rFonts w:asciiTheme="minorHAnsi" w:hAnsiTheme="minorHAnsi" w:cstheme="minorBidi"/>
+          <w:color w:val="auto"/>
+          <w:lang w:val="en-GB"/>
+        </w:rPr>
+        <w:t xml:space="preserve"> which ensures that we prevent a certain event or condition. We might create backups of all the code and store it in two separate locations. Then we avoid the risk of losing anything,</w:t>
+      </w:r>
+    </w:p>
+    <w:p>
+      <w:pPr>
+        <w:pStyle w:val="ParaBlock-XY"/>
+        <w:jc w:val="both"/>
+        <w:rPr>
+          <w:rFonts w:asciiTheme="minorHAnsi" w:hAnsiTheme="minorHAnsi" w:cstheme="minorBidi"/>
+          <w:i/>
+          <w:color w:val="auto"/>
+          <w:lang w:val="en-GB"/>
+        </w:rPr>
+      </w:pPr>
+      <w:r>
+        <w:rPr>
+          <w:rFonts w:asciiTheme="minorHAnsi" w:hAnsiTheme="minorHAnsi" w:cstheme="minorBidi"/>
+          <w:b/>
+          <w:bCs/>
+          <w:color w:val="auto"/>
+          <w:lang w:val="en-GB"/>
+        </w:rPr>
+        <w:t>Minimizable risks:</w:t>
+      </w:r>
+      <w:r>
+        <w:rPr>
+          <w:rFonts w:asciiTheme="minorHAnsi" w:hAnsiTheme="minorHAnsi" w:cstheme="minorBidi"/>
+          <w:color w:val="auto"/>
+          <w:lang w:val="en-GB"/>
+        </w:rPr>
+        <w:t xml:space="preserve"> We take steps to ensure that the likelihood of something happening is less. We can create a bonus structure to make sure that people do not leave.</w:t>
+      </w:r>
+    </w:p>
+    <w:p>
+      <w:pPr>
+        <w:pStyle w:val="ParaBlock-XY"/>
+        <w:jc w:val="both"/>
+        <w:rPr>
+          <w:rFonts w:asciiTheme="minorHAnsi" w:hAnsiTheme="minorHAnsi" w:cstheme="minorBidi"/>
+          <w:color w:val="auto"/>
+          <w:lang w:val="en-GB"/>
+        </w:rPr>
+      </w:pPr>
+      <w:r>
+        <w:rPr>
+          <w:rFonts w:asciiTheme="minorHAnsi" w:hAnsiTheme="minorHAnsi" w:cstheme="minorBidi"/>
+          <w:b/>
+          <w:bCs/>
+          <w:color w:val="auto"/>
+          <w:lang w:val="en-GB"/>
+        </w:rPr>
+        <w:t>Transferable risks:</w:t>
+      </w:r>
+      <w:r>
+        <w:rPr>
+          <w:rFonts w:asciiTheme="minorHAnsi" w:hAnsiTheme="minorHAnsi" w:cstheme="minorBidi"/>
+          <w:color w:val="auto"/>
+          <w:lang w:val="en-GB"/>
+        </w:rPr>
+        <w:t xml:space="preserve"> This means that we transfer the risk to someone else. For example, we might send part of the work to another company. Then it is the other company, which needs to assume the risk.  Once we have categorised all the risks, we need to decide exactly what needs to be done, if something should be done. We need to prepare ourselves as best we can so that any potential events have as little impact on the project as possible. We can, of course, have free fruit available at work and encourage everyone to exercise regularly. But someone will get sick in any case and then it is great to know how we handle that. Who is going to take over the sick person's work? When is it necessary for someone to step in? Should the person step in be someone in the team or someone from outside the team? In the case of the latter, where should the person be brought in from? How much </w:t>
+      </w:r>
+      <w:r>
+        <w:rPr>
+          <w:rFonts w:asciiTheme="minorHAnsi" w:hAnsiTheme="minorHAnsi" w:cstheme="minorBidi"/>
+          <w:color w:val="auto"/>
+          <w:lang w:val="en-GB"/>
+        </w:rPr>
+        <w:t>w</w:t>
+      </w:r>
+      <w:r>
+        <w:rPr>
+          <w:rFonts w:asciiTheme="minorHAnsi" w:hAnsiTheme="minorHAnsi" w:cstheme="minorBidi"/>
+          <w:color w:val="auto"/>
+          <w:lang w:val="en-GB"/>
+        </w:rPr>
+        <w:t>ill this cost?</w:t>
+      </w:r>
+    </w:p>
+    <w:p>
+      <w:pPr>
+        <w:pStyle w:val="ParaBlock-XY"/>
+        <w:jc w:val="both"/>
         <w:rPr>
           <w:rFonts w:asciiTheme="minorHAnsi" w:hAnsiTheme="minorHAnsi" w:cstheme="minorBidi"/>
           <w:i/>
@@ -1942,9 +5607,7 @@
           <w:color w:val="auto"/>
           <w:lang w:val="en-GB"/>
         </w:rPr>
-        <w:t>has to</w:t>
-      </w:r>
-      <w:proofErr w:type="gramEnd"/>
+      </w:pPr>
       <w:r>
         <w:rPr>
           <w:rFonts w:asciiTheme="minorHAnsi" w:hAnsiTheme="minorHAnsi" w:cstheme="minorBidi"/>
@@ -1953,258 +5616,7 @@
           <w:color w:val="auto"/>
           <w:lang w:val="en-GB"/>
         </w:rPr>
-        <w:t xml:space="preserve"> swerve to avoid her. The driver crashes into a bus and loses a wheel, which rolls across the road, pulls along a bag of dynamite, which was about to be used. The dynamite then explodes next to a lamppost, which shoots, like a rocket, through the window of the project teams office. The rocket hits the project leader in the head and the project leader, by mistake, deletes all the code, which has been written. The rocket continues through the office and finally lands on a shelf filled with super magnets, which then fall onto the server, which contains all the backups and removes them all.</w:t>
-      </w:r>
-      <w:r>
-        <w:rPr>
-          <w:rFonts w:asciiTheme="minorHAnsi" w:hAnsiTheme="minorHAnsi" w:cstheme="minorBidi"/>
-          <w:color w:val="auto"/>
-          <w:lang w:val="en-GB"/>
-        </w:rPr>
-        <w:t xml:space="preserve"> But how likely is this? </w:t>
-      </w:r>
-    </w:p>
-    <w:p>
-      <w:pPr>
-        <w:pStyle w:val="ParaBlock-XY"/>
-        <w:jc w:val="both"/>
-        <w:rPr>
-          <w:rFonts w:asciiTheme="minorHAnsi" w:hAnsiTheme="minorHAnsi" w:cstheme="minorBidi"/>
-          <w:i/>
-          <w:color w:val="auto"/>
-          <w:lang w:val="en-GB"/>
-        </w:rPr>
-      </w:pPr>
-      <w:r>
-        <w:rPr>
-          <w:rFonts w:asciiTheme="minorHAnsi" w:hAnsiTheme="minorHAnsi" w:cstheme="minorBidi"/>
-          <w:color w:val="auto"/>
-          <w:lang w:val="en-GB"/>
-        </w:rPr>
-        <w:t xml:space="preserve">Once you have identified the risks, you need to decide how you will handle those risks. It is a good idea to divide the risks into four main categories: </w:t>
-      </w:r>
-    </w:p>
-    <w:p>
-      <w:pPr>
-        <w:pStyle w:val="ParaBlock-XY"/>
-        <w:jc w:val="both"/>
-        <w:rPr>
-          <w:rFonts w:asciiTheme="minorHAnsi" w:hAnsiTheme="minorHAnsi" w:cstheme="minorBidi"/>
-          <w:i/>
-          <w:color w:val="auto"/>
-          <w:lang w:val="en-GB"/>
-        </w:rPr>
-      </w:pPr>
-      <w:r>
-        <w:rPr>
-          <w:rFonts w:asciiTheme="minorHAnsi" w:hAnsiTheme="minorHAnsi" w:cstheme="minorBidi"/>
-          <w:b/>
-          <w:bCs/>
-          <w:color w:val="auto"/>
-          <w:lang w:val="en-GB"/>
-        </w:rPr>
-        <w:t>Acceptable risks:</w:t>
-      </w:r>
-      <w:r>
-        <w:rPr>
-          <w:rFonts w:asciiTheme="minorHAnsi" w:hAnsiTheme="minorHAnsi" w:cstheme="minorBidi"/>
-          <w:color w:val="auto"/>
-          <w:lang w:val="en-GB"/>
-        </w:rPr>
-        <w:t xml:space="preserve">  </w:t>
-      </w:r>
-      <w:r>
-        <w:rPr>
-          <w:rFonts w:asciiTheme="minorHAnsi" w:hAnsiTheme="minorHAnsi" w:cstheme="minorBidi"/>
-          <w:color w:val="auto"/>
-          <w:lang w:val="en-GB"/>
-        </w:rPr>
-        <w:t>We decide that the risk is very unlikely, or possibly, that the costs if that event happens, are lower than the expenses which are necessary to prevent the event from taking place.</w:t>
-      </w:r>
-    </w:p>
-    <w:p>
-      <w:pPr>
-        <w:pStyle w:val="ParaBlock-XY"/>
-        <w:jc w:val="both"/>
-        <w:rPr>
-          <w:rFonts w:asciiTheme="minorHAnsi" w:hAnsiTheme="minorHAnsi" w:cstheme="minorBidi"/>
-          <w:i/>
-          <w:color w:val="auto"/>
-          <w:lang w:val="en-GB"/>
-        </w:rPr>
-      </w:pPr>
-      <w:r>
-        <w:rPr>
-          <w:rFonts w:asciiTheme="minorHAnsi" w:hAnsiTheme="minorHAnsi" w:cstheme="minorBidi"/>
-          <w:b/>
-          <w:bCs/>
-          <w:color w:val="auto"/>
-          <w:lang w:val="en-GB"/>
-        </w:rPr>
-        <w:t>Avoidable risks:</w:t>
-      </w:r>
-      <w:r>
-        <w:rPr>
-          <w:rFonts w:asciiTheme="minorHAnsi" w:hAnsiTheme="minorHAnsi" w:cstheme="minorBidi"/>
-          <w:color w:val="auto"/>
-          <w:lang w:val="en-GB"/>
-        </w:rPr>
-        <w:t xml:space="preserve"> </w:t>
-      </w:r>
-      <w:r>
-        <w:rPr>
-          <w:rFonts w:asciiTheme="minorHAnsi" w:hAnsiTheme="minorHAnsi" w:cstheme="minorBidi"/>
-          <w:color w:val="auto"/>
-          <w:lang w:val="en-GB"/>
-        </w:rPr>
-        <w:t xml:space="preserve"> We </w:t>
-      </w:r>
-      <w:proofErr w:type="gramStart"/>
-      <w:r>
-        <w:rPr>
-          <w:rFonts w:asciiTheme="minorHAnsi" w:hAnsiTheme="minorHAnsi" w:cstheme="minorBidi"/>
-          <w:color w:val="auto"/>
-          <w:lang w:val="en-GB"/>
-        </w:rPr>
-        <w:t>take action</w:t>
-      </w:r>
-      <w:proofErr w:type="gramEnd"/>
-      <w:r>
-        <w:rPr>
-          <w:rFonts w:asciiTheme="minorHAnsi" w:hAnsiTheme="minorHAnsi" w:cstheme="minorBidi"/>
-          <w:color w:val="auto"/>
-          <w:lang w:val="en-GB"/>
-        </w:rPr>
-        <w:t xml:space="preserve"> which ensures that we prevent a certain event or condition. We might create backups of all the code and store it in two separate locations. Then we avoid the risk of losing anything,</w:t>
-      </w:r>
-    </w:p>
-    <w:p>
-      <w:pPr>
-        <w:pStyle w:val="ParaBlock-XY"/>
-        <w:jc w:val="both"/>
-        <w:rPr>
-          <w:rFonts w:asciiTheme="minorHAnsi" w:hAnsiTheme="minorHAnsi" w:cstheme="minorBidi"/>
-          <w:i/>
-          <w:color w:val="auto"/>
-          <w:lang w:val="en-GB"/>
-        </w:rPr>
-      </w:pPr>
-      <w:r>
-        <w:rPr>
-          <w:rFonts w:asciiTheme="minorHAnsi" w:hAnsiTheme="minorHAnsi" w:cstheme="minorBidi"/>
-          <w:b/>
-          <w:bCs/>
-          <w:color w:val="auto"/>
-          <w:lang w:val="en-GB"/>
-        </w:rPr>
-        <w:t>Minimizable risks:</w:t>
-      </w:r>
-      <w:r>
-        <w:rPr>
-          <w:rFonts w:asciiTheme="minorHAnsi" w:hAnsiTheme="minorHAnsi" w:cstheme="minorBidi"/>
-          <w:color w:val="auto"/>
-          <w:lang w:val="en-GB"/>
-        </w:rPr>
-        <w:t xml:space="preserve"> We take steps to ensure that the likelihood of something happening is less. We can create a bonus structure to make sure that people do not leave.</w:t>
-      </w:r>
-    </w:p>
-    <w:p>
-      <w:pPr>
-        <w:pStyle w:val="ParaBlock-XY"/>
-        <w:jc w:val="both"/>
-        <w:rPr>
-          <w:rFonts w:asciiTheme="minorHAnsi" w:hAnsiTheme="minorHAnsi" w:cstheme="minorBidi"/>
-          <w:color w:val="auto"/>
-          <w:lang w:val="en-GB"/>
-        </w:rPr>
-      </w:pPr>
-      <w:r>
-        <w:rPr>
-          <w:rFonts w:asciiTheme="minorHAnsi" w:hAnsiTheme="minorHAnsi" w:cstheme="minorBidi"/>
-          <w:b/>
-          <w:bCs/>
-          <w:color w:val="auto"/>
-          <w:lang w:val="en-GB"/>
-        </w:rPr>
-        <w:t>Transferable risks:</w:t>
-      </w:r>
-      <w:r>
-        <w:rPr>
-          <w:rFonts w:asciiTheme="minorHAnsi" w:hAnsiTheme="minorHAnsi" w:cstheme="minorBidi"/>
-          <w:color w:val="auto"/>
-          <w:lang w:val="en-GB"/>
-        </w:rPr>
-        <w:t xml:space="preserve"> This means that we transfer the risk to someone else. For example, we might send part of the work to another company. Then it is the other company, which needs to assume the risk.  Once we have categorised all the risks, we need to decide exactly what needs to be done, if something should be done. We need to prepare ourselves as best we can so that any potential events have as little impact on the project as possible. We can, of course, have free fruit available at work and encourage everyone to exercise regularly. But someone will get sick in any case and then it is great to know how we handle that. Who is going to take </w:t>
-      </w:r>
-      <w:r>
-        <w:rPr>
-          <w:rFonts w:asciiTheme="minorHAnsi" w:hAnsiTheme="minorHAnsi" w:cstheme="minorBidi"/>
-          <w:color w:val="auto"/>
-          <w:lang w:val="en-GB"/>
-        </w:rPr>
-        <w:lastRenderedPageBreak/>
-        <w:t xml:space="preserve">over the sick person's work? When is it necessary for someone to step in? Should the person step in be someone in the team or someone from outside the team? In the case of the latter, where should the person be brought in from? How much </w:t>
-      </w:r>
-      <w:r>
-        <w:rPr>
-          <w:rFonts w:asciiTheme="minorHAnsi" w:hAnsiTheme="minorHAnsi" w:cstheme="minorBidi"/>
-          <w:color w:val="auto"/>
-          <w:lang w:val="en-GB"/>
-        </w:rPr>
-        <w:t>w</w:t>
-      </w:r>
-      <w:r>
-        <w:rPr>
-          <w:rFonts w:asciiTheme="minorHAnsi" w:hAnsiTheme="minorHAnsi" w:cstheme="minorBidi"/>
-          <w:color w:val="auto"/>
-          <w:lang w:val="en-GB"/>
-        </w:rPr>
-        <w:t>ill this cost?</w:t>
-      </w:r>
-    </w:p>
-    <w:p>
-      <w:pPr>
-        <w:pStyle w:val="ParaBlock-XY"/>
-        <w:jc w:val="both"/>
-        <w:rPr>
-          <w:rFonts w:asciiTheme="minorHAnsi" w:hAnsiTheme="minorHAnsi" w:cstheme="minorBidi"/>
-          <w:i/>
-          <w:iCs/>
-          <w:color w:val="auto"/>
-          <w:lang w:val="en-GB"/>
-        </w:rPr>
-      </w:pPr>
-      <w:r>
-        <w:rPr>
-          <w:rFonts w:asciiTheme="minorHAnsi" w:hAnsiTheme="minorHAnsi" w:cstheme="minorBidi"/>
-          <w:i/>
-          <w:iCs/>
-          <w:color w:val="auto"/>
-          <w:lang w:val="en-GB"/>
-        </w:rPr>
-        <w:t xml:space="preserve">Identify (at least) 4 risks to your project.  If you have time, add more, since the more you </w:t>
-      </w:r>
-      <w:proofErr w:type="gramStart"/>
-      <w:r>
-        <w:rPr>
-          <w:rFonts w:asciiTheme="minorHAnsi" w:hAnsiTheme="minorHAnsi" w:cstheme="minorBidi"/>
-          <w:i/>
-          <w:iCs/>
-          <w:color w:val="auto"/>
-          <w:lang w:val="en-GB"/>
-        </w:rPr>
-        <w:t>are able to</w:t>
-      </w:r>
-      <w:proofErr w:type="gramEnd"/>
-      <w:r>
-        <w:rPr>
-          <w:rFonts w:asciiTheme="minorHAnsi" w:hAnsiTheme="minorHAnsi" w:cstheme="minorBidi"/>
-          <w:i/>
-          <w:iCs/>
-          <w:color w:val="auto"/>
-          <w:lang w:val="en-GB"/>
-        </w:rPr>
-        <w:t xml:space="preserve"> identify at the start, the better you can plan for things to go wrong (and they usually do).  For each risk, state which type of risk it is and how you will treat/handle the risk.</w:t>
+        <w:t>Identify (at least) 4 risks to your project.  If you have time, add more, since the more you are able to identify at the start, the better you can plan for things to go wrong (and they usually do).  For each risk, state which type of risk it is and how you will treat/handle the risk.</w:t>
       </w:r>
     </w:p>
     <w:p>
@@ -2273,6 +5685,7 @@
         <w:rPr>
           <w:lang w:val="en-GB"/>
         </w:rPr>
+        <w:lastRenderedPageBreak/>
         <w:t>Your reference list here.</w:t>
       </w:r>
     </w:p>
@@ -2293,9 +5706,159 @@
 </w:document>
 </file>
 
+<file path=word/endnotes.xml><?xml version="1.0" encoding="utf-8"?>
+<w:endnotes xmlns:wpc="http://schemas.microsoft.com/office/word/2010/wordprocessingCanvas" xmlns:cx="http://schemas.microsoft.com/office/drawing/2014/chartex" xmlns:cx1="http://schemas.microsoft.com/office/drawing/2015/9/8/chartex" xmlns:cx2="http://schemas.microsoft.com/office/drawing/2015/10/21/chartex" xmlns:cx3="http://schemas.microsoft.com/office/drawing/2016/5/9/chartex" xmlns:cx4="http://schemas.microsoft.com/office/drawing/2016/5/10/chartex" xmlns:cx5="http://schemas.microsoft.com/office/drawing/2016/5/11/chartex" xmlns:cx6="http://schemas.microsoft.com/office/drawing/2016/5/12/chartex" xmlns:cx7="http://schemas.microsoft.com/office/drawing/2016/5/13/chartex" xmlns:cx8="http://schemas.microsoft.com/office/drawing/2016/5/14/chartex" xmlns:mc="http://schemas.openxmlformats.org/markup-compatibility/2006" xmlns:aink="http://schemas.microsoft.com/office/drawing/2016/ink" xmlns:am3d="http://schemas.microsoft.com/office/drawing/2017/model3d" xmlns:o="urn:schemas-microsoft-com:office:office" xmlns:r="http://schemas.openxmlformats.org/officeDocument/2006/relationships" xmlns:m="http://schemas.openxmlformats.org/officeDocument/2006/math" xmlns:v="urn:schemas-microsoft-com:vml" xmlns:wp14="http://schemas.microsoft.com/office/word/2010/wordprocessingDrawing" xmlns:wp="http://schemas.openxmlformats.org/drawingml/2006/wordprocessingDrawing" xmlns:w10="urn:schemas-microsoft-com:office:word" xmlns:w="http://schemas.openxmlformats.org/wordprocessingml/2006/main" xmlns:w14="http://schemas.microsoft.com/office/word/2010/wordml" xmlns:w15="http://schemas.microsoft.com/office/word/2012/wordml" xmlns:w16cid="http://schemas.microsoft.com/office/word/2016/wordml/cid" xmlns:w16se="http://schemas.microsoft.com/office/word/2015/wordml/symex" xmlns:wpg="http://schemas.microsoft.com/office/word/2010/wordprocessingGroup" xmlns:wpi="http://schemas.microsoft.com/office/word/2010/wordprocessingInk" xmlns:wne="http://schemas.microsoft.com/office/word/2006/wordml" xmlns:wps="http://schemas.microsoft.com/office/word/2010/wordprocessingShape" mc:Ignorable="w14 w15 w16se w16cid wp14">
+  <w:endnote w:type="separator" w:id="-1">
+    <w:p>
+      <w:r>
+        <w:separator/>
+      </w:r>
+    </w:p>
+  </w:endnote>
+  <w:endnote w:type="continuationSeparator" w:id="0">
+    <w:p>
+      <w:r>
+        <w:continuationSeparator/>
+      </w:r>
+    </w:p>
+  </w:endnote>
+</w:endnotes>
+</file>
+
+<file path=word/footnotes.xml><?xml version="1.0" encoding="utf-8"?>
+<w:footnotes xmlns:wpc="http://schemas.microsoft.com/office/word/2010/wordprocessingCanvas" xmlns:cx="http://schemas.microsoft.com/office/drawing/2014/chartex" xmlns:cx1="http://schemas.microsoft.com/office/drawing/2015/9/8/chartex" xmlns:cx2="http://schemas.microsoft.com/office/drawing/2015/10/21/chartex" xmlns:cx3="http://schemas.microsoft.com/office/drawing/2016/5/9/chartex" xmlns:cx4="http://schemas.microsoft.com/office/drawing/2016/5/10/chartex" xmlns:cx5="http://schemas.microsoft.com/office/drawing/2016/5/11/chartex" xmlns:cx6="http://schemas.microsoft.com/office/drawing/2016/5/12/chartex" xmlns:cx7="http://schemas.microsoft.com/office/drawing/2016/5/13/chartex" xmlns:cx8="http://schemas.microsoft.com/office/drawing/2016/5/14/chartex" xmlns:mc="http://schemas.openxmlformats.org/markup-compatibility/2006" xmlns:aink="http://schemas.microsoft.com/office/drawing/2016/ink" xmlns:am3d="http://schemas.microsoft.com/office/drawing/2017/model3d" xmlns:o="urn:schemas-microsoft-com:office:office" xmlns:r="http://schemas.openxmlformats.org/officeDocument/2006/relationships" xmlns:m="http://schemas.openxmlformats.org/officeDocument/2006/math" xmlns:v="urn:schemas-microsoft-com:vml" xmlns:wp14="http://schemas.microsoft.com/office/word/2010/wordprocessingDrawing" xmlns:wp="http://schemas.openxmlformats.org/drawingml/2006/wordprocessingDrawing" xmlns:w10="urn:schemas-microsoft-com:office:word" xmlns:w="http://schemas.openxmlformats.org/wordprocessingml/2006/main" xmlns:w14="http://schemas.microsoft.com/office/word/2010/wordml" xmlns:w15="http://schemas.microsoft.com/office/word/2012/wordml" xmlns:w16cid="http://schemas.microsoft.com/office/word/2016/wordml/cid" xmlns:w16se="http://schemas.microsoft.com/office/word/2015/wordml/symex" xmlns:wpg="http://schemas.microsoft.com/office/word/2010/wordprocessingGroup" xmlns:wpi="http://schemas.microsoft.com/office/word/2010/wordprocessingInk" xmlns:wne="http://schemas.microsoft.com/office/word/2006/wordml" xmlns:wps="http://schemas.microsoft.com/office/word/2010/wordprocessingShape" mc:Ignorable="w14 w15 w16se w16cid wp14">
+  <w:footnote w:type="separator" w:id="-1">
+    <w:p>
+      <w:r>
+        <w:separator/>
+      </w:r>
+    </w:p>
+  </w:footnote>
+  <w:footnote w:type="continuationSeparator" w:id="0">
+    <w:p>
+      <w:r>
+        <w:continuationSeparator/>
+      </w:r>
+    </w:p>
+  </w:footnote>
+</w:footnotes>
+</file>
+
 <file path=word/numbering.xml><?xml version="1.0" encoding="utf-8"?>
-<w:numbering xmlns:wpc="http://schemas.microsoft.com/office/word/2010/wordprocessingCanvas" xmlns:cx="http://schemas.microsoft.com/office/drawing/2014/chartex" xmlns:cx1="http://schemas.microsoft.com/office/drawing/2015/9/8/chartex" xmlns:cx2="http://schemas.microsoft.com/office/drawing/2015/10/21/chartex" xmlns:cx3="http://schemas.microsoft.com/office/drawing/2016/5/9/chartex" xmlns:cx4="http://schemas.microsoft.com/office/drawing/2016/5/10/chartex" xmlns:cx5="http://schemas.microsoft.com/office/drawing/2016/5/11/chartex" xmlns:cx6="http://schemas.microsoft.com/office/drawing/2016/5/12/chartex" xmlns:cx7="http://schemas.microsoft.com/office/drawing/2016/5/13/chartex" xmlns:cx8="http://schemas.microsoft.com/office/drawing/2016/5/14/chartex" xmlns:mc="http://schemas.openxmlformats.org/markup-compatibility/2006" xmlns:aink="http://schemas.microsoft.com/office/drawing/2016/ink" xmlns:am3d="http://schemas.microsoft.com/office/drawing/2017/model3d" xmlns:o="urn:schemas-microsoft-com:office:office" xmlns:r="http://schemas.openxmlformats.org/officeDocument/2006/relationships" xmlns:m="http://schemas.openxmlformats.org/officeDocument/2006/math" xmlns:v="urn:schemas-microsoft-com:vml" xmlns:wp14="http://schemas.microsoft.com/office/word/2010/wordprocessingDrawing" xmlns:wp="http://schemas.openxmlformats.org/drawingml/2006/wordprocessingDrawing" xmlns:w10="urn:schemas-microsoft-com:office:word" xmlns:w="http://schemas.openxmlformats.org/wordprocessingml/2006/main" xmlns:w14="http://schemas.microsoft.com/office/word/2010/wordml" xmlns:w15="http://schemas.microsoft.com/office/word/2012/wordml" xmlns:w16cex="http://schemas.microsoft.com/office/word/2018/wordml/cex" xmlns:w16cid="http://schemas.microsoft.com/office/word/2016/wordml/cid" xmlns:w16="http://schemas.microsoft.com/office/word/2018/wordml" xmlns:w16sdtdh="http://schemas.microsoft.com/office/word/2020/wordml/sdtdatahash" xmlns:w16se="http://schemas.microsoft.com/office/word/2015/wordml/symex" xmlns:wpg="http://schemas.microsoft.com/office/word/2010/wordprocessingGroup" xmlns:wpi="http://schemas.microsoft.com/office/word/2010/wordprocessingInk" xmlns:wne="http://schemas.microsoft.com/office/word/2006/wordml" xmlns:wps="http://schemas.microsoft.com/office/word/2010/wordprocessingShape" mc:Ignorable="w14 w15 w16se w16cid w16 w16cex w16sdtdh wp14">
+<w:numbering xmlns:wpc="http://schemas.microsoft.com/office/word/2010/wordprocessingCanvas" xmlns:cx="http://schemas.microsoft.com/office/drawing/2014/chartex" xmlns:cx1="http://schemas.microsoft.com/office/drawing/2015/9/8/chartex" xmlns:cx2="http://schemas.microsoft.com/office/drawing/2015/10/21/chartex" xmlns:cx3="http://schemas.microsoft.com/office/drawing/2016/5/9/chartex" xmlns:cx4="http://schemas.microsoft.com/office/drawing/2016/5/10/chartex" xmlns:cx5="http://schemas.microsoft.com/office/drawing/2016/5/11/chartex" xmlns:cx6="http://schemas.microsoft.com/office/drawing/2016/5/12/chartex" xmlns:cx7="http://schemas.microsoft.com/office/drawing/2016/5/13/chartex" xmlns:cx8="http://schemas.microsoft.com/office/drawing/2016/5/14/chartex" xmlns:mc="http://schemas.openxmlformats.org/markup-compatibility/2006" xmlns:aink="http://schemas.microsoft.com/office/drawing/2016/ink" xmlns:am3d="http://schemas.microsoft.com/office/drawing/2017/model3d" xmlns:o="urn:schemas-microsoft-com:office:office" xmlns:r="http://schemas.openxmlformats.org/officeDocument/2006/relationships" xmlns:m="http://schemas.openxmlformats.org/officeDocument/2006/math" xmlns:v="urn:schemas-microsoft-com:vml" xmlns:wp14="http://schemas.microsoft.com/office/word/2010/wordprocessingDrawing" xmlns:wp="http://schemas.openxmlformats.org/drawingml/2006/wordprocessingDrawing" xmlns:w10="urn:schemas-microsoft-com:office:word" xmlns:w="http://schemas.openxmlformats.org/wordprocessingml/2006/main" xmlns:w14="http://schemas.microsoft.com/office/word/2010/wordml" xmlns:w15="http://schemas.microsoft.com/office/word/2012/wordml" xmlns:w16cid="http://schemas.microsoft.com/office/word/2016/wordml/cid" xmlns:w16se="http://schemas.microsoft.com/office/word/2015/wordml/symex" xmlns:wpg="http://schemas.microsoft.com/office/word/2010/wordprocessingGroup" xmlns:wpi="http://schemas.microsoft.com/office/word/2010/wordprocessingInk" xmlns:wne="http://schemas.microsoft.com/office/word/2006/wordml" xmlns:wps="http://schemas.microsoft.com/office/word/2010/wordprocessingShape" mc:Ignorable="w14 w15 w16se w16cid wp14">
   <w:abstractNum w:abstractNumId="0" w15:restartNumberingAfterBreak="0">
+    <w:nsid w:val="028257A6"/>
+    <w:multiLevelType w:val="hybridMultilevel"/>
+    <w:tmpl w:val="6A6E9F2C"/>
+    <w:lvl w:ilvl="0" w:tplc="10D4F65A">
+      <w:numFmt w:val="bullet"/>
+      <w:lvlText w:val="•"/>
+      <w:lvlJc w:val="left"/>
+      <w:pPr>
+        <w:ind w:left="720" w:hanging="360"/>
+      </w:pPr>
+      <w:rPr>
+        <w:rFonts w:ascii="Calibri" w:eastAsiaTheme="minorHAnsi" w:hAnsi="Calibri" w:cs="Calibri" w:hint="default"/>
+      </w:rPr>
+    </w:lvl>
+    <w:lvl w:ilvl="1" w:tplc="1C090003" w:tentative="1">
+      <w:start w:val="1"/>
+      <w:numFmt w:val="bullet"/>
+      <w:lvlText w:val="o"/>
+      <w:lvlJc w:val="left"/>
+      <w:pPr>
+        <w:ind w:left="1440" w:hanging="360"/>
+      </w:pPr>
+      <w:rPr>
+        <w:rFonts w:ascii="Courier New" w:hAnsi="Courier New" w:cs="Courier New" w:hint="default"/>
+      </w:rPr>
+    </w:lvl>
+    <w:lvl w:ilvl="2" w:tplc="1C090005" w:tentative="1">
+      <w:start w:val="1"/>
+      <w:numFmt w:val="bullet"/>
+      <w:lvlText w:val=""/>
+      <w:lvlJc w:val="left"/>
+      <w:pPr>
+        <w:ind w:left="2160" w:hanging="360"/>
+      </w:pPr>
+      <w:rPr>
+        <w:rFonts w:ascii="Wingdings" w:hAnsi="Wingdings" w:hint="default"/>
+      </w:rPr>
+    </w:lvl>
+    <w:lvl w:ilvl="3" w:tplc="1C090001" w:tentative="1">
+      <w:start w:val="1"/>
+      <w:numFmt w:val="bullet"/>
+      <w:lvlText w:val=""/>
+      <w:lvlJc w:val="left"/>
+      <w:pPr>
+        <w:ind w:left="2880" w:hanging="360"/>
+      </w:pPr>
+      <w:rPr>
+        <w:rFonts w:ascii="Symbol" w:hAnsi="Symbol" w:hint="default"/>
+      </w:rPr>
+    </w:lvl>
+    <w:lvl w:ilvl="4" w:tplc="1C090003" w:tentative="1">
+      <w:start w:val="1"/>
+      <w:numFmt w:val="bullet"/>
+      <w:lvlText w:val="o"/>
+      <w:lvlJc w:val="left"/>
+      <w:pPr>
+        <w:ind w:left="3600" w:hanging="360"/>
+      </w:pPr>
+      <w:rPr>
+        <w:rFonts w:ascii="Courier New" w:hAnsi="Courier New" w:cs="Courier New" w:hint="default"/>
+      </w:rPr>
+    </w:lvl>
+    <w:lvl w:ilvl="5" w:tplc="1C090005" w:tentative="1">
+      <w:start w:val="1"/>
+      <w:numFmt w:val="bullet"/>
+      <w:lvlText w:val=""/>
+      <w:lvlJc w:val="left"/>
+      <w:pPr>
+        <w:ind w:left="4320" w:hanging="360"/>
+      </w:pPr>
+      <w:rPr>
+        <w:rFonts w:ascii="Wingdings" w:hAnsi="Wingdings" w:hint="default"/>
+      </w:rPr>
+    </w:lvl>
+    <w:lvl w:ilvl="6" w:tplc="1C090001" w:tentative="1">
+      <w:start w:val="1"/>
+      <w:numFmt w:val="bullet"/>
+      <w:lvlText w:val=""/>
+      <w:lvlJc w:val="left"/>
+      <w:pPr>
+        <w:ind w:left="5040" w:hanging="360"/>
+      </w:pPr>
+      <w:rPr>
+        <w:rFonts w:ascii="Symbol" w:hAnsi="Symbol" w:hint="default"/>
+      </w:rPr>
+    </w:lvl>
+    <w:lvl w:ilvl="7" w:tplc="1C090003" w:tentative="1">
+      <w:start w:val="1"/>
+      <w:numFmt w:val="bullet"/>
+      <w:lvlText w:val="o"/>
+      <w:lvlJc w:val="left"/>
+      <w:pPr>
+        <w:ind w:left="5760" w:hanging="360"/>
+      </w:pPr>
+      <w:rPr>
+        <w:rFonts w:ascii="Courier New" w:hAnsi="Courier New" w:cs="Courier New" w:hint="default"/>
+      </w:rPr>
+    </w:lvl>
+    <w:lvl w:ilvl="8" w:tplc="1C090005" w:tentative="1">
+      <w:start w:val="1"/>
+      <w:numFmt w:val="bullet"/>
+      <w:lvlText w:val=""/>
+      <w:lvlJc w:val="left"/>
+      <w:pPr>
+        <w:ind w:left="6480" w:hanging="360"/>
+      </w:pPr>
+      <w:rPr>
+        <w:rFonts w:ascii="Wingdings" w:hAnsi="Wingdings" w:hint="default"/>
+      </w:rPr>
+    </w:lvl>
+  </w:abstractNum>
+  <w:abstractNum w:abstractNumId="1" w15:restartNumberingAfterBreak="0">
     <w:nsid w:val="0D093E9A"/>
     <w:multiLevelType w:val="hybridMultilevel"/>
     <w:tmpl w:val="BB90175C"/>
@@ -2408,7 +5971,344 @@
       </w:rPr>
     </w:lvl>
   </w:abstractNum>
-  <w:abstractNum w:abstractNumId="1" w15:restartNumberingAfterBreak="0">
+  <w:abstractNum w:abstractNumId="2" w15:restartNumberingAfterBreak="0">
+    <w:nsid w:val="123A734F"/>
+    <w:multiLevelType w:val="hybridMultilevel"/>
+    <w:tmpl w:val="E01077B4"/>
+    <w:lvl w:ilvl="0" w:tplc="1C090001">
+      <w:start w:val="1"/>
+      <w:numFmt w:val="bullet"/>
+      <w:lvlText w:val=""/>
+      <w:lvlJc w:val="left"/>
+      <w:pPr>
+        <w:ind w:left="720" w:hanging="360"/>
+      </w:pPr>
+      <w:rPr>
+        <w:rFonts w:ascii="Symbol" w:hAnsi="Symbol" w:hint="default"/>
+      </w:rPr>
+    </w:lvl>
+    <w:lvl w:ilvl="1" w:tplc="1C090003" w:tentative="1">
+      <w:start w:val="1"/>
+      <w:numFmt w:val="bullet"/>
+      <w:lvlText w:val="o"/>
+      <w:lvlJc w:val="left"/>
+      <w:pPr>
+        <w:ind w:left="1440" w:hanging="360"/>
+      </w:pPr>
+      <w:rPr>
+        <w:rFonts w:ascii="Courier New" w:hAnsi="Courier New" w:cs="Courier New" w:hint="default"/>
+      </w:rPr>
+    </w:lvl>
+    <w:lvl w:ilvl="2" w:tplc="1C090005" w:tentative="1">
+      <w:start w:val="1"/>
+      <w:numFmt w:val="bullet"/>
+      <w:lvlText w:val=""/>
+      <w:lvlJc w:val="left"/>
+      <w:pPr>
+        <w:ind w:left="2160" w:hanging="360"/>
+      </w:pPr>
+      <w:rPr>
+        <w:rFonts w:ascii="Wingdings" w:hAnsi="Wingdings" w:hint="default"/>
+      </w:rPr>
+    </w:lvl>
+    <w:lvl w:ilvl="3" w:tplc="1C090001" w:tentative="1">
+      <w:start w:val="1"/>
+      <w:numFmt w:val="bullet"/>
+      <w:lvlText w:val=""/>
+      <w:lvlJc w:val="left"/>
+      <w:pPr>
+        <w:ind w:left="2880" w:hanging="360"/>
+      </w:pPr>
+      <w:rPr>
+        <w:rFonts w:ascii="Symbol" w:hAnsi="Symbol" w:hint="default"/>
+      </w:rPr>
+    </w:lvl>
+    <w:lvl w:ilvl="4" w:tplc="1C090003" w:tentative="1">
+      <w:start w:val="1"/>
+      <w:numFmt w:val="bullet"/>
+      <w:lvlText w:val="o"/>
+      <w:lvlJc w:val="left"/>
+      <w:pPr>
+        <w:ind w:left="3600" w:hanging="360"/>
+      </w:pPr>
+      <w:rPr>
+        <w:rFonts w:ascii="Courier New" w:hAnsi="Courier New" w:cs="Courier New" w:hint="default"/>
+      </w:rPr>
+    </w:lvl>
+    <w:lvl w:ilvl="5" w:tplc="1C090005" w:tentative="1">
+      <w:start w:val="1"/>
+      <w:numFmt w:val="bullet"/>
+      <w:lvlText w:val=""/>
+      <w:lvlJc w:val="left"/>
+      <w:pPr>
+        <w:ind w:left="4320" w:hanging="360"/>
+      </w:pPr>
+      <w:rPr>
+        <w:rFonts w:ascii="Wingdings" w:hAnsi="Wingdings" w:hint="default"/>
+      </w:rPr>
+    </w:lvl>
+    <w:lvl w:ilvl="6" w:tplc="1C090001" w:tentative="1">
+      <w:start w:val="1"/>
+      <w:numFmt w:val="bullet"/>
+      <w:lvlText w:val=""/>
+      <w:lvlJc w:val="left"/>
+      <w:pPr>
+        <w:ind w:left="5040" w:hanging="360"/>
+      </w:pPr>
+      <w:rPr>
+        <w:rFonts w:ascii="Symbol" w:hAnsi="Symbol" w:hint="default"/>
+      </w:rPr>
+    </w:lvl>
+    <w:lvl w:ilvl="7" w:tplc="1C090003" w:tentative="1">
+      <w:start w:val="1"/>
+      <w:numFmt w:val="bullet"/>
+      <w:lvlText w:val="o"/>
+      <w:lvlJc w:val="left"/>
+      <w:pPr>
+        <w:ind w:left="5760" w:hanging="360"/>
+      </w:pPr>
+      <w:rPr>
+        <w:rFonts w:ascii="Courier New" w:hAnsi="Courier New" w:cs="Courier New" w:hint="default"/>
+      </w:rPr>
+    </w:lvl>
+    <w:lvl w:ilvl="8" w:tplc="1C090005" w:tentative="1">
+      <w:start w:val="1"/>
+      <w:numFmt w:val="bullet"/>
+      <w:lvlText w:val=""/>
+      <w:lvlJc w:val="left"/>
+      <w:pPr>
+        <w:ind w:left="6480" w:hanging="360"/>
+      </w:pPr>
+      <w:rPr>
+        <w:rFonts w:ascii="Wingdings" w:hAnsi="Wingdings" w:hint="default"/>
+      </w:rPr>
+    </w:lvl>
+  </w:abstractNum>
+  <w:abstractNum w:abstractNumId="3" w15:restartNumberingAfterBreak="0">
+    <w:nsid w:val="1C040A1E"/>
+    <w:multiLevelType w:val="hybridMultilevel"/>
+    <w:tmpl w:val="9C3AFDFE"/>
+    <w:lvl w:ilvl="0" w:tplc="10D4F65A">
+      <w:numFmt w:val="bullet"/>
+      <w:lvlText w:val="•"/>
+      <w:lvlJc w:val="left"/>
+      <w:pPr>
+        <w:ind w:left="720" w:hanging="360"/>
+      </w:pPr>
+      <w:rPr>
+        <w:rFonts w:ascii="Calibri" w:eastAsiaTheme="minorHAnsi" w:hAnsi="Calibri" w:cs="Calibri" w:hint="default"/>
+      </w:rPr>
+    </w:lvl>
+    <w:lvl w:ilvl="1" w:tplc="1C090003" w:tentative="1">
+      <w:start w:val="1"/>
+      <w:numFmt w:val="bullet"/>
+      <w:lvlText w:val="o"/>
+      <w:lvlJc w:val="left"/>
+      <w:pPr>
+        <w:ind w:left="1440" w:hanging="360"/>
+      </w:pPr>
+      <w:rPr>
+        <w:rFonts w:ascii="Courier New" w:hAnsi="Courier New" w:cs="Courier New" w:hint="default"/>
+      </w:rPr>
+    </w:lvl>
+    <w:lvl w:ilvl="2" w:tplc="1C090005" w:tentative="1">
+      <w:start w:val="1"/>
+      <w:numFmt w:val="bullet"/>
+      <w:lvlText w:val=""/>
+      <w:lvlJc w:val="left"/>
+      <w:pPr>
+        <w:ind w:left="2160" w:hanging="360"/>
+      </w:pPr>
+      <w:rPr>
+        <w:rFonts w:ascii="Wingdings" w:hAnsi="Wingdings" w:hint="default"/>
+      </w:rPr>
+    </w:lvl>
+    <w:lvl w:ilvl="3" w:tplc="1C090001" w:tentative="1">
+      <w:start w:val="1"/>
+      <w:numFmt w:val="bullet"/>
+      <w:lvlText w:val=""/>
+      <w:lvlJc w:val="left"/>
+      <w:pPr>
+        <w:ind w:left="2880" w:hanging="360"/>
+      </w:pPr>
+      <w:rPr>
+        <w:rFonts w:ascii="Symbol" w:hAnsi="Symbol" w:hint="default"/>
+      </w:rPr>
+    </w:lvl>
+    <w:lvl w:ilvl="4" w:tplc="1C090003" w:tentative="1">
+      <w:start w:val="1"/>
+      <w:numFmt w:val="bullet"/>
+      <w:lvlText w:val="o"/>
+      <w:lvlJc w:val="left"/>
+      <w:pPr>
+        <w:ind w:left="3600" w:hanging="360"/>
+      </w:pPr>
+      <w:rPr>
+        <w:rFonts w:ascii="Courier New" w:hAnsi="Courier New" w:cs="Courier New" w:hint="default"/>
+      </w:rPr>
+    </w:lvl>
+    <w:lvl w:ilvl="5" w:tplc="1C090005" w:tentative="1">
+      <w:start w:val="1"/>
+      <w:numFmt w:val="bullet"/>
+      <w:lvlText w:val=""/>
+      <w:lvlJc w:val="left"/>
+      <w:pPr>
+        <w:ind w:left="4320" w:hanging="360"/>
+      </w:pPr>
+      <w:rPr>
+        <w:rFonts w:ascii="Wingdings" w:hAnsi="Wingdings" w:hint="default"/>
+      </w:rPr>
+    </w:lvl>
+    <w:lvl w:ilvl="6" w:tplc="1C090001" w:tentative="1">
+      <w:start w:val="1"/>
+      <w:numFmt w:val="bullet"/>
+      <w:lvlText w:val=""/>
+      <w:lvlJc w:val="left"/>
+      <w:pPr>
+        <w:ind w:left="5040" w:hanging="360"/>
+      </w:pPr>
+      <w:rPr>
+        <w:rFonts w:ascii="Symbol" w:hAnsi="Symbol" w:hint="default"/>
+      </w:rPr>
+    </w:lvl>
+    <w:lvl w:ilvl="7" w:tplc="1C090003" w:tentative="1">
+      <w:start w:val="1"/>
+      <w:numFmt w:val="bullet"/>
+      <w:lvlText w:val="o"/>
+      <w:lvlJc w:val="left"/>
+      <w:pPr>
+        <w:ind w:left="5760" w:hanging="360"/>
+      </w:pPr>
+      <w:rPr>
+        <w:rFonts w:ascii="Courier New" w:hAnsi="Courier New" w:cs="Courier New" w:hint="default"/>
+      </w:rPr>
+    </w:lvl>
+    <w:lvl w:ilvl="8" w:tplc="1C090005" w:tentative="1">
+      <w:start w:val="1"/>
+      <w:numFmt w:val="bullet"/>
+      <w:lvlText w:val=""/>
+      <w:lvlJc w:val="left"/>
+      <w:pPr>
+        <w:ind w:left="6480" w:hanging="360"/>
+      </w:pPr>
+      <w:rPr>
+        <w:rFonts w:ascii="Wingdings" w:hAnsi="Wingdings" w:hint="default"/>
+      </w:rPr>
+    </w:lvl>
+  </w:abstractNum>
+  <w:abstractNum w:abstractNumId="4" w15:restartNumberingAfterBreak="0">
+    <w:nsid w:val="2FC00638"/>
+    <w:multiLevelType w:val="hybridMultilevel"/>
+    <w:tmpl w:val="9B5EEF08"/>
+    <w:lvl w:ilvl="0" w:tplc="10D4F65A">
+      <w:numFmt w:val="bullet"/>
+      <w:lvlText w:val="•"/>
+      <w:lvlJc w:val="left"/>
+      <w:pPr>
+        <w:ind w:left="720" w:hanging="360"/>
+      </w:pPr>
+      <w:rPr>
+        <w:rFonts w:ascii="Calibri" w:eastAsiaTheme="minorHAnsi" w:hAnsi="Calibri" w:cs="Calibri" w:hint="default"/>
+      </w:rPr>
+    </w:lvl>
+    <w:lvl w:ilvl="1" w:tplc="1C090003" w:tentative="1">
+      <w:start w:val="1"/>
+      <w:numFmt w:val="bullet"/>
+      <w:lvlText w:val="o"/>
+      <w:lvlJc w:val="left"/>
+      <w:pPr>
+        <w:ind w:left="1440" w:hanging="360"/>
+      </w:pPr>
+      <w:rPr>
+        <w:rFonts w:ascii="Courier New" w:hAnsi="Courier New" w:cs="Courier New" w:hint="default"/>
+      </w:rPr>
+    </w:lvl>
+    <w:lvl w:ilvl="2" w:tplc="1C090005" w:tentative="1">
+      <w:start w:val="1"/>
+      <w:numFmt w:val="bullet"/>
+      <w:lvlText w:val=""/>
+      <w:lvlJc w:val="left"/>
+      <w:pPr>
+        <w:ind w:left="2160" w:hanging="360"/>
+      </w:pPr>
+      <w:rPr>
+        <w:rFonts w:ascii="Wingdings" w:hAnsi="Wingdings" w:hint="default"/>
+      </w:rPr>
+    </w:lvl>
+    <w:lvl w:ilvl="3" w:tplc="1C090001" w:tentative="1">
+      <w:start w:val="1"/>
+      <w:numFmt w:val="bullet"/>
+      <w:lvlText w:val=""/>
+      <w:lvlJc w:val="left"/>
+      <w:pPr>
+        <w:ind w:left="2880" w:hanging="360"/>
+      </w:pPr>
+      <w:rPr>
+        <w:rFonts w:ascii="Symbol" w:hAnsi="Symbol" w:hint="default"/>
+      </w:rPr>
+    </w:lvl>
+    <w:lvl w:ilvl="4" w:tplc="1C090003" w:tentative="1">
+      <w:start w:val="1"/>
+      <w:numFmt w:val="bullet"/>
+      <w:lvlText w:val="o"/>
+      <w:lvlJc w:val="left"/>
+      <w:pPr>
+        <w:ind w:left="3600" w:hanging="360"/>
+      </w:pPr>
+      <w:rPr>
+        <w:rFonts w:ascii="Courier New" w:hAnsi="Courier New" w:cs="Courier New" w:hint="default"/>
+      </w:rPr>
+    </w:lvl>
+    <w:lvl w:ilvl="5" w:tplc="1C090005" w:tentative="1">
+      <w:start w:val="1"/>
+      <w:numFmt w:val="bullet"/>
+      <w:lvlText w:val=""/>
+      <w:lvlJc w:val="left"/>
+      <w:pPr>
+        <w:ind w:left="4320" w:hanging="360"/>
+      </w:pPr>
+      <w:rPr>
+        <w:rFonts w:ascii="Wingdings" w:hAnsi="Wingdings" w:hint="default"/>
+      </w:rPr>
+    </w:lvl>
+    <w:lvl w:ilvl="6" w:tplc="1C090001" w:tentative="1">
+      <w:start w:val="1"/>
+      <w:numFmt w:val="bullet"/>
+      <w:lvlText w:val=""/>
+      <w:lvlJc w:val="left"/>
+      <w:pPr>
+        <w:ind w:left="5040" w:hanging="360"/>
+      </w:pPr>
+      <w:rPr>
+        <w:rFonts w:ascii="Symbol" w:hAnsi="Symbol" w:hint="default"/>
+      </w:rPr>
+    </w:lvl>
+    <w:lvl w:ilvl="7" w:tplc="1C090003" w:tentative="1">
+      <w:start w:val="1"/>
+      <w:numFmt w:val="bullet"/>
+      <w:lvlText w:val="o"/>
+      <w:lvlJc w:val="left"/>
+      <w:pPr>
+        <w:ind w:left="5760" w:hanging="360"/>
+      </w:pPr>
+      <w:rPr>
+        <w:rFonts w:ascii="Courier New" w:hAnsi="Courier New" w:cs="Courier New" w:hint="default"/>
+      </w:rPr>
+    </w:lvl>
+    <w:lvl w:ilvl="8" w:tplc="1C090005" w:tentative="1">
+      <w:start w:val="1"/>
+      <w:numFmt w:val="bullet"/>
+      <w:lvlText w:val=""/>
+      <w:lvlJc w:val="left"/>
+      <w:pPr>
+        <w:ind w:left="6480" w:hanging="360"/>
+      </w:pPr>
+      <w:rPr>
+        <w:rFonts w:ascii="Wingdings" w:hAnsi="Wingdings" w:hint="default"/>
+      </w:rPr>
+    </w:lvl>
+  </w:abstractNum>
+  <w:abstractNum w:abstractNumId="5" w15:restartNumberingAfterBreak="0">
     <w:nsid w:val="3A5C2AAE"/>
     <w:multiLevelType w:val="hybridMultilevel"/>
     <w:tmpl w:val="23143DEE"/>
@@ -2521,7 +6421,7 @@
       </w:rPr>
     </w:lvl>
   </w:abstractNum>
-  <w:abstractNum w:abstractNumId="2" w15:restartNumberingAfterBreak="0">
+  <w:abstractNum w:abstractNumId="6" w15:restartNumberingAfterBreak="0">
     <w:nsid w:val="5C7F3F22"/>
     <w:multiLevelType w:val="hybridMultilevel"/>
     <w:tmpl w:val="704ECE46"/>
@@ -2634,7 +6534,119 @@
       </w:rPr>
     </w:lvl>
   </w:abstractNum>
-  <w:abstractNum w:abstractNumId="3" w15:restartNumberingAfterBreak="0">
+  <w:abstractNum w:abstractNumId="7" w15:restartNumberingAfterBreak="0">
+    <w:nsid w:val="5FB457ED"/>
+    <w:multiLevelType w:val="hybridMultilevel"/>
+    <w:tmpl w:val="5AE8E8CC"/>
+    <w:lvl w:ilvl="0" w:tplc="10D4F65A">
+      <w:numFmt w:val="bullet"/>
+      <w:lvlText w:val="•"/>
+      <w:lvlJc w:val="left"/>
+      <w:pPr>
+        <w:ind w:left="720" w:hanging="360"/>
+      </w:pPr>
+      <w:rPr>
+        <w:rFonts w:ascii="Calibri" w:eastAsiaTheme="minorHAnsi" w:hAnsi="Calibri" w:cs="Calibri" w:hint="default"/>
+      </w:rPr>
+    </w:lvl>
+    <w:lvl w:ilvl="1" w:tplc="1C090003" w:tentative="1">
+      <w:start w:val="1"/>
+      <w:numFmt w:val="bullet"/>
+      <w:lvlText w:val="o"/>
+      <w:lvlJc w:val="left"/>
+      <w:pPr>
+        <w:ind w:left="1440" w:hanging="360"/>
+      </w:pPr>
+      <w:rPr>
+        <w:rFonts w:ascii="Courier New" w:hAnsi="Courier New" w:cs="Courier New" w:hint="default"/>
+      </w:rPr>
+    </w:lvl>
+    <w:lvl w:ilvl="2" w:tplc="1C090005" w:tentative="1">
+      <w:start w:val="1"/>
+      <w:numFmt w:val="bullet"/>
+      <w:lvlText w:val=""/>
+      <w:lvlJc w:val="left"/>
+      <w:pPr>
+        <w:ind w:left="2160" w:hanging="360"/>
+      </w:pPr>
+      <w:rPr>
+        <w:rFonts w:ascii="Wingdings" w:hAnsi="Wingdings" w:hint="default"/>
+      </w:rPr>
+    </w:lvl>
+    <w:lvl w:ilvl="3" w:tplc="1C090001" w:tentative="1">
+      <w:start w:val="1"/>
+      <w:numFmt w:val="bullet"/>
+      <w:lvlText w:val=""/>
+      <w:lvlJc w:val="left"/>
+      <w:pPr>
+        <w:ind w:left="2880" w:hanging="360"/>
+      </w:pPr>
+      <w:rPr>
+        <w:rFonts w:ascii="Symbol" w:hAnsi="Symbol" w:hint="default"/>
+      </w:rPr>
+    </w:lvl>
+    <w:lvl w:ilvl="4" w:tplc="1C090003" w:tentative="1">
+      <w:start w:val="1"/>
+      <w:numFmt w:val="bullet"/>
+      <w:lvlText w:val="o"/>
+      <w:lvlJc w:val="left"/>
+      <w:pPr>
+        <w:ind w:left="3600" w:hanging="360"/>
+      </w:pPr>
+      <w:rPr>
+        <w:rFonts w:ascii="Courier New" w:hAnsi="Courier New" w:cs="Courier New" w:hint="default"/>
+      </w:rPr>
+    </w:lvl>
+    <w:lvl w:ilvl="5" w:tplc="1C090005" w:tentative="1">
+      <w:start w:val="1"/>
+      <w:numFmt w:val="bullet"/>
+      <w:lvlText w:val=""/>
+      <w:lvlJc w:val="left"/>
+      <w:pPr>
+        <w:ind w:left="4320" w:hanging="360"/>
+      </w:pPr>
+      <w:rPr>
+        <w:rFonts w:ascii="Wingdings" w:hAnsi="Wingdings" w:hint="default"/>
+      </w:rPr>
+    </w:lvl>
+    <w:lvl w:ilvl="6" w:tplc="1C090001" w:tentative="1">
+      <w:start w:val="1"/>
+      <w:numFmt w:val="bullet"/>
+      <w:lvlText w:val=""/>
+      <w:lvlJc w:val="left"/>
+      <w:pPr>
+        <w:ind w:left="5040" w:hanging="360"/>
+      </w:pPr>
+      <w:rPr>
+        <w:rFonts w:ascii="Symbol" w:hAnsi="Symbol" w:hint="default"/>
+      </w:rPr>
+    </w:lvl>
+    <w:lvl w:ilvl="7" w:tplc="1C090003" w:tentative="1">
+      <w:start w:val="1"/>
+      <w:numFmt w:val="bullet"/>
+      <w:lvlText w:val="o"/>
+      <w:lvlJc w:val="left"/>
+      <w:pPr>
+        <w:ind w:left="5760" w:hanging="360"/>
+      </w:pPr>
+      <w:rPr>
+        <w:rFonts w:ascii="Courier New" w:hAnsi="Courier New" w:cs="Courier New" w:hint="default"/>
+      </w:rPr>
+    </w:lvl>
+    <w:lvl w:ilvl="8" w:tplc="1C090005" w:tentative="1">
+      <w:start w:val="1"/>
+      <w:numFmt w:val="bullet"/>
+      <w:lvlText w:val=""/>
+      <w:lvlJc w:val="left"/>
+      <w:pPr>
+        <w:ind w:left="6480" w:hanging="360"/>
+      </w:pPr>
+      <w:rPr>
+        <w:rFonts w:ascii="Wingdings" w:hAnsi="Wingdings" w:hint="default"/>
+      </w:rPr>
+    </w:lvl>
+  </w:abstractNum>
+  <w:abstractNum w:abstractNumId="8" w15:restartNumberingAfterBreak="0">
     <w:nsid w:val="68E57377"/>
     <w:multiLevelType w:val="hybridMultilevel"/>
     <w:tmpl w:val="A2FC26E6"/>
@@ -2791,19 +6803,19 @@
     </w:lvl>
   </w:abstractNum>
   <w:num w:numId="1">
+    <w:abstractNumId w:val="5"/>
+  </w:num>
+  <w:num w:numId="2">
     <w:abstractNumId w:val="1"/>
   </w:num>
-  <w:num w:numId="2">
-    <w:abstractNumId w:val="0"/>
-  </w:num>
   <w:num w:numId="3">
-    <w:abstractNumId w:val="2"/>
+    <w:abstractNumId w:val="6"/>
   </w:num>
   <w:num w:numId="4">
-    <w:abstractNumId w:val="3"/>
+    <w:abstractNumId w:val="8"/>
   </w:num>
   <w:num w:numId="5">
-    <w:abstractNumId w:val="3"/>
+    <w:abstractNumId w:val="8"/>
     <w:lvlOverride w:ilvl="0">
       <w:startOverride w:val="1"/>
       <w:lvl w:ilvl="0" w:tplc="A0822402">
@@ -2943,7 +6955,7 @@
     </w:lvlOverride>
   </w:num>
   <w:num w:numId="6">
-    <w:abstractNumId w:val="3"/>
+    <w:abstractNumId w:val="8"/>
     <w:lvlOverride w:ilvl="0">
       <w:startOverride w:val="1"/>
       <w:lvl w:ilvl="0" w:tplc="A0822402">
@@ -3083,7 +7095,7 @@
     </w:lvlOverride>
   </w:num>
   <w:num w:numId="7">
-    <w:abstractNumId w:val="3"/>
+    <w:abstractNumId w:val="8"/>
     <w:lvlOverride w:ilvl="0">
       <w:startOverride w:val="1"/>
       <w:lvl w:ilvl="0" w:tplc="A0822402">
@@ -3223,7 +7235,7 @@
     </w:lvlOverride>
   </w:num>
   <w:num w:numId="8">
-    <w:abstractNumId w:val="3"/>
+    <w:abstractNumId w:val="8"/>
     <w:lvlOverride w:ilvl="0">
       <w:startOverride w:val="1"/>
       <w:lvl w:ilvl="0" w:tplc="A0822402">
@@ -3362,11 +7374,26 @@
       </w:lvl>
     </w:lvlOverride>
   </w:num>
+  <w:num w:numId="9">
+    <w:abstractNumId w:val="2"/>
+  </w:num>
+  <w:num w:numId="10">
+    <w:abstractNumId w:val="7"/>
+  </w:num>
+  <w:num w:numId="11">
+    <w:abstractNumId w:val="4"/>
+  </w:num>
+  <w:num w:numId="12">
+    <w:abstractNumId w:val="3"/>
+  </w:num>
+  <w:num w:numId="13">
+    <w:abstractNumId w:val="0"/>
+  </w:num>
 </w:numbering>
 </file>
 
 <file path=word/styles.xml><?xml version="1.0" encoding="utf-8"?>
-<w:styles xmlns:mc="http://schemas.openxmlformats.org/markup-compatibility/2006" xmlns:r="http://schemas.openxmlformats.org/officeDocument/2006/relationships" xmlns:w="http://schemas.openxmlformats.org/wordprocessingml/2006/main" xmlns:w14="http://schemas.microsoft.com/office/word/2010/wordml" xmlns:w15="http://schemas.microsoft.com/office/word/2012/wordml" xmlns:w16cex="http://schemas.microsoft.com/office/word/2018/wordml/cex" xmlns:w16cid="http://schemas.microsoft.com/office/word/2016/wordml/cid" xmlns:w16="http://schemas.microsoft.com/office/word/2018/wordml" xmlns:w16sdtdh="http://schemas.microsoft.com/office/word/2020/wordml/sdtdatahash" xmlns:w16se="http://schemas.microsoft.com/office/word/2015/wordml/symex" mc:Ignorable="w14 w15 w16se w16cid w16 w16cex w16sdtdh">
+<w:styles xmlns:mc="http://schemas.openxmlformats.org/markup-compatibility/2006" xmlns:r="http://schemas.openxmlformats.org/officeDocument/2006/relationships" xmlns:w="http://schemas.openxmlformats.org/wordprocessingml/2006/main" xmlns:w14="http://schemas.microsoft.com/office/word/2010/wordml" xmlns:w15="http://schemas.microsoft.com/office/word/2012/wordml" xmlns:w16cid="http://schemas.microsoft.com/office/word/2016/wordml/cid" xmlns:w16se="http://schemas.microsoft.com/office/word/2015/wordml/symex" mc:Ignorable="w14 w15 w16se w16cid">
   <w:docDefaults>
     <w:rPrDefault>
       <w:rPr>
@@ -3378,7 +7405,7 @@
     </w:rPrDefault>
     <w:pPrDefault/>
   </w:docDefaults>
-  <w:latentStyles w:defLockedState="0" w:defUIPriority="99" w:defSemiHidden="0" w:defUnhideWhenUsed="0" w:defQFormat="0" w:count="376">
+  <w:latentStyles w:defLockedState="0" w:defUIPriority="99" w:defSemiHidden="0" w:defUnhideWhenUsed="0" w:defQFormat="0" w:count="375">
     <w:lsdException w:name="Normal" w:uiPriority="0" w:qFormat="1"/>
     <w:lsdException w:name="heading 1" w:uiPriority="9" w:qFormat="1"/>
     <w:lsdException w:name="heading 2" w:semiHidden="1" w:uiPriority="9" w:unhideWhenUsed="1" w:qFormat="1"/>
@@ -3754,7 +7781,6 @@
     <w:lsdException w:name="Smart Hyperlink" w:semiHidden="1" w:unhideWhenUsed="1"/>
     <w:lsdException w:name="Hashtag" w:semiHidden="1" w:unhideWhenUsed="1"/>
     <w:lsdException w:name="Unresolved Mention" w:semiHidden="1" w:unhideWhenUsed="1"/>
-    <w:lsdException w:name="Smart Link" w:semiHidden="1" w:unhideWhenUsed="1"/>
   </w:latentStyles>
   <w:style w:type="paragraph" w:default="1" w:styleId="Normal">
     <w:name w:val="Normal"/>
@@ -3980,6 +8006,48 @@
     <w:rPr>
       <w:i/>
     </w:rPr>
+  </w:style>
+  <w:style w:type="paragraph" w:styleId="Header">
+    <w:name w:val="header"/>
+    <w:basedOn w:val="Normal"/>
+    <w:link w:val="HeaderChar"/>
+    <w:uiPriority w:val="99"/>
+    <w:unhideWhenUsed/>
+    <w:rsid w:val="00E13D70"/>
+    <w:pPr>
+      <w:tabs>
+        <w:tab w:val="center" w:pos="4513"/>
+        <w:tab w:val="right" w:pos="9026"/>
+      </w:tabs>
+    </w:pPr>
+  </w:style>
+  <w:style w:type="character" w:customStyle="1" w:styleId="HeaderChar">
+    <w:name w:val="Header Char"/>
+    <w:basedOn w:val="DefaultParagraphFont"/>
+    <w:link w:val="Header"/>
+    <w:uiPriority w:val="99"/>
+    <w:rsid w:val="00E13D70"/>
+  </w:style>
+  <w:style w:type="paragraph" w:styleId="Footer">
+    <w:name w:val="footer"/>
+    <w:basedOn w:val="Normal"/>
+    <w:link w:val="FooterChar"/>
+    <w:uiPriority w:val="99"/>
+    <w:unhideWhenUsed/>
+    <w:rsid w:val="00E13D70"/>
+    <w:pPr>
+      <w:tabs>
+        <w:tab w:val="center" w:pos="4513"/>
+        <w:tab w:val="right" w:pos="9026"/>
+      </w:tabs>
+    </w:pPr>
+  </w:style>
+  <w:style w:type="character" w:customStyle="1" w:styleId="FooterChar">
+    <w:name w:val="Footer Char"/>
+    <w:basedOn w:val="DefaultParagraphFont"/>
+    <w:link w:val="Footer"/>
+    <w:uiPriority w:val="99"/>
+    <w:rsid w:val="00E13D70"/>
   </w:style>
 </w:styles>
 </file>
@@ -4277,4 +8345,16 @@
     </a:ext>
   </a:extLst>
 </a:theme>
+</file>
+
+<file path=customXml/item1.xml><?xml version="1.0" encoding="utf-8"?>
+<b:Sources xmlns:b="http://schemas.openxmlformats.org/officeDocument/2006/bibliography" xmlns="http://schemas.openxmlformats.org/officeDocument/2006/bibliography" SelectedStyle="\APASixthEditionOfficeOnline.xsl" StyleName="APA" Version="6"/>
+</file>
+
+<file path=customXml/itemProps1.xml><?xml version="1.0" encoding="utf-8"?>
+<ds:datastoreItem xmlns:ds="http://schemas.openxmlformats.org/officeDocument/2006/customXml" ds:itemID="{4439CE11-C50F-4B42-9637-6F643B74308A}">
+  <ds:schemaRefs>
+    <ds:schemaRef ds:uri="http://schemas.openxmlformats.org/officeDocument/2006/bibliography"/>
+  </ds:schemaRefs>
+</ds:datastoreItem>
 </file>
--- a/Documentation/Business case template.docx
+++ b/Documentation/Business case template.docx
@@ -1,6 +1,6 @@
 
 <file path=word/document.xml><?xml version="1.0" encoding="utf-8"?>
-<w:document xmlns:wpc="http://schemas.microsoft.com/office/word/2010/wordprocessingCanvas" xmlns:cx="http://schemas.microsoft.com/office/drawing/2014/chartex" xmlns:cx1="http://schemas.microsoft.com/office/drawing/2015/9/8/chartex" xmlns:cx2="http://schemas.microsoft.com/office/drawing/2015/10/21/chartex" xmlns:cx3="http://schemas.microsoft.com/office/drawing/2016/5/9/chartex" xmlns:cx4="http://schemas.microsoft.com/office/drawing/2016/5/10/chartex" xmlns:cx5="http://schemas.microsoft.com/office/drawing/2016/5/11/chartex" xmlns:cx6="http://schemas.microsoft.com/office/drawing/2016/5/12/chartex" xmlns:cx7="http://schemas.microsoft.com/office/drawing/2016/5/13/chartex" xmlns:cx8="http://schemas.microsoft.com/office/drawing/2016/5/14/chartex" xmlns:mc="http://schemas.openxmlformats.org/markup-compatibility/2006" xmlns:aink="http://schemas.microsoft.com/office/drawing/2016/ink" xmlns:am3d="http://schemas.microsoft.com/office/drawing/2017/model3d" xmlns:o="urn:schemas-microsoft-com:office:office" xmlns:r="http://schemas.openxmlformats.org/officeDocument/2006/relationships" xmlns:m="http://schemas.openxmlformats.org/officeDocument/2006/math" xmlns:v="urn:schemas-microsoft-com:vml" xmlns:wp14="http://schemas.microsoft.com/office/word/2010/wordprocessingDrawing" xmlns:wp="http://schemas.openxmlformats.org/drawingml/2006/wordprocessingDrawing" xmlns:w10="urn:schemas-microsoft-com:office:word" xmlns:w="http://schemas.openxmlformats.org/wordprocessingml/2006/main" xmlns:w14="http://schemas.microsoft.com/office/word/2010/wordml" xmlns:w15="http://schemas.microsoft.com/office/word/2012/wordml" xmlns:w16cid="http://schemas.microsoft.com/office/word/2016/wordml/cid" xmlns:w16se="http://schemas.microsoft.com/office/word/2015/wordml/symex" xmlns:wpg="http://schemas.microsoft.com/office/word/2010/wordprocessingGroup" xmlns:wpi="http://schemas.microsoft.com/office/word/2010/wordprocessingInk" xmlns:wne="http://schemas.microsoft.com/office/word/2006/wordml" xmlns:wps="http://schemas.microsoft.com/office/word/2010/wordprocessingShape" mc:Ignorable="w14 w15 w16se w16cid wp14">
+<w:document xmlns:wpc="http://schemas.microsoft.com/office/word/2010/wordprocessingCanvas" xmlns:cx="http://schemas.microsoft.com/office/drawing/2014/chartex" xmlns:cx1="http://schemas.microsoft.com/office/drawing/2015/9/8/chartex" xmlns:cx2="http://schemas.microsoft.com/office/drawing/2015/10/21/chartex" xmlns:cx3="http://schemas.microsoft.com/office/drawing/2016/5/9/chartex" xmlns:cx4="http://schemas.microsoft.com/office/drawing/2016/5/10/chartex" xmlns:cx5="http://schemas.microsoft.com/office/drawing/2016/5/11/chartex" xmlns:cx6="http://schemas.microsoft.com/office/drawing/2016/5/12/chartex" xmlns:cx7="http://schemas.microsoft.com/office/drawing/2016/5/13/chartex" xmlns:cx8="http://schemas.microsoft.com/office/drawing/2016/5/14/chartex" xmlns:mc="http://schemas.openxmlformats.org/markup-compatibility/2006" xmlns:aink="http://schemas.microsoft.com/office/drawing/2016/ink" xmlns:am3d="http://schemas.microsoft.com/office/drawing/2017/model3d" xmlns:o="urn:schemas-microsoft-com:office:office" xmlns:oel="http://schemas.microsoft.com/office/2019/extlst" xmlns:r="http://schemas.openxmlformats.org/officeDocument/2006/relationships" xmlns:m="http://schemas.openxmlformats.org/officeDocument/2006/math" xmlns:v="urn:schemas-microsoft-com:vml" xmlns:wp14="http://schemas.microsoft.com/office/word/2010/wordprocessingDrawing" xmlns:wp="http://schemas.openxmlformats.org/drawingml/2006/wordprocessingDrawing" xmlns:w10="urn:schemas-microsoft-com:office:word" xmlns:w="http://schemas.openxmlformats.org/wordprocessingml/2006/main" xmlns:w14="http://schemas.microsoft.com/office/word/2010/wordml" xmlns:w15="http://schemas.microsoft.com/office/word/2012/wordml" xmlns:w16cex="http://schemas.microsoft.com/office/word/2018/wordml/cex" xmlns:w16cid="http://schemas.microsoft.com/office/word/2016/wordml/cid" xmlns:w16="http://schemas.microsoft.com/office/word/2018/wordml" xmlns:w16du="http://schemas.microsoft.com/office/word/2023/wordml/word16du" xmlns:w16sdtdh="http://schemas.microsoft.com/office/word/2020/wordml/sdtdatahash" xmlns:w16sdtfl="http://schemas.microsoft.com/office/word/2024/wordml/sdtformatlock" xmlns:w16se="http://schemas.microsoft.com/office/word/2015/wordml/symex" xmlns:wpg="http://schemas.microsoft.com/office/word/2010/wordprocessingGroup" xmlns:wpi="http://schemas.microsoft.com/office/word/2010/wordprocessingInk" xmlns:wne="http://schemas.microsoft.com/office/word/2006/wordml" xmlns:wps="http://schemas.microsoft.com/office/word/2010/wordprocessingShape" mc:Ignorable="w14 w15 w16se w16cid w16 w16cex w16sdtdh w16sdtfl w16du wp14">
   <w:body>
     <w:p>
       <w:pPr>
@@ -29,6 +29,7 @@
     <w:p>
       <w:pPr>
         <w:rPr>
+          <w:color w:val="00B0F0"/>
           <w:sz w:val="23"/>
           <w:szCs w:val="23"/>
           <w:lang w:val="en-GB"/>
@@ -36,6 +37,7 @@
       </w:pPr>
       <w:r>
         <w:rPr>
+          <w:color w:val="00B0F0"/>
           <w:sz w:val="23"/>
           <w:szCs w:val="23"/>
           <w:lang w:val="en-GB"/>
@@ -82,11 +84,13 @@
       <w:pPr>
         <w:jc w:val="both"/>
         <w:rPr>
-          <w:lang w:val="en-GB"/>
-        </w:rPr>
-      </w:pPr>
-      <w:r>
-        <w:rPr>
+          <w:color w:val="00B0F0"/>
+          <w:lang w:val="en-GB"/>
+        </w:rPr>
+      </w:pPr>
+      <w:r>
+        <w:rPr>
+          <w:color w:val="00B0F0"/>
           <w:lang w:val="en-GB"/>
         </w:rPr>
         <w:t>The heading above is just a placeholder.  You need to provide a heading which draws attention to your actual problem, e.g. “Healthcare worker patient notes”.  This section should provide a general description of the problem you are addressing.  Include information such as:</w:t>
@@ -101,11 +105,13 @@
         </w:numPr>
         <w:jc w:val="both"/>
         <w:rPr>
-          <w:lang w:val="en-GB"/>
-        </w:rPr>
-      </w:pPr>
-      <w:r>
-        <w:rPr>
+          <w:color w:val="00B0F0"/>
+          <w:lang w:val="en-GB"/>
+        </w:rPr>
+      </w:pPr>
+      <w:r>
+        <w:rPr>
+          <w:color w:val="00B0F0"/>
           <w:lang w:val="en-GB"/>
         </w:rPr>
         <w:t>What the problem is – not the lack of software, but what is the actual real-world problem that you can help solve by providing software.</w:t>
@@ -120,11 +126,13 @@
         </w:numPr>
         <w:jc w:val="both"/>
         <w:rPr>
-          <w:lang w:val="en-GB"/>
-        </w:rPr>
-      </w:pPr>
-      <w:r>
-        <w:rPr>
+          <w:color w:val="00B0F0"/>
+          <w:lang w:val="en-GB"/>
+        </w:rPr>
+      </w:pPr>
+      <w:r>
+        <w:rPr>
+          <w:color w:val="00B0F0"/>
           <w:lang w:val="en-GB"/>
         </w:rPr>
         <w:t>The domain of the problem (i.e. where it takes place)</w:t>
@@ -139,11 +147,13 @@
         </w:numPr>
         <w:jc w:val="both"/>
         <w:rPr>
-          <w:lang w:val="en-GB"/>
-        </w:rPr>
-      </w:pPr>
-      <w:r>
-        <w:rPr>
+          <w:color w:val="00B0F0"/>
+          <w:lang w:val="en-GB"/>
+        </w:rPr>
+      </w:pPr>
+      <w:r>
+        <w:rPr>
+          <w:color w:val="00B0F0"/>
           <w:lang w:val="en-GB"/>
         </w:rPr>
         <w:t>Who is encountering the problem?</w:t>
@@ -153,6 +163,7 @@
       <w:pPr>
         <w:jc w:val="both"/>
         <w:rPr>
+          <w:color w:val="00B0F0"/>
           <w:lang w:val="en-GB"/>
         </w:rPr>
       </w:pPr>
@@ -161,11 +172,13 @@
       <w:pPr>
         <w:jc w:val="both"/>
         <w:rPr>
-          <w:lang w:val="en-GB"/>
-        </w:rPr>
-      </w:pPr>
-      <w:r>
-        <w:rPr>
+          <w:color w:val="00B0F0"/>
+          <w:lang w:val="en-GB"/>
+        </w:rPr>
+      </w:pPr>
+      <w:r>
+        <w:rPr>
+          <w:color w:val="00B0F0"/>
           <w:lang w:val="en-GB"/>
         </w:rPr>
         <w:t>Be as descriptive as you can.  Think about how much information you will provide a possible financial backer to make them care about the problem and make an investment.</w:t>
@@ -1115,11 +1128,13 @@
       <w:pPr>
         <w:jc w:val="both"/>
         <w:rPr>
-          <w:lang w:val="en-GB"/>
-        </w:rPr>
-      </w:pPr>
-      <w:r>
-        <w:rPr>
+          <w:color w:val="00B0F0"/>
+          <w:lang w:val="en-GB"/>
+        </w:rPr>
+      </w:pPr>
+      <w:r>
+        <w:rPr>
+          <w:color w:val="00B0F0"/>
           <w:lang w:val="en-GB"/>
         </w:rPr>
         <w:t>This is the literature review section of the document.  In order for reader to better understand the problem, this section must provide an overview of the problem area using existing sources, e.g. web references, conference papers, white papers, patents or journal articles.  You are required to use proper APA referencing.  The idea with this section is that if a reader has no knowledge of the real-world problem area; this section should provide them enough background to understand the issue, e.g. an overview of the process that healthcare workers use when visiting patients in remote areas.</w:t>
@@ -1403,7 +1418,7 @@
         <mc:AlternateContent>
           <mc:Choice Requires="wpg">
             <w:drawing>
-              <wp:inline distT="0" distB="0" distL="0" distR="0" wp14:anchorId="33451930" wp14:editId="4CFC44E4">
+              <wp:inline distT="0" distB="0" distL="0" distR="0" wp14:anchorId="33451930" wp14:editId="1780FF7B">
                 <wp:extent cx="5439266" cy="4260916"/>
                 <wp:effectExtent l="0" t="0" r="0" b="6350"/>
                 <wp:docPr id="3" name="Group 3"/>
@@ -1524,7 +1539,7 @@
           </mc:Choice>
           <mc:Fallback>
             <w:pict>
-              <v:group w14:anchorId="33451930" id="Group 3" o:spid="_x0000_s1026" style="width:428.3pt;height:335.5pt;mso-position-horizontal-relative:char;mso-position-vertical-relative:line" coordsize="57277,45269" o:gfxdata="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